--- a/Diplomarbeit_VR_2025 (1) (Automatisch wiederhergestellt) 1.docx
+++ b/Diplomarbeit_VR_2025 (1) (Automatisch wiederhergestellt) 1.docx
@@ -15292,6 +15292,7 @@
     <w:p>
       <w:pPr>
         <w:pStyle w:val="Heading2"/>
+        <w:spacing w:line="360" w:lineRule="auto"/>
       </w:pPr>
       <w:r>
         <w:lastRenderedPageBreak/>
@@ -15300,6 +15301,7 @@
     </w:p>
     <w:p>
       <w:pPr>
+        <w:spacing w:line="360" w:lineRule="auto"/>
         <w:rPr>
           <w:lang w:val="de-AT" w:eastAsia="de-AT"/>
         </w:rPr>
@@ -15309,6 +15311,118 @@
           <w:lang w:val="de-AT" w:eastAsia="de-AT"/>
         </w:rPr>
         <w:t>Für Unity Projekte gibt es sehr viele Assets, die von anderen Usern angefertigt werden und auf verschiedenen Marktplätzen, wie etwa dem Unity Marketplace oder anderen Websiten wie Sketchfab, Fab, etc entweder kostenlos oder auch kostenpflichtig erworben und heruntergeladen werden können. Es muss dabei darauf geachtet werden, dass das jeweilige Asset mit der verwendeten Unity-Editor Version übereinstimmt. Sonst kann es zu Fehlern kommen. Die Unity-Editor Version kann im Fenster „Projekte“ des Unity Hubs herausgefunden werden.</w:t>
+      </w:r>
+      <w:r>
+        <w:rPr>
+          <w:lang w:val="de-AT" w:eastAsia="de-AT"/>
+        </w:rPr>
+        <w:t xml:space="preserve"> Nachdem das Asset heruntergeladen wurde, kann es wie bei den Texturen </w:t>
+      </w:r>
+      <w:r>
+        <w:rPr>
+          <w:lang w:val="de-AT" w:eastAsia="de-AT"/>
+        </w:rPr>
+        <w:t xml:space="preserve">entpackt und </w:t>
+      </w:r>
+      <w:r>
+        <w:rPr>
+          <w:lang w:val="de-AT" w:eastAsia="de-AT"/>
+        </w:rPr>
+        <w:t>ins Projekt importiert werden.</w:t>
+      </w:r>
+      <w:r>
+        <w:rPr>
+          <w:lang w:val="de-AT" w:eastAsia="de-AT"/>
+        </w:rPr>
+        <w:t xml:space="preserve"> Normalerweise befinden sich bereits erstellte und beigefügte Texturen im Ordner. Diese müssen </w:t>
+      </w:r>
+      <w:r>
+        <w:rPr>
+          <w:lang w:val="de-AT" w:eastAsia="de-AT"/>
+        </w:rPr>
+        <w:t xml:space="preserve">jedoch noch zur Anwendung auf 3D-Objekten </w:t>
+      </w:r>
+      <w:r>
+        <w:rPr>
+          <w:lang w:val="de-AT" w:eastAsia="de-AT"/>
+        </w:rPr>
+        <w:t>zu Material</w:t>
+      </w:r>
+      <w:r>
+        <w:rPr>
+          <w:lang w:val="de-AT" w:eastAsia="de-AT"/>
+        </w:rPr>
+        <w:t>ien</w:t>
+      </w:r>
+      <w:r>
+        <w:rPr>
+          <w:lang w:val="de-AT" w:eastAsia="de-AT"/>
+        </w:rPr>
+        <w:t xml:space="preserve"> zusammengebaut werden.</w:t>
+      </w:r>
+    </w:p>
+    <w:p>
+      <w:pPr>
+        <w:spacing w:line="360" w:lineRule="auto"/>
+        <w:rPr>
+          <w:lang w:val="de-AT" w:eastAsia="de-AT"/>
+        </w:rPr>
+      </w:pPr>
+      <w:r>
+        <w:rPr>
+          <w:lang w:val="de-AT" w:eastAsia="de-AT"/>
+        </w:rPr>
+        <w:t>Materialien sind die Grundbausteine jeder schön aufbereiteten Szene. Sie dienen vielen verschiedenen Zwecken: Als Wegweiser, zum Markieren wichtiger Stellen oder einfach um das Level gut aussehen zu lassen.</w:t>
+      </w:r>
+    </w:p>
+    <w:p>
+      <w:pPr>
+        <w:spacing w:line="360" w:lineRule="auto"/>
+        <w:rPr>
+          <w:lang w:val="de-AT" w:eastAsia="de-AT"/>
+        </w:rPr>
+      </w:pPr>
+      <w:r>
+        <w:rPr>
+          <w:lang w:val="de-AT" w:eastAsia="de-AT"/>
+        </w:rPr>
+        <w:t>Um ein neues Material zu erstellen, müssen zuerst alle benötigten Texturen bereitliegen. Nun kann im Projektmanager mit einem Klick aufs „+“ oder einem Rechtsklick auf eine leere Fläche ein neues Material erstellt werden. Dieses besitzt ebenso wie das Terrain verschiedene Felder, in die die einzelnen Maps eingefügt werden sollen.</w:t>
+      </w:r>
+      <w:r>
+        <w:rPr>
+          <w:lang w:val="de-AT" w:eastAsia="de-AT"/>
+        </w:rPr>
+        <w:t xml:space="preserve"> Der Unterschied zwischen den Terraintexturen und dem Material ist, dass es mehr Maps </w:t>
+      </w:r>
+      <w:r>
+        <w:rPr>
+          <w:lang w:val="de-AT" w:eastAsia="de-AT"/>
+        </w:rPr>
+        <w:t>gibt,</w:t>
+      </w:r>
+      <w:r>
+        <w:rPr>
+          <w:lang w:val="de-AT" w:eastAsia="de-AT"/>
+        </w:rPr>
+        <w:t xml:space="preserve"> die einzufügen sind.</w:t>
+      </w:r>
+      <w:r>
+        <w:rPr>
+          <w:lang w:val="de-AT" w:eastAsia="de-AT"/>
+        </w:rPr>
+        <w:t xml:space="preserve"> Außerdem lassen sich Materialien noch mehr konfigurieren und bearbeiten als Texturen.</w:t>
+      </w:r>
+      <w:r>
+        <w:rPr>
+          <w:lang w:val="de-AT" w:eastAsia="de-AT"/>
+        </w:rPr>
+        <w:t xml:space="preserve"> Es können auch eigene Materialien erstellt werden, entweder mit oder ohne Textur. </w:t>
+      </w:r>
+      <w:r>
+        <w:rPr>
+          <w:lang w:val="de-AT" w:eastAsia="de-AT"/>
+        </w:rPr>
+        <w:t>Dazu muss einfach ein neues Material erstellt werden. Nun kann Farbe, Rauheit und das Ausmaß des metallischen Glanzes eingestellt werden. Falls eine selbst erstellte Textur (inklusive Normal-, Metallic- und Occlusion-Map) vorhanden ist, kann diese natürlich auch ganz normal eingefügt werden.</w:t>
       </w:r>
     </w:p>
     <w:p>
@@ -26355,110 +26469,6 @@
 </file>
 
 <file path=customXml/item1.xml><?xml version="1.0" encoding="utf-8"?>
-<b:Sources xmlns:b="http://schemas.openxmlformats.org/officeDocument/2006/bibliography" xmlns="http://schemas.openxmlformats.org/officeDocument/2006/bibliography" SelectedStyle="\APASixthEditionOfficeOnline.xsl" StyleName="APA" Version="6">
-  <b:Source>
-    <b:Tag>Hub20</b:Tag>
-    <b:SourceType>Book</b:SourceType>
-    <b:Guid>{311EF955-AD55-4374-8FB0-E32F32312E42}</b:Guid>
-    <b:Author>
-      <b:Author>
-        <b:NameList>
-          <b:Person>
-            <b:Last>Huber</b:Last>
-            <b:First>Anton</b:First>
-          </b:Person>
-        </b:NameList>
-      </b:Author>
-    </b:Author>
-    <b:Title>Geburtstagsplanung</b:Title>
-    <b:Year>2020</b:Year>
-    <b:RefOrder>2</b:RefOrder>
-  </b:Source>
-  <b:Source>
-    <b:Tag>Krä21</b:Tag>
-    <b:SourceType>InternetSite</b:SourceType>
-    <b:Guid>{45205317-F83F-45D0-A710-3EBC4B0B40C0}</b:Guid>
-    <b:Title>Kräfteparallelogramm</b:Title>
-    <b:InternetSiteTitle>Wikipedia</b:InternetSiteTitle>
-    <b:Year>2021</b:Year>
-    <b:Month>10</b:Month>
-    <b:Day>31</b:Day>
-    <b:URL>https://de.wikipedia.org/wiki/Kräfteparallelogramm</b:URL>
-    <b:RefOrder>4</b:RefOrder>
-  </b:Source>
-  <b:Source>
-    <b:Tag>Kra22</b:Tag>
-    <b:SourceType>Misc</b:SourceType>
-    <b:Guid>{9898A059-6220-45E6-A169-3265F6F89882}</b:Guid>
-    <b:Title>INFI-Mitschrift 5. Klasse</b:Title>
-    <b:Year>2022</b:Year>
-    <b:Month>6</b:Month>
-    <b:Day>1</b:Day>
-    <b:Author>
-      <b:Author>
-        <b:NameList>
-          <b:Person>
-            <b:Last>Krajsek-Pilz</b:Last>
-            <b:First>Jürgen</b:First>
-          </b:Person>
-        </b:NameList>
-      </b:Author>
-    </b:Author>
-    <b:RefOrder>3</b:RefOrder>
-  </b:Source>
-  <b:Source>
-    <b:Tag>Unt23</b:Tag>
-    <b:SourceType>InternetSite</b:SourceType>
-    <b:Guid>{A0CC50F5-D8A8-4532-BB87-DBE51725F0A1}</b:Guid>
-    <b:Title>Unternehmensseite Fa. Forster</b:Title>
-    <b:YearAccessed>2023</b:YearAccessed>
-    <b:URL>www.forster.at/history.html</b:URL>
-    <b:InternetSiteTitle>Geschichte der Fa. Forster</b:InternetSiteTitle>
-    <b:RefOrder>5</b:RefOrder>
-  </b:Source>
-  <b:Source>
-    <b:Tag>Kra</b:Tag>
-    <b:SourceType>InternetSite</b:SourceType>
-    <b:Guid>{FADF93EE-FCC7-45BB-BB22-69131ECBCBAB}</b:Guid>
-    <b:Title>Artikel zu Wälzlager</b:Title>
-    <b:InternetSiteTitle>Wikipedia</b:InternetSiteTitle>
-    <b:URL>wikepedia.com/de/Wälzlager.html</b:URL>
-    <b:Author>
-      <b:Author>
-        <b:NameList>
-          <b:Person>
-            <b:Last>Krajsek</b:Last>
-            <b:First>Jürgen</b:First>
-          </b:Person>
-        </b:NameList>
-      </b:Author>
-    </b:Author>
-    <b:RefOrder>1</b:RefOrder>
-  </b:Source>
-</b:Sources>
-</file>
-
-<file path=customXml/item2.xml><?xml version="1.0" encoding="utf-8"?>
-<?mso-contentType ?>
-<FormTemplates xmlns="http://schemas.microsoft.com/sharepoint/v3/contenttype/forms">
-  <Display>DocumentLibraryForm</Display>
-  <Edit>DocumentLibraryForm</Edit>
-  <New>DocumentLibraryForm</New>
-</FormTemplates>
-</file>
-
-<file path=customXml/item3.xml><?xml version="1.0" encoding="utf-8"?>
-<p:properties xmlns:p="http://schemas.microsoft.com/office/2006/metadata/properties" xmlns:xsi="http://www.w3.org/2001/XMLSchema-instance" xmlns:pc="http://schemas.microsoft.com/office/infopath/2007/PartnerControls">
-  <documentManagement>
-    <lcf76f155ced4ddcb4097134ff3c332f xmlns="becce21f-4543-4ee3-84d8-746b4cf7c34b">
-      <Terms xmlns="http://schemas.microsoft.com/office/infopath/2007/PartnerControls"/>
-    </lcf76f155ced4ddcb4097134ff3c332f>
-    <TaxCatchAll xmlns="33483e06-99ee-4919-8fc9-f487e9b68a5e" xsi:nil="true"/>
-  </documentManagement>
-</p:properties>
-</file>
-
-<file path=customXml/item4.xml><?xml version="1.0" encoding="utf-8"?>
 <ct:contentTypeSchema xmlns:ct="http://schemas.microsoft.com/office/2006/metadata/contentType" xmlns:ma="http://schemas.microsoft.com/office/2006/metadata/properties/metaAttributes" ct:_="" ma:_="" ma:contentTypeName="Dokument" ma:contentTypeID="0x010100A8F5BF947EC0D341A1881746B7B9D304" ma:contentTypeVersion="11" ma:contentTypeDescription="Ein neues Dokument erstellen." ma:contentTypeScope="" ma:versionID="b8a3b616b9fa3a06cdeb17f67f7dc9eb">
   <xsd:schema xmlns:xsd="http://www.w3.org/2001/XMLSchema" xmlns:xs="http://www.w3.org/2001/XMLSchema" xmlns:p="http://schemas.microsoft.com/office/2006/metadata/properties" xmlns:ns2="becce21f-4543-4ee3-84d8-746b4cf7c34b" xmlns:ns3="33483e06-99ee-4919-8fc9-f487e9b68a5e" targetNamespace="http://schemas.microsoft.com/office/2006/metadata/properties" ma:root="true" ma:fieldsID="e91b5f85bd71485d9c2eb44e51a236b9" ns2:_="" ns3:_="">
     <xsd:import namespace="becce21f-4543-4ee3-84d8-746b4cf7c34b"/>
@@ -26653,34 +26663,111 @@
 </ct:contentTypeSchema>
 </file>
 
-<file path=customXml/itemProps1.xml><?xml version="1.0" encoding="utf-8"?>
-<ds:datastoreItem xmlns:ds="http://schemas.openxmlformats.org/officeDocument/2006/customXml" ds:itemID="{83BDC9B3-361D-48CA-A145-9ABBAC96B98D}">
-  <ds:schemaRefs>
-    <ds:schemaRef ds:uri="http://schemas.openxmlformats.org/officeDocument/2006/bibliography"/>
-  </ds:schemaRefs>
-</ds:datastoreItem>
+<file path=customXml/item2.xml><?xml version="1.0" encoding="utf-8"?>
+<p:properties xmlns:p="http://schemas.microsoft.com/office/2006/metadata/properties" xmlns:xsi="http://www.w3.org/2001/XMLSchema-instance" xmlns:pc="http://schemas.microsoft.com/office/infopath/2007/PartnerControls">
+  <documentManagement>
+    <lcf76f155ced4ddcb4097134ff3c332f xmlns="becce21f-4543-4ee3-84d8-746b4cf7c34b">
+      <Terms xmlns="http://schemas.microsoft.com/office/infopath/2007/PartnerControls"/>
+    </lcf76f155ced4ddcb4097134ff3c332f>
+    <TaxCatchAll xmlns="33483e06-99ee-4919-8fc9-f487e9b68a5e" xsi:nil="true"/>
+  </documentManagement>
+</p:properties>
 </file>
 
-<file path=customXml/itemProps2.xml><?xml version="1.0" encoding="utf-8"?>
-<ds:datastoreItem xmlns:ds="http://schemas.openxmlformats.org/officeDocument/2006/customXml" ds:itemID="{E8816930-ADFD-4DC6-9639-98C941E432BA}">
-  <ds:schemaRefs>
-    <ds:schemaRef ds:uri="http://schemas.microsoft.com/sharepoint/v3/contenttype/forms"/>
-  </ds:schemaRefs>
-</ds:datastoreItem>
+<file path=customXml/item3.xml><?xml version="1.0" encoding="utf-8"?>
+<b:Sources xmlns:b="http://schemas.openxmlformats.org/officeDocument/2006/bibliography" xmlns="http://schemas.openxmlformats.org/officeDocument/2006/bibliography" SelectedStyle="\APASixthEditionOfficeOnline.xsl" StyleName="APA" Version="6">
+  <b:Source>
+    <b:Tag>Hub20</b:Tag>
+    <b:SourceType>Book</b:SourceType>
+    <b:Guid>{311EF955-AD55-4374-8FB0-E32F32312E42}</b:Guid>
+    <b:Author>
+      <b:Author>
+        <b:NameList>
+          <b:Person>
+            <b:Last>Huber</b:Last>
+            <b:First>Anton</b:First>
+          </b:Person>
+        </b:NameList>
+      </b:Author>
+    </b:Author>
+    <b:Title>Geburtstagsplanung</b:Title>
+    <b:Year>2020</b:Year>
+    <b:RefOrder>2</b:RefOrder>
+  </b:Source>
+  <b:Source>
+    <b:Tag>Krä21</b:Tag>
+    <b:SourceType>InternetSite</b:SourceType>
+    <b:Guid>{45205317-F83F-45D0-A710-3EBC4B0B40C0}</b:Guid>
+    <b:Title>Kräfteparallelogramm</b:Title>
+    <b:InternetSiteTitle>Wikipedia</b:InternetSiteTitle>
+    <b:Year>2021</b:Year>
+    <b:Month>10</b:Month>
+    <b:Day>31</b:Day>
+    <b:URL>https://de.wikipedia.org/wiki/Kräfteparallelogramm</b:URL>
+    <b:RefOrder>4</b:RefOrder>
+  </b:Source>
+  <b:Source>
+    <b:Tag>Kra22</b:Tag>
+    <b:SourceType>Misc</b:SourceType>
+    <b:Guid>{9898A059-6220-45E6-A169-3265F6F89882}</b:Guid>
+    <b:Title>INFI-Mitschrift 5. Klasse</b:Title>
+    <b:Year>2022</b:Year>
+    <b:Month>6</b:Month>
+    <b:Day>1</b:Day>
+    <b:Author>
+      <b:Author>
+        <b:NameList>
+          <b:Person>
+            <b:Last>Krajsek-Pilz</b:Last>
+            <b:First>Jürgen</b:First>
+          </b:Person>
+        </b:NameList>
+      </b:Author>
+    </b:Author>
+    <b:RefOrder>3</b:RefOrder>
+  </b:Source>
+  <b:Source>
+    <b:Tag>Unt23</b:Tag>
+    <b:SourceType>InternetSite</b:SourceType>
+    <b:Guid>{A0CC50F5-D8A8-4532-BB87-DBE51725F0A1}</b:Guid>
+    <b:Title>Unternehmensseite Fa. Forster</b:Title>
+    <b:YearAccessed>2023</b:YearAccessed>
+    <b:URL>www.forster.at/history.html</b:URL>
+    <b:InternetSiteTitle>Geschichte der Fa. Forster</b:InternetSiteTitle>
+    <b:RefOrder>5</b:RefOrder>
+  </b:Source>
+  <b:Source>
+    <b:Tag>Kra</b:Tag>
+    <b:SourceType>InternetSite</b:SourceType>
+    <b:Guid>{FADF93EE-FCC7-45BB-BB22-69131ECBCBAB}</b:Guid>
+    <b:Title>Artikel zu Wälzlager</b:Title>
+    <b:InternetSiteTitle>Wikipedia</b:InternetSiteTitle>
+    <b:URL>wikepedia.com/de/Wälzlager.html</b:URL>
+    <b:Author>
+      <b:Author>
+        <b:NameList>
+          <b:Person>
+            <b:Last>Krajsek</b:Last>
+            <b:First>Jürgen</b:First>
+          </b:Person>
+        </b:NameList>
+      </b:Author>
+    </b:Author>
+    <b:RefOrder>1</b:RefOrder>
+  </b:Source>
+</b:Sources>
 </file>
 
-<file path=customXml/itemProps3.xml><?xml version="1.0" encoding="utf-8"?>
-<ds:datastoreItem xmlns:ds="http://schemas.openxmlformats.org/officeDocument/2006/customXml" ds:itemID="{ED18521F-FED6-435D-90C9-092167F29ABF}">
-  <ds:schemaRefs>
-    <ds:schemaRef ds:uri="http://schemas.microsoft.com/office/2006/metadata/properties"/>
-    <ds:schemaRef ds:uri="http://schemas.microsoft.com/office/infopath/2007/PartnerControls"/>
-    <ds:schemaRef ds:uri="becce21f-4543-4ee3-84d8-746b4cf7c34b"/>
-    <ds:schemaRef ds:uri="33483e06-99ee-4919-8fc9-f487e9b68a5e"/>
-  </ds:schemaRefs>
-</ds:datastoreItem>
+<file path=customXml/item4.xml><?xml version="1.0" encoding="utf-8"?>
+<?mso-contentType ?>
+<FormTemplates xmlns="http://schemas.microsoft.com/sharepoint/v3/contenttype/forms">
+  <Display>DocumentLibraryForm</Display>
+  <Edit>DocumentLibraryForm</Edit>
+  <New>DocumentLibraryForm</New>
+</FormTemplates>
 </file>
 
-<file path=customXml/itemProps4.xml><?xml version="1.0" encoding="utf-8"?>
+<file path=customXml/itemProps1.xml><?xml version="1.0" encoding="utf-8"?>
 <ds:datastoreItem xmlns:ds="http://schemas.openxmlformats.org/officeDocument/2006/customXml" ds:itemID="{D1E948E3-A0AD-4F13-86CF-3182E09FE137}">
   <ds:schemaRefs>
     <ds:schemaRef ds:uri="http://schemas.microsoft.com/office/2006/metadata/contentType"/>
@@ -26697,4 +26784,31 @@
     <ds:schemaRef ds:uri="http://schemas.microsoft.com/internal/obd"/>
   </ds:schemaRefs>
 </ds:datastoreItem>
+</file>
+
+<file path=customXml/itemProps2.xml><?xml version="1.0" encoding="utf-8"?>
+<ds:datastoreItem xmlns:ds="http://schemas.openxmlformats.org/officeDocument/2006/customXml" ds:itemID="{ED18521F-FED6-435D-90C9-092167F29ABF}">
+  <ds:schemaRefs>
+    <ds:schemaRef ds:uri="http://schemas.microsoft.com/office/2006/metadata/properties"/>
+    <ds:schemaRef ds:uri="http://schemas.microsoft.com/office/infopath/2007/PartnerControls"/>
+    <ds:schemaRef ds:uri="becce21f-4543-4ee3-84d8-746b4cf7c34b"/>
+    <ds:schemaRef ds:uri="33483e06-99ee-4919-8fc9-f487e9b68a5e"/>
+  </ds:schemaRefs>
+</ds:datastoreItem>
+</file>
+
+<file path=customXml/itemProps3.xml><?xml version="1.0" encoding="utf-8"?>
+<ds:datastoreItem xmlns:ds="http://schemas.openxmlformats.org/officeDocument/2006/customXml" ds:itemID="{83BDC9B3-361D-48CA-A145-9ABBAC96B98D}">
+  <ds:schemaRefs>
+    <ds:schemaRef ds:uri="http://schemas.openxmlformats.org/officeDocument/2006/bibliography"/>
+  </ds:schemaRefs>
+</ds:datastoreItem>
+</file>
+
+<file path=customXml/itemProps4.xml><?xml version="1.0" encoding="utf-8"?>
+<ds:datastoreItem xmlns:ds="http://schemas.openxmlformats.org/officeDocument/2006/customXml" ds:itemID="{E8816930-ADFD-4DC6-9639-98C941E432BA}">
+  <ds:schemaRefs>
+    <ds:schemaRef ds:uri="http://schemas.microsoft.com/sharepoint/v3/contenttype/forms"/>
+  </ds:schemaRefs>
+</ds:datastoreItem>
 </file>
--- a/Diplomarbeit_VR_2025 (1) (Automatisch wiederhergestellt) 1.docx
+++ b/Diplomarbeit_VR_2025 (1) (Automatisch wiederhergestellt) 1.docx
@@ -14496,13 +14496,37 @@
         <w:spacing w:line="360" w:lineRule="auto"/>
       </w:pPr>
       <w:r>
-        <w:t>In der Unity Engine kann man ganz einfach fertige, von Unity bereitgestellte 3D-Objekte in die Szene hinzufügen. Dazu muss man nur im Projektbaum auf „</w:t>
-      </w:r>
-      <w:r>
-        <w:t>+</w:t>
-      </w:r>
-      <w:r>
-        <w:t>“ klicken (alternativ kann man auch Rechtsklick im Projektbaum-Fenster drücken) und bei 3D-Objekte kann man dann zwischen einigen verschiedenen Formen auswählen. Zu diesen Formen zählen:</w:t>
+        <w:t xml:space="preserve">In der Unity Engine </w:t>
+      </w:r>
+      <w:r>
+        <w:t>können</w:t>
+      </w:r>
+      <w:r>
+        <w:t xml:space="preserve"> ganz einfach fertige, von Unity bereitgestellte 3D-Objekte in die Szene </w:t>
+      </w:r>
+      <w:r>
+        <w:t>hinzugefügt werden</w:t>
+      </w:r>
+      <w:r>
+        <w:t xml:space="preserve">. Dazu muss </w:t>
+      </w:r>
+      <w:r>
+        <w:t>im Projektbaum nur auf „+“ geklickt werden</w:t>
+      </w:r>
+      <w:r>
+        <w:t xml:space="preserve"> (alternativ kann auch Rechtsklick im Projektbaum-Fenster </w:t>
+      </w:r>
+      <w:r>
+        <w:t>gedrückt werden</w:t>
+      </w:r>
+      <w:r>
+        <w:t>) und bei 3D-Objekte kann dann zwischen einigen verschiedenen Formen aus</w:t>
+      </w:r>
+      <w:r>
+        <w:t>gewählt werden</w:t>
+      </w:r>
+      <w:r>
+        <w:t>. Zu diesen Formen zählen:</w:t>
       </w:r>
     </w:p>
     <w:p>
@@ -14654,10 +14678,43 @@
       </w:pPr>
       <w:r>
         <w:lastRenderedPageBreak/>
-        <w:t>Wenn man nun solch ein Objekt zu einer Szene hinzufügt</w:t>
-      </w:r>
-      <w:r>
-        <w:t>, kann man es nach seinen Vorstellungen verändern. Man kann seine Größe mit dem „Scale“-Tool anpassen, sowie seine Position und Rotation mit den Tools „Move“ und „Rotate“ ändern.</w:t>
+        <w:t>Wenn nun solch ein Objekt zu einer Szene hinzufügt</w:t>
+      </w:r>
+      <w:r>
+        <w:t xml:space="preserve"> wird</w:t>
+      </w:r>
+      <w:r>
+        <w:t>, kann es nach seinen Vorstellungen veränder</w:t>
+      </w:r>
+      <w:r>
+        <w:t>t werden</w:t>
+      </w:r>
+      <w:r>
+        <w:t>.</w:t>
+      </w:r>
+      <w:r>
+        <w:t xml:space="preserve"> S</w:t>
+      </w:r>
+      <w:r>
+        <w:t xml:space="preserve">eine Größe </w:t>
+      </w:r>
+      <w:r>
+        <w:t xml:space="preserve">ist </w:t>
+      </w:r>
+      <w:r>
+        <w:t>mit dem „Scale“-Tool anpas</w:t>
+      </w:r>
+      <w:r>
+        <w:t>sbar.</w:t>
+      </w:r>
+      <w:r>
+        <w:t xml:space="preserve"> </w:t>
+      </w:r>
+      <w:r>
+        <w:t>S</w:t>
+      </w:r>
+      <w:r>
+        <w:t>eine Position und Rotation mit den Tools „Move“ und „Rotate“.</w:t>
       </w:r>
       <w:r>
         <w:t xml:space="preserve"> All diese Möglichkeiten zur Änderung von Objekten sind in einem Tool, das sich „Transform“ nennt, zusammengefasst. Zusätzlich gibt es auch noch das „Rect“-</w:t>
@@ -14666,7 +14723,25 @@
         <w:t>Tool, mit</w:t>
       </w:r>
       <w:r>
-        <w:t xml:space="preserve"> dessen Hilfe man die Größe und Abstände einzelner Seitenflächen um einiges einfacher als mit dem „Scale“-Tool verändern kann.</w:t>
+        <w:t xml:space="preserve"> dessen Hilfe die Größe und Abstände einzelner Seitenflächen</w:t>
+      </w:r>
+      <w:r>
+        <w:t>,</w:t>
+      </w:r>
+      <w:r>
+        <w:t xml:space="preserve"> um einiges einfacher als mit dem „Scale“-Tool</w:t>
+      </w:r>
+      <w:r>
+        <w:t>,</w:t>
+      </w:r>
+      <w:r>
+        <w:t xml:space="preserve"> veränder</w:t>
+      </w:r>
+      <w:r>
+        <w:t>t werden können</w:t>
+      </w:r>
+      <w:r>
+        <w:t>.</w:t>
       </w:r>
     </w:p>
     <w:p>
@@ -14729,13 +14804,37 @@
         <w:rPr>
           <w:lang w:val="de-AT" w:eastAsia="de-AT"/>
         </w:rPr>
-        <w:t xml:space="preserve">Nachdem man, wie im vorherigen Kapitel bereits erwähnt, ein Terrain zu einer Szene hinzugefügt hat, kann man es mit </w:t>
-      </w:r>
-      <w:r>
-        <w:rPr>
-          <w:lang w:val="de-AT" w:eastAsia="de-AT"/>
-        </w:rPr>
-        <w:t>dem „Paint-Terrain“-Tool bearbeiten. Zu diesem Tool gehören verschiedene Funktionen:</w:t>
+        <w:t>Nachdem, wie im vorherigen Kapitel bereits erwähnt, ein Terrain zu einer Szene hinzugefügt</w:t>
+      </w:r>
+      <w:r>
+        <w:rPr>
+          <w:lang w:val="de-AT" w:eastAsia="de-AT"/>
+        </w:rPr>
+        <w:t xml:space="preserve"> wurde</w:t>
+      </w:r>
+      <w:r>
+        <w:rPr>
+          <w:lang w:val="de-AT" w:eastAsia="de-AT"/>
+        </w:rPr>
+        <w:t xml:space="preserve">, kann es mit </w:t>
+      </w:r>
+      <w:r>
+        <w:rPr>
+          <w:lang w:val="de-AT" w:eastAsia="de-AT"/>
+        </w:rPr>
+        <w:t xml:space="preserve">dem „Paint-Terrain“-Tool </w:t>
+      </w:r>
+      <w:r>
+        <w:rPr>
+          <w:lang w:val="de-AT" w:eastAsia="de-AT"/>
+        </w:rPr>
+        <w:t>bearbeitet werden</w:t>
+      </w:r>
+      <w:r>
+        <w:rPr>
+          <w:lang w:val="de-AT" w:eastAsia="de-AT"/>
+        </w:rPr>
+        <w:t>. Zu diesem Tool gehören verschiedene Funktionen:</w:t>
       </w:r>
     </w:p>
     <w:p>
@@ -14923,13 +15022,37 @@
         <w:rPr>
           <w:lang w:val="de-AT" w:eastAsia="de-AT"/>
         </w:rPr>
-        <w:t xml:space="preserve"> schon aus dem Namen ableiten. Mithilfe dieses Tools lässt sich nämlich die Höhe eines Terrains verändern. Um das zu bewerkstelligen, muss man erst einen Pinsel auswählen.</w:t>
-      </w:r>
-      <w:r>
-        <w:rPr>
-          <w:lang w:val="de-AT" w:eastAsia="de-AT"/>
-        </w:rPr>
-        <w:t xml:space="preserve"> Es gibt einige von Unity vorgefertigte Pinsel zur Auswahl, man kann jedoch auch eigene Pinsel importieren.</w:t>
+        <w:t xml:space="preserve"> schon aus dem Namen ableiten. Mithilfe dieses Tools lässt sich nämlich die Höhe eines Terrains verändern. Um das zu bewerkstelligen, muss erst einen Pinsel aus</w:t>
+      </w:r>
+      <w:r>
+        <w:rPr>
+          <w:lang w:val="de-AT" w:eastAsia="de-AT"/>
+        </w:rPr>
+        <w:t>gewählt werden</w:t>
+      </w:r>
+      <w:r>
+        <w:rPr>
+          <w:lang w:val="de-AT" w:eastAsia="de-AT"/>
+        </w:rPr>
+        <w:t>.</w:t>
+      </w:r>
+      <w:r>
+        <w:rPr>
+          <w:lang w:val="de-AT" w:eastAsia="de-AT"/>
+        </w:rPr>
+        <w:t xml:space="preserve"> Es gibt einige von Unity vorgefertigte Pinsel zur Auswahl, </w:t>
+      </w:r>
+      <w:r>
+        <w:rPr>
+          <w:lang w:val="de-AT" w:eastAsia="de-AT"/>
+        </w:rPr>
+        <w:t>der Import eigener Pinsel ist jedoch auch möglich</w:t>
+      </w:r>
+      <w:r>
+        <w:rPr>
+          <w:lang w:val="de-AT" w:eastAsia="de-AT"/>
+        </w:rPr>
+        <w:t>.</w:t>
       </w:r>
       <w:r>
         <w:rPr>
@@ -14959,13 +15082,43 @@
         <w:rPr>
           <w:lang w:val="de-AT" w:eastAsia="de-AT"/>
         </w:rPr>
-        <w:t xml:space="preserve"> die Form des anzupassenden Flecks des Terrains an. Auch die Größe, beziehungsweise der Durchmesser dieses Flecks lässt sich einstellen. Dies funktioniert mithilfe eines Schiebereglers, alternativ kann man genaue Werte jedoch auch einfach eingeben. Ebenfalls so einstellbar ist die Deckkraft des Pinsels. Im Falle des „Raise or Lower Terrain“-Tools stellt dieser Wert ein, wie schnell sich ein Berg in die Höhe, beziehungsweise eine Grube in die Tiefe ziehen lässt.</w:t>
-      </w:r>
-      <w:r>
-        <w:rPr>
-          <w:lang w:val="de-AT" w:eastAsia="de-AT"/>
-        </w:rPr>
-        <w:t xml:space="preserve"> Es empfiehlt sich beide Werte niedrig zu halten, da man andernfalls häufig kleinere Stellen korrigieren muss.</w:t>
+        <w:t xml:space="preserve"> die Form des anzupassenden Flecks des Terrains an. Auch die Größe, beziehungsweise der Durchmesser dieses Flecks lässt sich einstellen. Dies funktioniert mithilfe eines Schiebereglers, alternativ </w:t>
+      </w:r>
+      <w:r>
+        <w:rPr>
+          <w:lang w:val="de-AT" w:eastAsia="de-AT"/>
+        </w:rPr>
+        <w:t>können</w:t>
+      </w:r>
+      <w:r>
+        <w:rPr>
+          <w:lang w:val="de-AT" w:eastAsia="de-AT"/>
+        </w:rPr>
+        <w:t xml:space="preserve"> genaue Werte auch einfach einge</w:t>
+      </w:r>
+      <w:r>
+        <w:rPr>
+          <w:lang w:val="de-AT" w:eastAsia="de-AT"/>
+        </w:rPr>
+        <w:t>geben werden</w:t>
+      </w:r>
+      <w:r>
+        <w:rPr>
+          <w:lang w:val="de-AT" w:eastAsia="de-AT"/>
+        </w:rPr>
+        <w:t>. Ebenfalls so einstellbar ist die Deckkraft des Pinsels. Im Falle des „Raise or Lower Terrain“-Tools stellt dieser Wert ein, wie schnell sich ein Berg in die Höhe, beziehungsweise eine Grube in die Tiefe ziehen lässt.</w:t>
+      </w:r>
+      <w:r>
+        <w:rPr>
+          <w:lang w:val="de-AT" w:eastAsia="de-AT"/>
+        </w:rPr>
+        <w:t xml:space="preserve"> Es empfiehlt sich beide Werte niedrig zu halten, da andernfalls häufig kleinere Stellen </w:t>
+      </w:r>
+      <w:r>
+        <w:rPr>
+          <w:lang w:val="de-AT" w:eastAsia="de-AT"/>
+        </w:rPr>
+        <w:t>korrigiert werden müssen.</w:t>
       </w:r>
     </w:p>
     <w:p>
@@ -14979,25 +15132,73 @@
         <w:rPr>
           <w:lang w:val="de-AT" w:eastAsia="de-AT"/>
         </w:rPr>
-        <w:t>Um die Höhe des Terrains zu verändern</w:t>
-      </w:r>
-      <w:r>
-        <w:rPr>
-          <w:lang w:val="de-AT" w:eastAsia="de-AT"/>
-        </w:rPr>
-        <w:t>,</w:t>
-      </w:r>
-      <w:r>
-        <w:rPr>
-          <w:lang w:val="de-AT" w:eastAsia="de-AT"/>
-        </w:rPr>
-        <w:t xml:space="preserve"> muss man</w:t>
-      </w:r>
-      <w:r>
-        <w:rPr>
-          <w:lang w:val="de-AT" w:eastAsia="de-AT"/>
-        </w:rPr>
-        <w:t xml:space="preserve"> nun einfach Linksklick auf die Stelle klicken, die man erhöhen möchte. Umgekehrt kann man mit Shift</w:t>
+        <w:t xml:space="preserve">Um die Höhe des Terrains zu </w:t>
+      </w:r>
+      <w:r>
+        <w:rPr>
+          <w:lang w:val="de-AT" w:eastAsia="de-AT"/>
+        </w:rPr>
+        <w:t>verändern,</w:t>
+      </w:r>
+      <w:r>
+        <w:rPr>
+          <w:lang w:val="de-AT" w:eastAsia="de-AT"/>
+        </w:rPr>
+        <w:t xml:space="preserve"> muss </w:t>
+      </w:r>
+      <w:r>
+        <w:rPr>
+          <w:lang w:val="de-AT" w:eastAsia="de-AT"/>
+        </w:rPr>
+        <w:t xml:space="preserve">nun einfach </w:t>
+      </w:r>
+      <w:r>
+        <w:rPr>
+          <w:lang w:val="de-AT" w:eastAsia="de-AT"/>
+        </w:rPr>
+        <w:t xml:space="preserve">ein </w:t>
+      </w:r>
+      <w:r>
+        <w:rPr>
+          <w:lang w:val="de-AT" w:eastAsia="de-AT"/>
+        </w:rPr>
+        <w:t xml:space="preserve">Linksklick auf die Stelle </w:t>
+      </w:r>
+      <w:r>
+        <w:rPr>
+          <w:lang w:val="de-AT" w:eastAsia="de-AT"/>
+        </w:rPr>
+        <w:t>gemacht werden</w:t>
+      </w:r>
+      <w:r>
+        <w:rPr>
+          <w:lang w:val="de-AT" w:eastAsia="de-AT"/>
+        </w:rPr>
+        <w:t xml:space="preserve">, die </w:t>
+      </w:r>
+      <w:r>
+        <w:rPr>
+          <w:lang w:val="de-AT" w:eastAsia="de-AT"/>
+        </w:rPr>
+        <w:t>erhöht werden soll</w:t>
+      </w:r>
+      <w:r>
+        <w:rPr>
+          <w:lang w:val="de-AT" w:eastAsia="de-AT"/>
+        </w:rPr>
+        <w:t xml:space="preserve">. Umgekehrt kann </w:t>
+      </w:r>
+      <w:r>
+        <w:rPr>
+          <w:lang w:val="de-AT" w:eastAsia="de-AT"/>
+        </w:rPr>
+        <w:t xml:space="preserve">das Terrain </w:t>
+      </w:r>
+      <w:r>
+        <w:rPr>
+          <w:lang w:val="de-AT" w:eastAsia="de-AT"/>
+        </w:rPr>
+        <w:t>mit Shift</w:t>
       </w:r>
       <w:r>
         <w:rPr>
@@ -15027,13 +15228,7 @@
         <w:rPr>
           <w:lang w:val="de-AT" w:eastAsia="de-AT"/>
         </w:rPr>
-        <w:t xml:space="preserve">das </w:t>
-      </w:r>
-      <w:r>
-        <w:rPr>
-          <w:lang w:val="de-AT" w:eastAsia="de-AT"/>
-        </w:rPr>
-        <w:t>Terrain in die Tiefe ziehen.</w:t>
+        <w:t>in die Tiefe gezogen werden.</w:t>
       </w:r>
     </w:p>
     <w:p>
@@ -15164,14 +15359,28 @@
         <w:rPr>
           <w:lang w:val="de-AT" w:eastAsia="de-AT"/>
         </w:rPr>
-        <w:t xml:space="preserve">den heruntergeladenen Ordner gleich im Unity Projekt in einem spezialisierten Asset-Ordner zu speichern. Dieser Ordner kann auf zwei Arten erstellt werden. Entweder man navigiert im Explorer zu dem jeweiligen Ordner des Unity-Projekts und erstellt dort ganz normal einen neuen Ordner oder man erstellt ihn im Unity Projekt-Manager (dieser befindet sich am unteren Rand des Unity-Interfaces), indem man auf „+“ klickt und „Neuen Ordner erstellen“ anwählt, beziehungsweise Rechtsklick auf eine leere Fläche im Projekt-Manager macht und dann „Neuen </w:t>
+        <w:t>den heruntergeladenen Ordner gleich im Unity Projekt in einem spezialisierten Asset-Ordner zu speichern.</w:t>
+      </w:r>
+    </w:p>
+    <w:p>
+      <w:pPr>
+        <w:spacing w:line="360" w:lineRule="auto"/>
+        <w:rPr>
+          <w:lang w:val="de-AT" w:eastAsia="de-AT"/>
+        </w:rPr>
+      </w:pPr>
+      <w:r>
+        <w:rPr>
+          <w:lang w:val="de-AT" w:eastAsia="de-AT"/>
+        </w:rPr>
+        <w:t xml:space="preserve">Dieser Ordner kann auf zwei Arten erstellt werden. Entweder man navigiert im Explorer zu dem jeweiligen Ordner des Unity-Projekts und erstellt dort ganz normal einen neuen Ordner oder man erstellt ihn im Unity Projekt-Manager (dieser befindet sich am unteren Rand des Unity-Interfaces), indem man auf „+“ klickt und „Neuen </w:t>
       </w:r>
       <w:r>
         <w:rPr>
           <w:lang w:val="de-AT" w:eastAsia="de-AT"/>
         </w:rPr>
         <w:lastRenderedPageBreak/>
-        <w:t>Ordner erstellen“ drückt.</w:t>
+        <w:t>Ordner erstellen“ anwählt, beziehungsweise Rechtsklick auf eine leere Fläche im Projekt-Manager macht und dann „Neuen Ordner erstellen“ drückt.</w:t>
       </w:r>
       <w:r>
         <w:rPr>
@@ -15183,7 +15392,21 @@
         <w:rPr>
           <w:lang w:val="de-AT" w:eastAsia="de-AT"/>
         </w:rPr>
-        <w:t xml:space="preserve">Asset-Ordner, sondern im Download-Ordner des Computers aufhält, wird er mit dem Befehlt „Asset importieren“ in den Asset-Ordner importiert. Dazu </w:t>
+        <w:t>Asset-Ordner, sondern im Download-Ordner des Computers aufhält, wird er mit dem Befehlt „Asset importieren“ in den Asset-Ordner importiert.</w:t>
+      </w:r>
+    </w:p>
+    <w:p>
+      <w:pPr>
+        <w:spacing w:line="360" w:lineRule="auto"/>
+        <w:rPr>
+          <w:lang w:val="de-AT" w:eastAsia="de-AT"/>
+        </w:rPr>
+      </w:pPr>
+      <w:r>
+        <w:rPr>
+          <w:lang w:val="de-AT" w:eastAsia="de-AT"/>
+        </w:rPr>
+        <w:t xml:space="preserve">Dazu </w:t>
       </w:r>
       <w:r>
         <w:rPr>
@@ -15201,7 +15424,21 @@
         <w:rPr>
           <w:lang w:val="de-AT" w:eastAsia="de-AT"/>
         </w:rPr>
-        <w:t xml:space="preserve"> Nun da sich die einzelnen Teile der Textur im Projekt befinden, können sie im Menü des Pinsels zusammengesetzt werden. Zuvor muss jedoch die sogenannte „Normal Map“ identifiziert werden. Diese sorgt für Tiefeneffekte bei der Textur un</w:t>
+        <w:t xml:space="preserve"> Nun da sich die einzelnen Teile der Textur im Projekt befinden, können sie im Menü des Pinsels zusammengesetzt werden.</w:t>
+      </w:r>
+    </w:p>
+    <w:p>
+      <w:pPr>
+        <w:spacing w:line="360" w:lineRule="auto"/>
+        <w:rPr>
+          <w:lang w:val="de-AT" w:eastAsia="de-AT"/>
+        </w:rPr>
+      </w:pPr>
+      <w:r>
+        <w:rPr>
+          <w:lang w:val="de-AT" w:eastAsia="de-AT"/>
+        </w:rPr>
+        <w:t>Zuvor muss jedoch die sogenannte „Normal Map“ identifiziert werden. Diese sorgt für Tiefeneffekte bei der Textur un</w:t>
       </w:r>
       <w:r>
         <w:rPr>
@@ -15209,12 +15446,28 @@
         </w:rPr>
         <w:t>d muss, sobald identifiziert, manuell zum Dateityp „Normal Map“ in Unity geändert werden. Dafür muss sie einfach angeklickt werden. Rechts oben öffnet sich dann ein Fenster, bei dem man den Dateityp mittels eines Drop-Down Menüs ändern kann. Nun muss gespeichert und zum Terrain zurückgekehrt werden.</w:t>
       </w:r>
-      <w:r>
-        <w:rPr>
-          <w:lang w:val="de-AT" w:eastAsia="de-AT"/>
-        </w:rPr>
-        <w:t xml:space="preserve"> Dort kann der Zeichenmodus jetzt vom zum „Paint Texture“-Modus geändert werden. Im „Paint Texture“ Modus gibt es nun ein Feld namens „Terrain Layers“. Um einen neuen Layer zu erstellen, muss auf „Edit Terrain Layers“ geklickt werden. Anschließend kann mit „Add Layer“ entweder ein vorhandener Layer hinzugefügt werden oder mit „Create Layer“ ein neuer Layer erstellt werden. Zum Hinzufügen einer neuen Textur muss auf „Create Layer“ geklickt werden. </w:t>
-      </w:r>
+    </w:p>
+    <w:p>
+      <w:pPr>
+        <w:spacing w:line="360" w:lineRule="auto"/>
+        <w:rPr>
+          <w:lang w:val="de-AT" w:eastAsia="de-AT"/>
+        </w:rPr>
+      </w:pPr>
+      <w:r>
+        <w:rPr>
+          <w:lang w:val="de-AT" w:eastAsia="de-AT"/>
+        </w:rPr>
+        <w:t>Dort kann der Zeichenmodus jetzt zum „Paint Texture“-Modus geändert werden. Im „Paint Texture“ Modus gibt es nun ein Feld namens „Terrain Layers“. Um einen neuen Layer zu erstellen, muss auf „Edit Terrain Layers“ geklickt werden. Anschließend kann mit „Add Layer“ entweder ein vorhandener Layer hinzugefügt werden oder mit „Create Layer“ ein neuer Layer erstellt werden. Zum Hinzufügen einer neuen Textur muss auf „Create Layer“ geklickt werden.</w:t>
+      </w:r>
+    </w:p>
+    <w:p>
+      <w:pPr>
+        <w:spacing w:line="360" w:lineRule="auto"/>
+        <w:rPr>
+          <w:lang w:val="de-AT" w:eastAsia="de-AT"/>
+        </w:rPr>
+      </w:pPr>
       <w:r>
         <w:rPr>
           <w:lang w:val="de-AT" w:eastAsia="de-AT"/>
@@ -15239,11 +15492,19 @@
         </w:rPr>
         <w:t>-Maps.</w:t>
       </w:r>
-      <w:r>
-        <w:rPr>
-          <w:lang w:val="de-AT" w:eastAsia="de-AT"/>
-        </w:rPr>
-        <w:t xml:space="preserve"> Nachdem </w:t>
+    </w:p>
+    <w:p>
+      <w:pPr>
+        <w:spacing w:line="360" w:lineRule="auto"/>
+        <w:rPr>
+          <w:lang w:val="de-AT" w:eastAsia="de-AT"/>
+        </w:rPr>
+      </w:pPr>
+      <w:r>
+        <w:rPr>
+          <w:lang w:val="de-AT" w:eastAsia="de-AT"/>
+        </w:rPr>
+        <w:t xml:space="preserve">Nachdem </w:t>
       </w:r>
       <w:r>
         <w:rPr>
@@ -15267,7 +15528,14 @@
         <w:rPr>
           <w:lang w:val="de-AT" w:eastAsia="de-AT"/>
         </w:rPr>
-        <w:t xml:space="preserve"> Diese erste Textur wird automatisch auf das gesamte Terrain angewandt. Weitere Texturen sind auf dem gleichen Weg hinzufügbar, müssen danach jedoch mit dem Pinsel auf das Terrain aufgemalt werden. Auch dabei sind Parameter wie Pinselgröße oder Durchsichtigkeit der aufgetragenen Textur umstellbar.</w:t>
+        <w:t xml:space="preserve"> Diese erste Textur wird automatisch auf das gesamte Terrain angewandt. Weitere Texturen sind auf dem gleichen Weg hinzufügbar, müssen danach jedoch mit dem Pinsel auf das Terrain </w:t>
+      </w:r>
+      <w:r>
+        <w:rPr>
+          <w:lang w:val="de-AT" w:eastAsia="de-AT"/>
+        </w:rPr>
+        <w:lastRenderedPageBreak/>
+        <w:t>aufgemalt werden. Auch dabei sind Parameter wie Pinselgröße oder Durchsichtigkeit der aufgetragenen Textur umstellbar.</w:t>
       </w:r>
       <w:r>
         <w:rPr>
@@ -15282,12 +15550,6 @@
           <w:lang w:val="de-AT" w:eastAsia="de-AT"/>
         </w:rPr>
       </w:pPr>
-      <w:r>
-        <w:rPr>
-          <w:lang w:val="de-AT" w:eastAsia="de-AT"/>
-        </w:rPr>
-        <w:br w:type="page"/>
-      </w:r>
     </w:p>
     <w:p>
       <w:pPr>
@@ -15295,8 +15557,222 @@
         <w:spacing w:line="360" w:lineRule="auto"/>
       </w:pPr>
       <w:r>
+        <w:t xml:space="preserve"> Assets</w:t>
+      </w:r>
+    </w:p>
+    <w:p>
+      <w:pPr>
+        <w:spacing w:line="360" w:lineRule="auto"/>
+        <w:rPr>
+          <w:lang w:val="de-AT" w:eastAsia="de-AT"/>
+        </w:rPr>
+      </w:pPr>
+      <w:r>
+        <w:rPr>
+          <w:lang w:val="de-AT" w:eastAsia="de-AT"/>
+        </w:rPr>
+        <w:t>Für Unity Projekte gibt es sehr viele Assets, die von anderen Usern angefertigt werden und auf verschiedenen Marktplätzen, wie etwa dem Unity Marketplace oder anderen Websiten wie Sketchfab, Fab, etc entweder kostenlos oder auch kostenpflichtig erworben und heruntergeladen werden können. Es muss dabei darauf geachtet werden, dass das jeweilige Asset mit der verwendeten Unity-Editor Version übereinstimmt. Sonst kann es zu Fehlern kommen.</w:t>
+      </w:r>
+    </w:p>
+    <w:p>
+      <w:pPr>
+        <w:spacing w:line="360" w:lineRule="auto"/>
+        <w:rPr>
+          <w:lang w:val="de-AT" w:eastAsia="de-AT"/>
+        </w:rPr>
+      </w:pPr>
+      <w:r>
+        <w:rPr>
+          <w:lang w:val="de-AT" w:eastAsia="de-AT"/>
+        </w:rPr>
+        <w:t>Die Unity-Editor Version kann im Fenster „Projekte“ des Unity Hubs herausgefunden werden.</w:t>
+      </w:r>
+      <w:r>
+        <w:rPr>
+          <w:lang w:val="de-AT" w:eastAsia="de-AT"/>
+        </w:rPr>
+        <w:t xml:space="preserve"> Nachdem das Asset heruntergeladen wurde, kann es wie bei den Texturen </w:t>
+      </w:r>
+      <w:r>
+        <w:rPr>
+          <w:lang w:val="de-AT" w:eastAsia="de-AT"/>
+        </w:rPr>
+        <w:t xml:space="preserve">entpackt und </w:t>
+      </w:r>
+      <w:r>
+        <w:rPr>
+          <w:lang w:val="de-AT" w:eastAsia="de-AT"/>
+        </w:rPr>
+        <w:t>ins Projekt importiert werden.</w:t>
+      </w:r>
+      <w:r>
+        <w:rPr>
+          <w:lang w:val="de-AT" w:eastAsia="de-AT"/>
+        </w:rPr>
+        <w:t xml:space="preserve"> Normalerweise befinden sich bereits erstellte und beigefügte Texturen im Ordner. Diese müssen </w:t>
+      </w:r>
+      <w:r>
+        <w:rPr>
+          <w:lang w:val="de-AT" w:eastAsia="de-AT"/>
+        </w:rPr>
+        <w:t xml:space="preserve">jedoch noch zur Anwendung auf 3D-Objekten </w:t>
+      </w:r>
+      <w:r>
+        <w:rPr>
+          <w:lang w:val="de-AT" w:eastAsia="de-AT"/>
+        </w:rPr>
+        <w:t>zu Material</w:t>
+      </w:r>
+      <w:r>
+        <w:rPr>
+          <w:lang w:val="de-AT" w:eastAsia="de-AT"/>
+        </w:rPr>
+        <w:t>ien</w:t>
+      </w:r>
+      <w:r>
+        <w:rPr>
+          <w:lang w:val="de-AT" w:eastAsia="de-AT"/>
+        </w:rPr>
+        <w:t xml:space="preserve"> zusammengebaut werden.</w:t>
+      </w:r>
+    </w:p>
+    <w:p>
+      <w:pPr>
+        <w:spacing w:line="360" w:lineRule="auto"/>
+        <w:rPr>
+          <w:lang w:val="de-AT" w:eastAsia="de-AT"/>
+        </w:rPr>
+      </w:pPr>
+    </w:p>
+    <w:p>
+      <w:pPr>
+        <w:pStyle w:val="Heading2"/>
+      </w:pPr>
+      <w:r>
+        <w:t xml:space="preserve"> Materials</w:t>
+      </w:r>
+    </w:p>
+    <w:p>
+      <w:pPr>
+        <w:spacing w:line="360" w:lineRule="auto"/>
+        <w:rPr>
+          <w:lang w:val="de-AT" w:eastAsia="de-AT"/>
+        </w:rPr>
+      </w:pPr>
+      <w:r>
+        <w:rPr>
+          <w:lang w:val="de-AT" w:eastAsia="de-AT"/>
+        </w:rPr>
+        <w:t>Materialien sind die Grundbausteine jeder schön aufbereiteten Szene. Sie dienen vielen verschiedenen Zwecken: Als Wegweiser, zum Markieren wichtiger Stellen oder einfach um das Level gut aussehen zu lassen.</w:t>
+      </w:r>
+    </w:p>
+    <w:p>
+      <w:pPr>
+        <w:spacing w:line="360" w:lineRule="auto"/>
+        <w:rPr>
+          <w:lang w:val="de-AT" w:eastAsia="de-AT"/>
+        </w:rPr>
+      </w:pPr>
+      <w:r>
+        <w:rPr>
+          <w:lang w:val="de-AT" w:eastAsia="de-AT"/>
+        </w:rPr>
+        <w:t>Um ein neues Material zu erstellen, müssen zuerst alle benötigten Texturen bereitliegen. Nun kann im Projektmanager mit einem Klick aufs „+“ oder einem Rechtsklick auf eine leere Fläche ein neues Material erstellt werden.</w:t>
+      </w:r>
+    </w:p>
+    <w:p>
+      <w:pPr>
+        <w:spacing w:line="360" w:lineRule="auto"/>
+        <w:rPr>
+          <w:lang w:val="de-AT" w:eastAsia="de-AT"/>
+        </w:rPr>
+      </w:pPr>
+      <w:r>
+        <w:rPr>
+          <w:lang w:val="de-AT" w:eastAsia="de-AT"/>
+        </w:rPr>
+        <w:t>Dieses besitzt ebenso wie das Terrain verschiedene Felder, in die die einzelnen Maps eingefügt werden sollen.</w:t>
+      </w:r>
+      <w:r>
+        <w:rPr>
+          <w:lang w:val="de-AT" w:eastAsia="de-AT"/>
+        </w:rPr>
+        <w:t xml:space="preserve"> Der Unterschied zwischen den Terraintexturen und dem Material ist, dass es mehr Maps </w:t>
+      </w:r>
+      <w:r>
+        <w:rPr>
+          <w:lang w:val="de-AT" w:eastAsia="de-AT"/>
+        </w:rPr>
+        <w:t>gibt,</w:t>
+      </w:r>
+      <w:r>
+        <w:rPr>
+          <w:lang w:val="de-AT" w:eastAsia="de-AT"/>
+        </w:rPr>
+        <w:t xml:space="preserve"> die einzufügen sind.</w:t>
+      </w:r>
+      <w:r>
+        <w:rPr>
+          <w:lang w:val="de-AT" w:eastAsia="de-AT"/>
+        </w:rPr>
+        <w:t xml:space="preserve"> Außerdem lassen sich Materialien noch mehr konfigurieren und bearbeiten als Texturen</w:t>
+      </w:r>
+      <w:r>
+        <w:rPr>
+          <w:lang w:val="de-AT" w:eastAsia="de-AT"/>
+        </w:rPr>
+        <w:t xml:space="preserve"> von Terrains</w:t>
+      </w:r>
+      <w:r>
+        <w:rPr>
+          <w:lang w:val="de-AT" w:eastAsia="de-AT"/>
+        </w:rPr>
+        <w:t>.</w:t>
+      </w:r>
+      <w:r>
+        <w:rPr>
+          <w:lang w:val="de-AT" w:eastAsia="de-AT"/>
+        </w:rPr>
+        <w:t xml:space="preserve"> Es können auch eigene Materialien erstellt werden, entweder mit oder ohne Textur. </w:t>
+      </w:r>
+      <w:r>
+        <w:rPr>
+          <w:lang w:val="de-AT" w:eastAsia="de-AT"/>
+        </w:rPr>
+        <w:t>Dazu muss einfach ein neues Material erstellt werden.</w:t>
+      </w:r>
+    </w:p>
+    <w:p>
+      <w:pPr>
+        <w:spacing w:line="360" w:lineRule="auto"/>
+        <w:rPr>
+          <w:lang w:val="de-AT" w:eastAsia="de-AT"/>
+        </w:rPr>
+      </w:pPr>
+      <w:r>
+        <w:rPr>
+          <w:lang w:val="de-AT" w:eastAsia="de-AT"/>
+        </w:rPr>
         <w:lastRenderedPageBreak/>
-        <w:t xml:space="preserve"> Assets</w:t>
+        <w:t>Nach dem Erstellen des Materials</w:t>
+      </w:r>
+      <w:r>
+        <w:rPr>
+          <w:lang w:val="de-AT" w:eastAsia="de-AT"/>
+        </w:rPr>
+        <w:t xml:space="preserve"> </w:t>
+      </w:r>
+      <w:r>
+        <w:rPr>
+          <w:lang w:val="de-AT" w:eastAsia="de-AT"/>
+        </w:rPr>
+        <w:t>können</w:t>
+      </w:r>
+      <w:r>
+        <w:rPr>
+          <w:lang w:val="de-AT" w:eastAsia="de-AT"/>
+        </w:rPr>
+        <w:t xml:space="preserve"> Farbe, Rauheit und das Ausmaß des metallischen Glanzes eingestellt werden. Falls eine selbst erstellte Textur (inklusive Normal-, Metallic- und Occlusion-Map) vorhanden ist, kann diese natürlich auch ganz normal eingefügt werden.</w:t>
       </w:r>
     </w:p>
     <w:p>
@@ -15310,55 +15786,13 @@
         <w:rPr>
           <w:lang w:val="de-AT" w:eastAsia="de-AT"/>
         </w:rPr>
-        <w:t>Für Unity Projekte gibt es sehr viele Assets, die von anderen Usern angefertigt werden und auf verschiedenen Marktplätzen, wie etwa dem Unity Marketplace oder anderen Websiten wie Sketchfab, Fab, etc entweder kostenlos oder auch kostenpflichtig erworben und heruntergeladen werden können. Es muss dabei darauf geachtet werden, dass das jeweilige Asset mit der verwendeten Unity-Editor Version übereinstimmt. Sonst kann es zu Fehlern kommen. Die Unity-Editor Version kann im Fenster „Projekte“ des Unity Hubs herausgefunden werden.</w:t>
-      </w:r>
-      <w:r>
-        <w:rPr>
-          <w:lang w:val="de-AT" w:eastAsia="de-AT"/>
-        </w:rPr>
-        <w:t xml:space="preserve"> Nachdem das Asset heruntergeladen wurde, kann es wie bei den Texturen </w:t>
-      </w:r>
-      <w:r>
-        <w:rPr>
-          <w:lang w:val="de-AT" w:eastAsia="de-AT"/>
-        </w:rPr>
-        <w:t xml:space="preserve">entpackt und </w:t>
-      </w:r>
-      <w:r>
-        <w:rPr>
-          <w:lang w:val="de-AT" w:eastAsia="de-AT"/>
-        </w:rPr>
-        <w:t>ins Projekt importiert werden.</w:t>
-      </w:r>
-      <w:r>
-        <w:rPr>
-          <w:lang w:val="de-AT" w:eastAsia="de-AT"/>
-        </w:rPr>
-        <w:t xml:space="preserve"> Normalerweise befinden sich bereits erstellte und beigefügte Texturen im Ordner. Diese müssen </w:t>
-      </w:r>
-      <w:r>
-        <w:rPr>
-          <w:lang w:val="de-AT" w:eastAsia="de-AT"/>
-        </w:rPr>
-        <w:t xml:space="preserve">jedoch noch zur Anwendung auf 3D-Objekten </w:t>
-      </w:r>
-      <w:r>
-        <w:rPr>
-          <w:lang w:val="de-AT" w:eastAsia="de-AT"/>
-        </w:rPr>
-        <w:t>zu Material</w:t>
-      </w:r>
-      <w:r>
-        <w:rPr>
-          <w:lang w:val="de-AT" w:eastAsia="de-AT"/>
-        </w:rPr>
-        <w:t>ien</w:t>
-      </w:r>
-      <w:r>
-        <w:rPr>
-          <w:lang w:val="de-AT" w:eastAsia="de-AT"/>
-        </w:rPr>
-        <w:t xml:space="preserve"> zusammengebaut werden.</w:t>
+        <w:t>Um ein Material auf ein Objekt anzuwenden, wird es einfach auf das Objekt gezogen, dass das Material erhalten soll.</w:t>
+      </w:r>
+      <w:r>
+        <w:rPr>
+          <w:lang w:val="de-AT" w:eastAsia="de-AT"/>
+        </w:rPr>
+        <w:t xml:space="preserve"> Das Material muss mit allen eingefügten Texturen immer im Projekt vorhanden sein, sonst wird das Objekt nur mehr blau leuchtend angezeigt.</w:t>
       </w:r>
     </w:p>
     <w:p>
@@ -15372,7 +15806,7 @@
         <w:rPr>
           <w:lang w:val="de-AT" w:eastAsia="de-AT"/>
         </w:rPr>
-        <w:t>Materialien sind die Grundbausteine jeder schön aufbereiteten Szene. Sie dienen vielen verschiedenen Zwecken: Als Wegweiser, zum Markieren wichtiger Stellen oder einfach um das Level gut aussehen zu lassen.</w:t>
+        <w:t>Das ist vor allem ein Problem beim Upload auf GitHub. Wenn nämlich versehentlich nur die Szene und das Objekt, auf dem das Material angewendet worden ist, hochgeladen werden, dann waren alle Schritte umsonst und das Material muss erneut erstellt und angewandt werden.</w:t>
       </w:r>
     </w:p>
     <w:p>
@@ -15382,48 +15816,1638 @@
           <w:lang w:val="de-AT" w:eastAsia="de-AT"/>
         </w:rPr>
       </w:pPr>
-      <w:r>
-        <w:rPr>
-          <w:lang w:val="de-AT" w:eastAsia="de-AT"/>
-        </w:rPr>
-        <w:t>Um ein neues Material zu erstellen, müssen zuerst alle benötigten Texturen bereitliegen. Nun kann im Projektmanager mit einem Klick aufs „+“ oder einem Rechtsklick auf eine leere Fläche ein neues Material erstellt werden. Dieses besitzt ebenso wie das Terrain verschiedene Felder, in die die einzelnen Maps eingefügt werden sollen.</w:t>
-      </w:r>
-      <w:r>
-        <w:rPr>
-          <w:lang w:val="de-AT" w:eastAsia="de-AT"/>
-        </w:rPr>
-        <w:t xml:space="preserve"> Der Unterschied zwischen den Terraintexturen und dem Material ist, dass es mehr Maps </w:t>
-      </w:r>
-      <w:r>
-        <w:rPr>
-          <w:lang w:val="de-AT" w:eastAsia="de-AT"/>
-        </w:rPr>
-        <w:t>gibt,</w:t>
-      </w:r>
-      <w:r>
-        <w:rPr>
-          <w:lang w:val="de-AT" w:eastAsia="de-AT"/>
-        </w:rPr>
-        <w:t xml:space="preserve"> die einzufügen sind.</w:t>
-      </w:r>
-      <w:r>
-        <w:rPr>
-          <w:lang w:val="de-AT" w:eastAsia="de-AT"/>
-        </w:rPr>
-        <w:t xml:space="preserve"> Außerdem lassen sich Materialien noch mehr konfigurieren und bearbeiten als Texturen.</w:t>
-      </w:r>
-      <w:r>
-        <w:rPr>
-          <w:lang w:val="de-AT" w:eastAsia="de-AT"/>
-        </w:rPr>
-        <w:t xml:space="preserve"> Es können auch eigene Materialien erstellt werden, entweder mit oder ohne Textur. </w:t>
-      </w:r>
-      <w:r>
-        <w:rPr>
-          <w:lang w:val="de-AT" w:eastAsia="de-AT"/>
-        </w:rPr>
-        <w:t>Dazu muss einfach ein neues Material erstellt werden. Nun kann Farbe, Rauheit und das Ausmaß des metallischen Glanzes eingestellt werden. Falls eine selbst erstellte Textur (inklusive Normal-, Metallic- und Occlusion-Map) vorhanden ist, kann diese natürlich auch ganz normal eingefügt werden.</w:t>
-      </w:r>
+    </w:p>
+    <w:p>
+      <w:pPr>
+        <w:pStyle w:val="Heading2"/>
+        <w:spacing w:line="360" w:lineRule="auto"/>
+      </w:pPr>
+      <w:r>
+        <w:t xml:space="preserve"> Animationen</w:t>
+      </w:r>
+    </w:p>
+    <w:p>
+      <w:pPr>
+        <w:spacing w:line="360" w:lineRule="auto"/>
+        <w:rPr>
+          <w:lang w:val="de-AT" w:eastAsia="de-AT"/>
+        </w:rPr>
+      </w:pPr>
+      <w:r>
+        <w:rPr>
+          <w:lang w:val="de-AT" w:eastAsia="de-AT"/>
+        </w:rPr>
+        <w:t>In dieser Diplomarbeit werden Animationen verwendet, um etwa die Produktionsgeschwindigkeit von Autoherstellern oder die Bewegung von Atomen darzustellen. Animationen in der Unity-Engine bestehen aus zwei Teilen. Der Animation selbst und einem „Animation-Controller“. Der „Animation Controller“ ist meist das Objekt auf das die Animation angewandt wird, kann jedoch auch ein anderes Objekt wie etwa ein Knopf oder eine Druckplat</w:t>
+      </w:r>
+      <w:r>
+        <w:rPr>
+          <w:lang w:val="de-AT" w:eastAsia="de-AT"/>
+        </w:rPr>
+        <w:t>te</w:t>
+      </w:r>
+      <w:r>
+        <w:rPr>
+          <w:lang w:val="de-AT" w:eastAsia="de-AT"/>
+        </w:rPr>
+        <w:t xml:space="preserve"> sein. Dies kann verwendet werden, um die Animation auszulösen.</w:t>
+      </w:r>
+      <w:r>
+        <w:rPr>
+          <w:lang w:val="de-AT" w:eastAsia="de-AT"/>
+        </w:rPr>
+        <w:t xml:space="preserve"> Standardmäßig wird einfach das zu</w:t>
+      </w:r>
+      <w:r>
+        <w:rPr>
+          <w:lang w:val="de-AT" w:eastAsia="de-AT"/>
+        </w:rPr>
+        <w:t xml:space="preserve"> </w:t>
+      </w:r>
+      <w:r>
+        <w:rPr>
+          <w:lang w:val="de-AT" w:eastAsia="de-AT"/>
+        </w:rPr>
+        <w:t>animierende Objekt benutzt, dann startet die Animation automatisch.</w:t>
+      </w:r>
+    </w:p>
+    <w:p>
+      <w:pPr>
+        <w:spacing w:line="360" w:lineRule="auto"/>
+        <w:rPr>
+          <w:lang w:val="de-AT" w:eastAsia="de-AT"/>
+        </w:rPr>
+      </w:pPr>
+      <w:r>
+        <w:rPr>
+          <w:lang w:val="de-AT" w:eastAsia="de-AT"/>
+        </w:rPr>
+        <w:t xml:space="preserve">Um eine neue Animation zu </w:t>
+      </w:r>
+      <w:r>
+        <w:rPr>
+          <w:lang w:val="de-AT" w:eastAsia="de-AT"/>
+        </w:rPr>
+        <w:t>erstellen,</w:t>
+      </w:r>
+      <w:r>
+        <w:rPr>
+          <w:lang w:val="de-AT" w:eastAsia="de-AT"/>
+        </w:rPr>
+        <w:t xml:space="preserve"> wird das Zielobjekt zunächst ausgewählt und im Inspector eine neue Animation </w:t>
+      </w:r>
+      <w:r>
+        <w:rPr>
+          <w:lang w:val="de-AT" w:eastAsia="de-AT"/>
+        </w:rPr>
+        <w:t>und ein Animator hinzugefügt.</w:t>
+      </w:r>
+      <w:r>
+        <w:rPr>
+          <w:lang w:val="de-AT" w:eastAsia="de-AT"/>
+        </w:rPr>
+        <w:t xml:space="preserve"> In das Fenster für die Animation gehört nun ein Animationsclip eingefügt. Dieser lässt sich im Projektmanager erstellen. Dafür empfiehlt es sich einen neuen Ordner zu erstellen, um eine gute Struktur für die Animation zu gewährleisten. Beim Fenster des Animators gehört der Animation-Controller eingefügt. Dazu wird einfach das Objekt, das den Controller darstellen soll in das Feld gezogen.</w:t>
+      </w:r>
+    </w:p>
+    <w:p>
+      <w:pPr>
+        <w:spacing w:line="360" w:lineRule="auto"/>
+        <w:rPr>
+          <w:lang w:val="de-AT" w:eastAsia="de-AT"/>
+        </w:rPr>
+      </w:pPr>
+      <w:r>
+        <w:rPr>
+          <w:lang w:val="de-AT" w:eastAsia="de-AT"/>
+        </w:rPr>
+        <w:t>Der Animationsclip kann nun erstellt werden</w:t>
+      </w:r>
+      <w:r>
+        <w:rPr>
+          <w:lang w:val="de-AT" w:eastAsia="de-AT"/>
+        </w:rPr>
+        <w:t>. Mit einem Doppelklick auf den Clip im Projektmanager öffnet sich nun ein eigenes Fenster für die Animationen.</w:t>
+      </w:r>
+      <w:r>
+        <w:rPr>
+          <w:lang w:val="de-AT" w:eastAsia="de-AT"/>
+        </w:rPr>
+        <w:t xml:space="preserve"> Jetzt muss </w:t>
+      </w:r>
+      <w:r>
+        <w:rPr>
+          <w:lang w:val="de-AT" w:eastAsia="de-AT"/>
+        </w:rPr>
+        <w:lastRenderedPageBreak/>
+        <w:t xml:space="preserve">das Objekt, das animiert werden soll, ausgewählt werden. Unity registriert automatisch, dass das Objekt für die Animation ausgewählt wird und </w:t>
+      </w:r>
+      <w:r>
+        <w:rPr>
+          <w:lang w:val="de-AT" w:eastAsia="de-AT"/>
+        </w:rPr>
+        <w:t>zeigt es im Animationsfenster an.</w:t>
+      </w:r>
+    </w:p>
+    <w:p>
+      <w:pPr>
+        <w:spacing w:line="360" w:lineRule="auto"/>
+        <w:rPr>
+          <w:lang w:val="de-AT" w:eastAsia="de-AT"/>
+        </w:rPr>
+      </w:pPr>
+      <w:r>
+        <w:rPr>
+          <w:lang w:val="de-AT" w:eastAsia="de-AT"/>
+        </w:rPr>
+        <w:t>Standardmäßig ist die Translation des Objekts ausgewählt, es lässt sich also verschieben und diese Verschiebung wird aufgezeichnet. Mit einem Klick auf „Add Property“ können auch noch andere Optionen ausgewählt werden. So können etwa bei komplexeren Objekten, die aus mehreren Einzelobjekten bestehen, diese Einzelobjekte angewählt und unabhängig im gleichen Animationsclip animiert werden.</w:t>
+      </w:r>
+      <w:r>
+        <w:rPr>
+          <w:lang w:val="de-AT" w:eastAsia="de-AT"/>
+        </w:rPr>
+        <w:t xml:space="preserve"> Außerdem lässt sich die Physik der Animation anpassen.</w:t>
+      </w:r>
+    </w:p>
+    <w:p>
+      <w:pPr>
+        <w:spacing w:line="360" w:lineRule="auto"/>
+        <w:rPr>
+          <w:lang w:val="de-AT" w:eastAsia="de-AT"/>
+        </w:rPr>
+      </w:pPr>
+      <w:r>
+        <w:rPr>
+          <w:lang w:val="de-AT" w:eastAsia="de-AT"/>
+        </w:rPr>
+        <w:t xml:space="preserve">Mit der Option „Rigidbody“ lassen sich physikalische Parameter wie Masse, Gravitation, </w:t>
+      </w:r>
+      <w:r>
+        <w:rPr>
+          <w:lang w:val="de-AT" w:eastAsia="de-AT"/>
+        </w:rPr>
+        <w:t>Eigenr</w:t>
+      </w:r>
+      <w:r>
+        <w:rPr>
+          <w:lang w:val="de-AT" w:eastAsia="de-AT"/>
+        </w:rPr>
+        <w:t>otation und Massenschwerpunkt anpassen.</w:t>
+      </w:r>
+      <w:r>
+        <w:rPr>
+          <w:lang w:val="de-AT" w:eastAsia="de-AT"/>
+        </w:rPr>
+        <w:t xml:space="preserve"> Mit der Option „Transform“</w:t>
+      </w:r>
+      <w:r>
+        <w:rPr>
+          <w:lang w:val="de-AT" w:eastAsia="de-AT"/>
+        </w:rPr>
+        <w:t xml:space="preserve"> lassen sich ebenfalls einige Eigenschaften des Objektes verändern. So können etwa die Position, die standardmäßig bei Animationen verändert wird, sowie die Rotation und auch die Größe des Objektes in der Animation anpassen und die Änderung aufzeichnen.</w:t>
+      </w:r>
+      <w:r>
+        <w:rPr>
+          <w:lang w:val="de-AT" w:eastAsia="de-AT"/>
+        </w:rPr>
+        <w:t xml:space="preserve"> Mit der Option „Animation“ lassen sich noch zusätzliche </w:t>
+      </w:r>
+      <w:r>
+        <w:rPr>
+          <w:lang w:val="de-AT" w:eastAsia="de-AT"/>
+        </w:rPr>
+        <w:t>Einstellungen</w:t>
+      </w:r>
+      <w:r>
+        <w:rPr>
+          <w:lang w:val="de-AT" w:eastAsia="de-AT"/>
+        </w:rPr>
+        <w:t xml:space="preserve"> an der Animation vornehmen. Etwa</w:t>
+      </w:r>
+      <w:r>
+        <w:rPr>
+          <w:lang w:val="de-AT" w:eastAsia="de-AT"/>
+        </w:rPr>
+        <w:t xml:space="preserve"> </w:t>
+      </w:r>
+      <w:r>
+        <w:rPr>
+          <w:lang w:val="de-AT" w:eastAsia="de-AT"/>
+        </w:rPr>
+        <w:t>ob die Animation automatisch starten soll oder ob die in Unity eingebaute, unveränderte Physik auf das animierte Objekt zutreffen und in die Animation einfließen soll.</w:t>
+      </w:r>
+    </w:p>
+    <w:p>
+      <w:pPr>
+        <w:spacing w:line="360" w:lineRule="auto"/>
+        <w:rPr>
+          <w:lang w:val="de-AT" w:eastAsia="de-AT"/>
+        </w:rPr>
+      </w:pPr>
+      <w:r>
+        <w:rPr>
+          <w:lang w:val="de-AT" w:eastAsia="de-AT"/>
+        </w:rPr>
+        <w:t>Sobald alle gewünschten Optionen im Animationsclip vorhanden sind,</w:t>
+      </w:r>
+      <w:r>
+        <w:rPr>
+          <w:lang w:val="de-AT" w:eastAsia="de-AT"/>
+        </w:rPr>
+        <w:t xml:space="preserve"> kann damit angefangen werden die Animation aufzuzeichnen.</w:t>
+      </w:r>
+      <w:r>
+        <w:rPr>
+          <w:lang w:val="de-AT" w:eastAsia="de-AT"/>
+        </w:rPr>
+        <w:t xml:space="preserve"> Falls die Animation nicht automatisch beginnen soll, muss dies zuerst bei den Animationseigenschaften eingestellt werden. Anschließend kann am Beginn der Animation ein Event erstellt </w:t>
+      </w:r>
+      <w:r>
+        <w:rPr>
+          <w:lang w:val="de-AT" w:eastAsia="de-AT"/>
+        </w:rPr>
+        <w:t>werden,</w:t>
+      </w:r>
+      <w:r>
+        <w:rPr>
+          <w:lang w:val="de-AT" w:eastAsia="de-AT"/>
+        </w:rPr>
+        <w:t xml:space="preserve"> welches die Animation auslösen soll.</w:t>
+      </w:r>
+      <w:r>
+        <w:rPr>
+          <w:lang w:val="de-AT" w:eastAsia="de-AT"/>
+        </w:rPr>
+        <w:t xml:space="preserve"> Das kann ein einfacher Klick auf einen Button sein, jedoch auch etwas </w:t>
+      </w:r>
+      <w:r>
+        <w:rPr>
+          <w:lang w:val="de-AT" w:eastAsia="de-AT"/>
+        </w:rPr>
+        <w:t>Komplexes</w:t>
+      </w:r>
+      <w:r>
+        <w:rPr>
+          <w:lang w:val="de-AT" w:eastAsia="de-AT"/>
+        </w:rPr>
+        <w:t xml:space="preserve"> wie ein zeitlich begrenztes </w:t>
+      </w:r>
+      <w:r>
+        <w:rPr>
+          <w:lang w:val="de-AT" w:eastAsia="de-AT"/>
+        </w:rPr>
+        <w:t>Event,</w:t>
+      </w:r>
+      <w:r>
+        <w:rPr>
+          <w:lang w:val="de-AT" w:eastAsia="de-AT"/>
+        </w:rPr>
+        <w:t xml:space="preserve"> das nur </w:t>
+      </w:r>
+      <w:r>
+        <w:rPr>
+          <w:lang w:val="de-AT" w:eastAsia="de-AT"/>
+        </w:rPr>
+        <w:t>auslöst,</w:t>
+      </w:r>
+      <w:r>
+        <w:rPr>
+          <w:lang w:val="de-AT" w:eastAsia="de-AT"/>
+        </w:rPr>
+        <w:t xml:space="preserve"> wenn der Spieler in einem bestimmten Zeitfenster in einer bestimmten Gegend ist. Dadurch, dass das Event komplett mit Code programmierbar ist, sind dem Auslösefaktor keine Grenzen gesetzt.</w:t>
+      </w:r>
+      <w:r>
+        <w:rPr>
+          <w:lang w:val="de-AT" w:eastAsia="de-AT"/>
+        </w:rPr>
+        <w:t xml:space="preserve"> Diese Events lassen sich auch zwischendurch in der Animation erstellen und werden dort </w:t>
+      </w:r>
+      <w:r>
+        <w:rPr>
+          <w:lang w:val="de-AT" w:eastAsia="de-AT"/>
+        </w:rPr>
+        <w:t>benutzt,</w:t>
+      </w:r>
+      <w:r>
+        <w:rPr>
+          <w:lang w:val="de-AT" w:eastAsia="de-AT"/>
+        </w:rPr>
+        <w:t xml:space="preserve"> um verschiedene Teile der Animation auszulösen.</w:t>
+      </w:r>
+      <w:r>
+        <w:rPr>
+          <w:lang w:val="de-AT" w:eastAsia="de-AT"/>
+        </w:rPr>
+        <w:t xml:space="preserve"> So wird nicht immer ein neuer Animationsclip benötigt, wenn die Animation in mehrere Teile aufgeteilt werden soll.</w:t>
+      </w:r>
+      <w:r>
+        <w:rPr>
+          <w:lang w:val="de-AT" w:eastAsia="de-AT"/>
+        </w:rPr>
+        <w:t xml:space="preserve"> </w:t>
+      </w:r>
+    </w:p>
+    <w:p>
+      <w:pPr>
+        <w:spacing w:line="360" w:lineRule="auto"/>
+        <w:rPr>
+          <w:lang w:val="de-AT" w:eastAsia="de-AT"/>
+        </w:rPr>
+      </w:pPr>
+      <w:r>
+        <w:rPr>
+          <w:lang w:val="de-AT" w:eastAsia="de-AT"/>
+        </w:rPr>
+        <w:t xml:space="preserve">Um die Animation aufzuzeichnen, muss auf den Button „Add Keyframe“ geklickt werden. Damit wird </w:t>
+      </w:r>
+      <w:r>
+        <w:rPr>
+          <w:lang w:val="de-AT" w:eastAsia="de-AT"/>
+        </w:rPr>
+        <w:t xml:space="preserve">der Startpunkt der Animation registriert. Nachdem das Objekt </w:t>
+      </w:r>
+      <w:r>
+        <w:rPr>
+          <w:lang w:val="de-AT" w:eastAsia="de-AT"/>
+        </w:rPr>
+        <w:lastRenderedPageBreak/>
+        <w:t>nun nach Belieben für den nächsten Aufzeichnungspunkt verändert worden ist, kann erneut auf „Add Keyframe“ gedrückt werden.</w:t>
+      </w:r>
+    </w:p>
+    <w:p>
+      <w:pPr>
+        <w:spacing w:line="360" w:lineRule="auto"/>
+        <w:rPr>
+          <w:lang w:val="de-AT" w:eastAsia="de-AT"/>
+        </w:rPr>
+      </w:pPr>
+      <w:r>
+        <w:rPr>
+          <w:lang w:val="de-AT" w:eastAsia="de-AT"/>
+        </w:rPr>
+        <w:t>Rechts neben der Eigenschaftsspalte im Animationsfenster befindet sich eine Zeitleiste. Dort kann der Aufzeichnungspunkt auf die gewünschte Zeit verschoben werden.</w:t>
+      </w:r>
+      <w:r>
+        <w:rPr>
+          <w:lang w:val="de-AT" w:eastAsia="de-AT"/>
+        </w:rPr>
+        <w:t xml:space="preserve"> Es gibt auch die Möglichkeit mehrere Aufzeichnungen gleichzeitig laufen zu lassen. D</w:t>
+      </w:r>
+      <w:r>
+        <w:rPr>
+          <w:lang w:val="de-AT" w:eastAsia="de-AT"/>
+        </w:rPr>
+        <w:t xml:space="preserve">azu muss nur auf den gewünschten Endpunkt gespult und erneut auf „Add Keyframe“ geklickt werden. Das ist vor allem dann gut, wenn mehrere Einzelteile </w:t>
+      </w:r>
+      <w:r>
+        <w:rPr>
+          <w:lang w:val="de-AT" w:eastAsia="de-AT"/>
+        </w:rPr>
+        <w:t>desselben</w:t>
+      </w:r>
+      <w:r>
+        <w:rPr>
+          <w:lang w:val="de-AT" w:eastAsia="de-AT"/>
+        </w:rPr>
+        <w:t xml:space="preserve"> Assets gleichzeitig animiert werden sollen.</w:t>
+      </w:r>
+    </w:p>
+    <w:p>
+      <w:pPr>
+        <w:spacing w:line="360" w:lineRule="auto"/>
+        <w:rPr>
+          <w:lang w:val="de-AT" w:eastAsia="de-AT"/>
+        </w:rPr>
+      </w:pPr>
+      <w:r>
+        <w:rPr>
+          <w:lang w:val="de-AT" w:eastAsia="de-AT"/>
+        </w:rPr>
+        <w:t xml:space="preserve">Wenn die Animation nicht immer dieselbe Geschwindigkeit haben soll, kann das im „Dopesheet“ geändert werden. Dieses wird durch einen Klick auf „Dopesheet“ in der Ecke des Eigenschaftsfensters des Animationsfensters angezeigt. Dort befinden sich drei Linien mit denen sich manuell </w:t>
+      </w:r>
+      <w:r>
+        <w:rPr>
+          <w:lang w:val="de-AT" w:eastAsia="de-AT"/>
+        </w:rPr>
+        <w:t xml:space="preserve">jeweils </w:t>
+      </w:r>
+      <w:r>
+        <w:rPr>
+          <w:lang w:val="de-AT" w:eastAsia="de-AT"/>
+        </w:rPr>
+        <w:t xml:space="preserve">die Änderung in x-, y- und z-Richtung anpassen lässt. Ebenso kann die </w:t>
+      </w:r>
+      <w:r>
+        <w:rPr>
+          <w:lang w:val="de-AT" w:eastAsia="de-AT"/>
+        </w:rPr>
+        <w:t>Geschwindigkeit,</w:t>
+      </w:r>
+      <w:r>
+        <w:rPr>
+          <w:lang w:val="de-AT" w:eastAsia="de-AT"/>
+        </w:rPr>
+        <w:t xml:space="preserve"> mit der diese Änderung erfolgt mit diesen Linien manipuliert werden.</w:t>
+      </w:r>
+      <w:r>
+        <w:rPr>
+          <w:lang w:val="de-AT" w:eastAsia="de-AT"/>
+        </w:rPr>
+        <w:t xml:space="preserve"> Dazu müssen die Linien nur mit der Maus </w:t>
+      </w:r>
+      <w:r>
+        <w:rPr>
+          <w:lang w:val="de-AT" w:eastAsia="de-AT"/>
+        </w:rPr>
+        <w:t>an die gewünschten Stellen gezogen werden.</w:t>
+      </w:r>
+    </w:p>
+    <w:p>
+      <w:pPr>
+        <w:spacing w:line="360" w:lineRule="auto"/>
+        <w:rPr>
+          <w:lang w:val="de-AT" w:eastAsia="de-AT"/>
+        </w:rPr>
+      </w:pPr>
+      <w:r>
+        <w:rPr>
+          <w:lang w:val="de-AT" w:eastAsia="de-AT"/>
+        </w:rPr>
+        <w:t xml:space="preserve">Zwischendurch kann der Animationsclip mit der „Preview“-Funktion angeschaut </w:t>
+      </w:r>
+      <w:r>
+        <w:rPr>
+          <w:lang w:val="de-AT" w:eastAsia="de-AT"/>
+        </w:rPr>
+        <w:t>werden,</w:t>
+      </w:r>
+      <w:r>
+        <w:rPr>
+          <w:lang w:val="de-AT" w:eastAsia="de-AT"/>
+        </w:rPr>
+        <w:t xml:space="preserve"> ohne dass das ganze Projekt gestartet werden muss.</w:t>
+      </w:r>
+    </w:p>
+    <w:p>
+      <w:pPr>
+        <w:spacing w:line="360" w:lineRule="auto"/>
+        <w:rPr>
+          <w:lang w:val="de-AT" w:eastAsia="de-AT"/>
+        </w:rPr>
+      </w:pPr>
+      <w:r>
+        <w:rPr>
+          <w:lang w:val="de-AT" w:eastAsia="de-AT"/>
+        </w:rPr>
+        <w:t>Sobald der Clip zur Zufriedenheit erstellt, aufgenommen und bearbeitet wurde kann er aus dem Projektmanager in das Feld „Animation Clip“, im Inspe</w:t>
+      </w:r>
+      <w:r>
+        <w:rPr>
+          <w:lang w:val="de-AT" w:eastAsia="de-AT"/>
+        </w:rPr>
+        <w:t>k</w:t>
+      </w:r>
+      <w:r>
+        <w:rPr>
+          <w:lang w:val="de-AT" w:eastAsia="de-AT"/>
+        </w:rPr>
+        <w:t>torfenster des animierten Objekts, per Drag and Drop gezogen werden.</w:t>
+      </w:r>
+      <w:r>
+        <w:rPr>
+          <w:lang w:val="de-AT" w:eastAsia="de-AT"/>
+        </w:rPr>
+        <w:t xml:space="preserve"> </w:t>
+      </w:r>
+      <w:r>
+        <w:rPr>
+          <w:lang w:val="de-AT" w:eastAsia="de-AT"/>
+        </w:rPr>
+        <w:t>Im Inspektor können nun auch noch einige Änderungen and den Animationseinstellungen vorgenommen werden, falls diese noch nicht bereits im Animationsfenster vorgenommen worden sind.</w:t>
+      </w:r>
+    </w:p>
+    <w:p>
+      <w:pPr>
+        <w:spacing w:line="360" w:lineRule="auto"/>
+        <w:rPr>
+          <w:lang w:val="de-AT" w:eastAsia="de-AT"/>
+        </w:rPr>
+      </w:pPr>
+    </w:p>
+    <w:p>
+      <w:pPr>
+        <w:pStyle w:val="Heading2"/>
+        <w:spacing w:line="360" w:lineRule="auto"/>
+      </w:pPr>
+      <w:r>
+        <w:t xml:space="preserve"> Lichtquellen</w:t>
+      </w:r>
+    </w:p>
+    <w:p>
+      <w:pPr>
+        <w:spacing w:line="360" w:lineRule="auto"/>
+        <w:rPr>
+          <w:lang w:val="de-AT" w:eastAsia="de-AT"/>
+        </w:rPr>
+      </w:pPr>
+      <w:r>
+        <w:rPr>
+          <w:lang w:val="de-AT" w:eastAsia="de-AT"/>
+        </w:rPr>
+        <w:t>Lichtquellen stellen eine zentrale Bedeutung beim Entwickeln von 3D-Anwendungen dar. Sie sind äußerst wichtig für die visuelle Gestaltung von Szenen. Ohne Lichtquellen würde das Leveldesign umsonst sein, da entweder nichts zu sehen wäre oder nur sehr spärlich und ohne schöne, gut dargestellte Farben und Texturen. Die Unity Engine stellt ein sehr breit aufgestelltes System zur Erstellung und Anpassung von Lichtquellen zur Verfügung.</w:t>
+      </w:r>
+    </w:p>
+    <w:p>
+      <w:pPr>
+        <w:spacing w:line="360" w:lineRule="auto"/>
+        <w:rPr>
+          <w:lang w:val="de-AT" w:eastAsia="de-AT"/>
+        </w:rPr>
+      </w:pPr>
+      <w:r>
+        <w:rPr>
+          <w:lang w:val="de-AT" w:eastAsia="de-AT"/>
+        </w:rPr>
+        <w:lastRenderedPageBreak/>
+        <w:t>In Unity gibt es vier verschiedene Arten von Lichtquellen. Diese besitzen jeweils unterschiedliche Eigenschaften und werden deshalb für unterschiedliche Aufgaben eingesetzt.</w:t>
+      </w:r>
+    </w:p>
+    <w:p>
+      <w:pPr>
+        <w:spacing w:line="360" w:lineRule="auto"/>
+        <w:rPr>
+          <w:lang w:val="de-AT" w:eastAsia="de-AT"/>
+        </w:rPr>
+      </w:pPr>
+    </w:p>
+    <w:p>
+      <w:pPr>
+        <w:pStyle w:val="Heading3"/>
+        <w:spacing w:line="360" w:lineRule="auto"/>
+        <w:rPr>
+          <w:lang w:val="de-AT" w:eastAsia="de-AT"/>
+        </w:rPr>
+      </w:pPr>
+      <w:r>
+        <w:rPr>
+          <w:lang w:val="de-AT" w:eastAsia="de-AT"/>
+        </w:rPr>
+        <w:t>Directional Light</w:t>
+      </w:r>
+    </w:p>
+    <w:p>
+      <w:pPr>
+        <w:spacing w:line="360" w:lineRule="auto"/>
+        <w:rPr>
+          <w:lang w:val="de-AT" w:eastAsia="de-AT"/>
+        </w:rPr>
+      </w:pPr>
+      <w:r>
+        <w:rPr>
+          <w:lang w:val="de-AT" w:eastAsia="de-AT"/>
+        </w:rPr>
+        <w:t xml:space="preserve">Das Directional Light agiert </w:t>
+      </w:r>
+      <w:r>
+        <w:rPr>
+          <w:lang w:val="de-AT" w:eastAsia="de-AT"/>
+        </w:rPr>
+        <w:t>etwas so wie eine digitale Sonne. Es wird hauptsächlich zur allgemeinen Beleuchtung von Szenen benutzt, da es eine weit entfernte Lichtquelle ist, die mit der Distanz nicht schwächer wird. Das Licht ist grundsätzlich in der gesamten Szene vorhanden, es sei denn es wird durch Objekte blockiert und wirft Schatten. Auch diese sind einstellbar.</w:t>
+      </w:r>
+      <w:r>
+        <w:rPr>
+          <w:lang w:val="de-AT" w:eastAsia="de-AT"/>
+        </w:rPr>
+        <w:t xml:space="preserve"> Ebenso einstellbar sind Einstrahlwinkel und Rotation der Lichtstrahlen.</w:t>
+      </w:r>
+      <w:r>
+        <w:rPr>
+          <w:lang w:val="de-AT" w:eastAsia="de-AT"/>
+        </w:rPr>
+        <w:t xml:space="preserve"> Diese Werte beeinflussen die </w:t>
+      </w:r>
+      <w:r>
+        <w:rPr>
+          <w:lang w:val="de-AT" w:eastAsia="de-AT"/>
+        </w:rPr>
+        <w:t>Richtung,</w:t>
+      </w:r>
+      <w:r>
+        <w:rPr>
+          <w:lang w:val="de-AT" w:eastAsia="de-AT"/>
+        </w:rPr>
+        <w:t xml:space="preserve"> in der das Licht auf die Szene </w:t>
+      </w:r>
+      <w:r>
+        <w:rPr>
+          <w:lang w:val="de-AT" w:eastAsia="de-AT"/>
+        </w:rPr>
+        <w:t>fällt.</w:t>
+      </w:r>
+      <w:r>
+        <w:rPr>
+          <w:lang w:val="de-AT" w:eastAsia="de-AT"/>
+        </w:rPr>
+        <w:t xml:space="preserve"> Auch die Intensität des Lichts lässt sich verändern. So gibt es im Inspektorfenster auf der rechten Seite des Layouts in der Engine einen Regler, mit dem man die Intensität verändern kann. Als Standardwert ist der Wert „1“ eingestellt. Dieser ist meistens komplett ausreichend, da er genug Helligkeit </w:t>
+      </w:r>
+      <w:r>
+        <w:rPr>
+          <w:lang w:val="de-AT" w:eastAsia="de-AT"/>
+        </w:rPr>
+        <w:t>bietet,</w:t>
+      </w:r>
+      <w:r>
+        <w:rPr>
+          <w:lang w:val="de-AT" w:eastAsia="de-AT"/>
+        </w:rPr>
+        <w:t xml:space="preserve"> um die ganze Szene gut zu beleuchten, sodass Farben und Texturen gut erkennbar sind, das Licht jedoch nicht zu hell ist.</w:t>
+      </w:r>
+      <w:r>
+        <w:rPr>
+          <w:lang w:val="de-AT" w:eastAsia="de-AT"/>
+        </w:rPr>
+        <w:t xml:space="preserve"> Die Farbe des Lichts ist ebenfalls einstellbar und bietet eine perfekte Grundlage zur Erstellung von Sonnenuntergängen.</w:t>
+      </w:r>
+    </w:p>
+    <w:p>
+      <w:pPr>
+        <w:spacing w:line="360" w:lineRule="auto"/>
+        <w:rPr>
+          <w:lang w:val="de-AT" w:eastAsia="de-AT"/>
+        </w:rPr>
+      </w:pPr>
+      <w:r>
+        <w:rPr>
+          <w:lang w:val="de-AT" w:eastAsia="de-AT"/>
+        </w:rPr>
+        <w:t xml:space="preserve">Um ein Directional Light zu </w:t>
+      </w:r>
+      <w:r>
+        <w:rPr>
+          <w:lang w:val="de-AT" w:eastAsia="de-AT"/>
+        </w:rPr>
+        <w:t>erstellen,</w:t>
+      </w:r>
+      <w:r>
+        <w:rPr>
+          <w:lang w:val="de-AT" w:eastAsia="de-AT"/>
+        </w:rPr>
+        <w:t xml:space="preserve"> muss es im Szenenbaum einfach unter dem Reiter „Lightning“ eingefügt werden.</w:t>
+      </w:r>
+      <w:r>
+        <w:rPr>
+          <w:lang w:val="de-AT" w:eastAsia="de-AT"/>
+        </w:rPr>
+        <w:t xml:space="preserve"> Die Richtung, der Einstrahlwinkel und die Rotation lassen sich mit dem „Transform“-Tool, mit dem auch die Position und Ausrichtung von Objekten verändert werden kann, einstellen.</w:t>
+      </w:r>
+      <w:r>
+        <w:rPr>
+          <w:lang w:val="de-AT" w:eastAsia="de-AT"/>
+        </w:rPr>
+        <w:t xml:space="preserve"> Dazu muss das Directional Light zunächst mit einem Linksklick angewählt werden und dann das „Transform“-Tool ausgewählt werden. Nun ist das Licht umgeben von Pfeilen und Ringen, die die Ausrichtung und Position des Lichts </w:t>
+      </w:r>
+      <w:r>
+        <w:rPr>
+          <w:lang w:val="de-AT" w:eastAsia="de-AT"/>
+        </w:rPr>
+        <w:t>mittels Ziehens</w:t>
+      </w:r>
+      <w:r>
+        <w:rPr>
+          <w:lang w:val="de-AT" w:eastAsia="de-AT"/>
+        </w:rPr>
+        <w:t xml:space="preserve"> verändern können.</w:t>
+      </w:r>
+    </w:p>
+    <w:p>
+      <w:pPr>
+        <w:pStyle w:val="Heading3"/>
+        <w:spacing w:line="360" w:lineRule="auto"/>
+        <w:rPr>
+          <w:lang w:val="de-AT" w:eastAsia="de-AT"/>
+        </w:rPr>
+      </w:pPr>
+      <w:r>
+        <w:rPr>
+          <w:lang w:val="de-AT" w:eastAsia="de-AT"/>
+        </w:rPr>
+        <w:t>Point Light</w:t>
+      </w:r>
+    </w:p>
+    <w:p>
+      <w:pPr>
+        <w:spacing w:line="360" w:lineRule="auto"/>
+        <w:rPr>
+          <w:lang w:val="de-AT" w:eastAsia="de-AT"/>
+        </w:rPr>
+      </w:pPr>
+      <w:r>
+        <w:rPr>
+          <w:lang w:val="de-AT" w:eastAsia="de-AT"/>
+        </w:rPr>
+        <w:t>Ein Point Light agiert ähnlich wie eine Glühbirne. Es strahlt von einem Punkt ausgehend in jede Richtung Licht aus, das mit zunehmender Distanz schwächer wird.</w:t>
+      </w:r>
+      <w:r>
+        <w:rPr>
+          <w:lang w:val="de-AT" w:eastAsia="de-AT"/>
+        </w:rPr>
+        <w:t xml:space="preserve"> Anders als das Directional Light ist es eine lokale Lichtquelle, die nicht die ganze Szene erhellt. </w:t>
+      </w:r>
+      <w:r>
+        <w:rPr>
+          <w:lang w:val="de-AT" w:eastAsia="de-AT"/>
+        </w:rPr>
+        <w:t xml:space="preserve">Meistens werden damit Lampen oder Kerzen erstellt, die kleinere Räume beleuchten und für ein passendes Ambiente sorgen sollen. Anders </w:t>
+      </w:r>
+      <w:r>
+        <w:rPr>
+          <w:lang w:val="de-AT" w:eastAsia="de-AT"/>
+        </w:rPr>
+        <w:lastRenderedPageBreak/>
+        <w:t>als beim Directional Light lässt sich beim Point Light nur die Position des Lichts verändern, nicht aber Rotation und Winkel</w:t>
+      </w:r>
+      <w:r>
+        <w:rPr>
+          <w:lang w:val="de-AT" w:eastAsia="de-AT"/>
+        </w:rPr>
+        <w:t xml:space="preserve">, </w:t>
+      </w:r>
+      <w:r>
+        <w:rPr>
+          <w:lang w:val="de-AT" w:eastAsia="de-AT"/>
+        </w:rPr>
+        <w:t xml:space="preserve">da </w:t>
+      </w:r>
+      <w:r>
+        <w:rPr>
+          <w:lang w:val="de-AT" w:eastAsia="de-AT"/>
+        </w:rPr>
+        <w:t xml:space="preserve">die Lichtquelle </w:t>
+      </w:r>
+      <w:r>
+        <w:rPr>
+          <w:lang w:val="de-AT" w:eastAsia="de-AT"/>
+        </w:rPr>
+        <w:t xml:space="preserve">das </w:t>
+      </w:r>
+      <w:r>
+        <w:rPr>
+          <w:lang w:val="de-AT" w:eastAsia="de-AT"/>
+        </w:rPr>
+        <w:t>Licht in allen Richtungen von sich weggehend ausstrahlt.</w:t>
+      </w:r>
+      <w:r>
+        <w:rPr>
+          <w:lang w:val="de-AT" w:eastAsia="de-AT"/>
+        </w:rPr>
+        <w:t xml:space="preserve"> </w:t>
+      </w:r>
+      <w:r>
+        <w:rPr>
+          <w:lang w:val="de-AT" w:eastAsia="de-AT"/>
+        </w:rPr>
+        <w:t xml:space="preserve">Genau wie beim Directional Light lässt sich die Lichtfarbe des Point Lights jedoch auch anpassen. </w:t>
+      </w:r>
+      <w:r>
+        <w:rPr>
+          <w:lang w:val="de-AT" w:eastAsia="de-AT"/>
+        </w:rPr>
+        <w:t xml:space="preserve">Dadurch ist es perfekt </w:t>
+      </w:r>
+      <w:r>
+        <w:rPr>
+          <w:lang w:val="de-AT" w:eastAsia="de-AT"/>
+        </w:rPr>
+        <w:t>geeignet,</w:t>
+      </w:r>
+      <w:r>
+        <w:rPr>
+          <w:lang w:val="de-AT" w:eastAsia="de-AT"/>
+        </w:rPr>
+        <w:t xml:space="preserve"> um Stimmung</w:t>
+      </w:r>
+      <w:r>
+        <w:rPr>
+          <w:lang w:val="de-AT" w:eastAsia="de-AT"/>
+        </w:rPr>
+        <w:t xml:space="preserve"> mit verschiedenen Farben und Farbtönen</w:t>
+      </w:r>
+      <w:r>
+        <w:rPr>
+          <w:lang w:val="de-AT" w:eastAsia="de-AT"/>
+        </w:rPr>
+        <w:t xml:space="preserve"> zu vermitteln und neben dem Directional Light für zusätzliches Licht zu sorgen.</w:t>
+      </w:r>
+    </w:p>
+    <w:p>
+      <w:pPr>
+        <w:pStyle w:val="Heading3"/>
+        <w:spacing w:line="360" w:lineRule="auto"/>
+        <w:rPr>
+          <w:lang w:val="de-AT" w:eastAsia="de-AT"/>
+        </w:rPr>
+      </w:pPr>
+      <w:r>
+        <w:rPr>
+          <w:lang w:val="de-AT" w:eastAsia="de-AT"/>
+        </w:rPr>
+        <w:t>Spot Light</w:t>
+      </w:r>
+    </w:p>
+    <w:p>
+      <w:pPr>
+        <w:spacing w:line="360" w:lineRule="auto"/>
+        <w:rPr>
+          <w:lang w:val="de-AT" w:eastAsia="de-AT"/>
+        </w:rPr>
+      </w:pPr>
+      <w:r>
+        <w:rPr>
+          <w:lang w:val="de-AT" w:eastAsia="de-AT"/>
+        </w:rPr>
+        <w:t>Ein Spot Light ist ähnlich wie eine Taschenlampe oder einer Flutlichtanlage. Es erzeugt Licht, das von einem Punkt ausgeht und kegelförmig in eine bestimmte Richtung strahlt.</w:t>
+      </w:r>
+      <w:r>
+        <w:rPr>
+          <w:lang w:val="de-AT" w:eastAsia="de-AT"/>
+        </w:rPr>
+        <w:t xml:space="preserve"> Genau wie beim Directional Light lassen sich Winkel, Position und Rotation einstellen, die Lichtstärke nimmt jedoch mit zunehmender Distanz ab.</w:t>
+      </w:r>
+      <w:r>
+        <w:rPr>
+          <w:lang w:val="de-AT" w:eastAsia="de-AT"/>
+        </w:rPr>
+        <w:t xml:space="preserve"> Ebenso einstellbar ist die Größe des Lichtkegels</w:t>
+      </w:r>
+      <w:r>
+        <w:rPr>
+          <w:lang w:val="de-AT" w:eastAsia="de-AT"/>
+        </w:rPr>
+        <w:t xml:space="preserve"> und die Farbe des Lichts.</w:t>
+      </w:r>
+      <w:r>
+        <w:rPr>
+          <w:lang w:val="de-AT" w:eastAsia="de-AT"/>
+        </w:rPr>
+        <w:t xml:space="preserve"> Es wird meist für dramatische Beleuchtungseffekte benutzt, die Objekte oder Texturen</w:t>
+      </w:r>
+      <w:r>
+        <w:rPr>
+          <w:lang w:val="de-AT" w:eastAsia="de-AT"/>
+        </w:rPr>
+        <w:t xml:space="preserve"> gezielt beleuchten und somit</w:t>
+      </w:r>
+      <w:r>
+        <w:rPr>
+          <w:lang w:val="de-AT" w:eastAsia="de-AT"/>
+        </w:rPr>
+        <w:t xml:space="preserve"> von der restlichen Szene abheben sollen.</w:t>
+      </w:r>
+    </w:p>
+    <w:p>
+      <w:pPr>
+        <w:pStyle w:val="Heading3"/>
+        <w:spacing w:line="360" w:lineRule="auto"/>
+        <w:rPr>
+          <w:lang w:val="de-AT" w:eastAsia="de-AT"/>
+        </w:rPr>
+      </w:pPr>
+      <w:r>
+        <w:rPr>
+          <w:lang w:val="de-AT" w:eastAsia="de-AT"/>
+        </w:rPr>
+        <w:t>Area Light</w:t>
+      </w:r>
+    </w:p>
+    <w:p>
+      <w:pPr>
+        <w:spacing w:line="360" w:lineRule="auto"/>
+        <w:rPr>
+          <w:lang w:val="de-AT" w:eastAsia="de-AT"/>
+        </w:rPr>
+      </w:pPr>
+      <w:r>
+        <w:rPr>
+          <w:lang w:val="de-AT" w:eastAsia="de-AT"/>
+        </w:rPr>
+        <w:t xml:space="preserve">Ein Area Light ist eine beleuchtete Fläche, etwa ein Fenster oder </w:t>
+      </w:r>
+      <w:r>
+        <w:rPr>
+          <w:lang w:val="de-AT" w:eastAsia="de-AT"/>
+        </w:rPr>
+        <w:t>beleuchtete Bildschirme.</w:t>
+      </w:r>
+      <w:r>
+        <w:rPr>
+          <w:lang w:val="de-AT" w:eastAsia="de-AT"/>
+        </w:rPr>
+        <w:t xml:space="preserve"> Position, Rotation und Winkel des Lichtes selbst sind nur </w:t>
+      </w:r>
+      <w:r>
+        <w:rPr>
+          <w:lang w:val="de-AT" w:eastAsia="de-AT"/>
+        </w:rPr>
+        <w:t>einstellbar,</w:t>
+      </w:r>
+      <w:r>
+        <w:rPr>
+          <w:lang w:val="de-AT" w:eastAsia="de-AT"/>
+        </w:rPr>
+        <w:t xml:space="preserve"> indem die beleuchtete Fläche bewegt wird.</w:t>
+      </w:r>
+      <w:r>
+        <w:rPr>
+          <w:lang w:val="de-AT" w:eastAsia="de-AT"/>
+        </w:rPr>
+        <w:t xml:space="preserve"> Anpassbar sind nur Farbe und Intensität des Lichts.</w:t>
+      </w:r>
+    </w:p>
+    <w:p>
+      <w:pPr>
+        <w:spacing w:line="360" w:lineRule="auto"/>
+        <w:rPr>
+          <w:lang w:val="de-AT" w:eastAsia="de-AT"/>
+        </w:rPr>
+      </w:pPr>
+    </w:p>
+    <w:p>
+      <w:pPr>
+        <w:spacing w:line="360" w:lineRule="auto"/>
+        <w:rPr>
+          <w:i/>
+          <w:iCs/>
+          <w:lang w:val="de-AT" w:eastAsia="de-AT"/>
+        </w:rPr>
+      </w:pPr>
+      <w:r>
+        <w:rPr>
+          <w:i/>
+          <w:iCs/>
+          <w:lang w:val="de-AT" w:eastAsia="de-AT"/>
+        </w:rPr>
+        <w:t>Der folgende Text hat die Quellen ChatGPT und die offizielle Unity Documentation:</w:t>
+      </w:r>
+    </w:p>
+    <w:p>
+      <w:pPr>
+        <w:pStyle w:val="Heading3"/>
+        <w:rPr>
+          <w:lang w:eastAsia="de-AT"/>
+        </w:rPr>
+      </w:pPr>
+      <w:r>
+        <w:rPr>
+          <w:lang w:eastAsia="de-AT"/>
+        </w:rPr>
+        <w:t>Lichtmodi in Unity</w:t>
+      </w:r>
+    </w:p>
+    <w:p>
+      <w:pPr>
+        <w:spacing w:line="360" w:lineRule="auto"/>
+        <w:rPr>
+          <w:lang w:eastAsia="de-AT"/>
+        </w:rPr>
+      </w:pPr>
+      <w:r>
+        <w:rPr>
+          <w:lang w:eastAsia="de-AT"/>
+        </w:rPr>
+        <w:t>Neben den Lichttypen unterscheidet Unity auch verschiedene Berechnungsarten für Licht:</w:t>
+      </w:r>
+    </w:p>
+    <w:p>
+      <w:pPr>
+        <w:spacing w:line="360" w:lineRule="auto"/>
+        <w:rPr>
+          <w:b/>
+          <w:bCs/>
+          <w:lang w:eastAsia="de-AT"/>
+        </w:rPr>
+      </w:pPr>
+      <w:r>
+        <w:rPr>
+          <w:b/>
+          <w:bCs/>
+          <w:lang w:eastAsia="de-AT"/>
+        </w:rPr>
+        <w:t>1. Realtime Lighting</w:t>
+      </w:r>
+    </w:p>
+    <w:p>
+      <w:pPr>
+        <w:numPr>
+          <w:ilvl w:val="0"/>
+          <w:numId w:val="47"/>
+        </w:numPr>
+        <w:spacing w:line="360" w:lineRule="auto"/>
+        <w:rPr>
+          <w:lang w:eastAsia="de-AT"/>
+        </w:rPr>
+      </w:pPr>
+      <w:r>
+        <w:rPr>
+          <w:lang w:eastAsia="de-AT"/>
+        </w:rPr>
+        <w:t>Wird in Echtzeit berechnet</w:t>
+      </w:r>
+    </w:p>
+    <w:p>
+      <w:pPr>
+        <w:numPr>
+          <w:ilvl w:val="0"/>
+          <w:numId w:val="47"/>
+        </w:numPr>
+        <w:spacing w:line="360" w:lineRule="auto"/>
+        <w:rPr>
+          <w:lang w:eastAsia="de-AT"/>
+        </w:rPr>
+      </w:pPr>
+      <w:r>
+        <w:rPr>
+          <w:lang w:eastAsia="de-AT"/>
+        </w:rPr>
+        <w:t>Dynamisch veränderbar</w:t>
+      </w:r>
+    </w:p>
+    <w:p>
+      <w:pPr>
+        <w:numPr>
+          <w:ilvl w:val="0"/>
+          <w:numId w:val="47"/>
+        </w:numPr>
+        <w:spacing w:line="360" w:lineRule="auto"/>
+        <w:rPr>
+          <w:lang w:eastAsia="de-AT"/>
+        </w:rPr>
+      </w:pPr>
+      <w:r>
+        <w:rPr>
+          <w:lang w:eastAsia="de-AT"/>
+        </w:rPr>
+        <w:t>Höhere Rechenlast</w:t>
+      </w:r>
+    </w:p>
+    <w:p>
+      <w:pPr>
+        <w:spacing w:line="360" w:lineRule="auto"/>
+        <w:rPr>
+          <w:lang w:eastAsia="de-AT"/>
+        </w:rPr>
+      </w:pPr>
+      <w:r>
+        <w:rPr>
+          <w:lang w:eastAsia="de-AT"/>
+        </w:rPr>
+        <w:t>Geeignet für bewegliche Lichtquellen oder dynamische Szenen.</w:t>
+      </w:r>
+    </w:p>
+    <w:p>
+      <w:pPr>
+        <w:spacing w:line="360" w:lineRule="auto"/>
+        <w:rPr>
+          <w:b/>
+          <w:bCs/>
+          <w:lang w:eastAsia="de-AT"/>
+        </w:rPr>
+      </w:pPr>
+      <w:r>
+        <w:rPr>
+          <w:b/>
+          <w:bCs/>
+          <w:lang w:eastAsia="de-AT"/>
+        </w:rPr>
+        <w:lastRenderedPageBreak/>
+        <w:t>2. Baked Lighting</w:t>
+      </w:r>
+    </w:p>
+    <w:p>
+      <w:pPr>
+        <w:numPr>
+          <w:ilvl w:val="0"/>
+          <w:numId w:val="48"/>
+        </w:numPr>
+        <w:spacing w:line="360" w:lineRule="auto"/>
+        <w:rPr>
+          <w:lang w:eastAsia="de-AT"/>
+        </w:rPr>
+      </w:pPr>
+      <w:r>
+        <w:rPr>
+          <w:lang w:eastAsia="de-AT"/>
+        </w:rPr>
+        <w:t>Vorab berechnet (Light Baking)</w:t>
+      </w:r>
+    </w:p>
+    <w:p>
+      <w:pPr>
+        <w:numPr>
+          <w:ilvl w:val="0"/>
+          <w:numId w:val="48"/>
+        </w:numPr>
+        <w:spacing w:line="360" w:lineRule="auto"/>
+        <w:rPr>
+          <w:lang w:eastAsia="de-AT"/>
+        </w:rPr>
+      </w:pPr>
+      <w:r>
+        <w:rPr>
+          <w:lang w:eastAsia="de-AT"/>
+        </w:rPr>
+        <w:t>Sehr performant</w:t>
+      </w:r>
+    </w:p>
+    <w:p>
+      <w:pPr>
+        <w:numPr>
+          <w:ilvl w:val="0"/>
+          <w:numId w:val="48"/>
+        </w:numPr>
+        <w:spacing w:line="360" w:lineRule="auto"/>
+        <w:rPr>
+          <w:lang w:eastAsia="de-AT"/>
+        </w:rPr>
+      </w:pPr>
+      <w:r>
+        <w:rPr>
+          <w:lang w:eastAsia="de-AT"/>
+        </w:rPr>
+        <w:t>Keine dynamischen Änderungen möglich</w:t>
+      </w:r>
+    </w:p>
+    <w:p>
+      <w:pPr>
+        <w:spacing w:line="360" w:lineRule="auto"/>
+        <w:rPr>
+          <w:lang w:eastAsia="de-AT"/>
+        </w:rPr>
+      </w:pPr>
+      <w:r>
+        <w:rPr>
+          <w:lang w:eastAsia="de-AT"/>
+        </w:rPr>
+        <w:t>Wird oft für statische Umgebungen verwendet, um Performance zu sparen.</w:t>
+      </w:r>
+    </w:p>
+    <w:p>
+      <w:pPr>
+        <w:spacing w:line="360" w:lineRule="auto"/>
+        <w:rPr>
+          <w:b/>
+          <w:bCs/>
+          <w:lang w:eastAsia="de-AT"/>
+        </w:rPr>
+      </w:pPr>
+      <w:r>
+        <w:rPr>
+          <w:b/>
+          <w:bCs/>
+          <w:lang w:eastAsia="de-AT"/>
+        </w:rPr>
+        <w:t>3. Mixed Lighting</w:t>
+      </w:r>
+    </w:p>
+    <w:p>
+      <w:pPr>
+        <w:numPr>
+          <w:ilvl w:val="0"/>
+          <w:numId w:val="49"/>
+        </w:numPr>
+        <w:spacing w:line="360" w:lineRule="auto"/>
+        <w:rPr>
+          <w:lang w:eastAsia="de-AT"/>
+        </w:rPr>
+      </w:pPr>
+      <w:r>
+        <w:rPr>
+          <w:lang w:eastAsia="de-AT"/>
+        </w:rPr>
+        <w:t>Kombination aus Realtime und Baked</w:t>
+      </w:r>
+    </w:p>
+    <w:p>
+      <w:pPr>
+        <w:numPr>
+          <w:ilvl w:val="0"/>
+          <w:numId w:val="49"/>
+        </w:numPr>
+        <w:spacing w:line="360" w:lineRule="auto"/>
+        <w:rPr>
+          <w:lang w:eastAsia="de-AT"/>
+        </w:rPr>
+      </w:pPr>
+      <w:r>
+        <w:rPr>
+          <w:lang w:eastAsia="de-AT"/>
+        </w:rPr>
+        <w:t>Flexibel, aber komplexer</w:t>
+      </w:r>
+    </w:p>
+    <w:p>
+      <w:pPr>
+        <w:numPr>
+          <w:ilvl w:val="0"/>
+          <w:numId w:val="49"/>
+        </w:numPr>
+        <w:spacing w:line="360" w:lineRule="auto"/>
+        <w:rPr>
+          <w:lang w:eastAsia="de-AT"/>
+        </w:rPr>
+      </w:pPr>
+      <w:r>
+        <w:rPr>
+          <w:lang w:eastAsia="de-AT"/>
+        </w:rPr>
+        <w:t>Häufig in modernen Projekten genutzt</w:t>
+      </w:r>
+    </w:p>
+    <w:p>
+      <w:pPr>
+        <w:pStyle w:val="Heading3"/>
+        <w:rPr>
+          <w:lang w:eastAsia="de-AT"/>
+        </w:rPr>
+      </w:pPr>
+      <w:r>
+        <w:rPr>
+          <w:lang w:eastAsia="de-AT"/>
+        </w:rPr>
+        <w:t>Schatten und ihre Bedeutung</w:t>
+      </w:r>
+    </w:p>
+    <w:p>
+      <w:pPr>
+        <w:spacing w:line="360" w:lineRule="auto"/>
+        <w:rPr>
+          <w:lang w:eastAsia="de-AT"/>
+        </w:rPr>
+      </w:pPr>
+      <w:r>
+        <w:rPr>
+          <w:lang w:eastAsia="de-AT"/>
+        </w:rPr>
+        <w:t>Schatten sind ein wesentlicher Bestandteil realistischer Beleuchtung. Unity unterstützt verschiedene Schattenarten:</w:t>
+      </w:r>
+    </w:p>
+    <w:p>
+      <w:pPr>
+        <w:numPr>
+          <w:ilvl w:val="0"/>
+          <w:numId w:val="50"/>
+        </w:numPr>
+        <w:spacing w:line="360" w:lineRule="auto"/>
+        <w:rPr>
+          <w:lang w:eastAsia="de-AT"/>
+        </w:rPr>
+      </w:pPr>
+      <w:r>
+        <w:rPr>
+          <w:b/>
+          <w:bCs/>
+          <w:lang w:eastAsia="de-AT"/>
+        </w:rPr>
+        <w:t>Hard Shadows (harte Schatten)</w:t>
+      </w:r>
+      <w:r>
+        <w:rPr>
+          <w:lang w:eastAsia="de-AT"/>
+        </w:rPr>
+        <w:t>: klare Kanten, weniger rechenintensiv</w:t>
+      </w:r>
+    </w:p>
+    <w:p>
+      <w:pPr>
+        <w:numPr>
+          <w:ilvl w:val="0"/>
+          <w:numId w:val="50"/>
+        </w:numPr>
+        <w:spacing w:line="360" w:lineRule="auto"/>
+        <w:rPr>
+          <w:lang w:eastAsia="de-AT"/>
+        </w:rPr>
+      </w:pPr>
+      <w:r>
+        <w:rPr>
+          <w:b/>
+          <w:bCs/>
+          <w:lang w:eastAsia="de-AT"/>
+        </w:rPr>
+        <w:t>Soft Shadows (weiche Schatten)</w:t>
+      </w:r>
+      <w:r>
+        <w:rPr>
+          <w:lang w:eastAsia="de-AT"/>
+        </w:rPr>
+        <w:t>: realistischere Darstellung, höhere Performancekosten</w:t>
+      </w:r>
+    </w:p>
+    <w:p>
+      <w:pPr>
+        <w:spacing w:line="360" w:lineRule="auto"/>
+        <w:rPr>
+          <w:lang w:eastAsia="de-AT"/>
+        </w:rPr>
+      </w:pPr>
+      <w:r>
+        <w:rPr>
+          <w:lang w:eastAsia="de-AT"/>
+        </w:rPr>
+        <w:t>Die Qualität der Schatten beeinflusst stark die visuelle Wahrnehmung der Szene.</w:t>
+      </w:r>
+    </w:p>
+    <w:p>
+      <w:pPr>
+        <w:pStyle w:val="Heading3"/>
+        <w:rPr>
+          <w:lang w:eastAsia="de-AT"/>
+        </w:rPr>
+      </w:pPr>
+      <w:r>
+        <w:rPr>
+          <w:lang w:eastAsia="de-AT"/>
+        </w:rPr>
+        <w:t>Globale Beleuchtung (Global Illumination)</w:t>
+      </w:r>
+    </w:p>
+    <w:p>
+      <w:pPr>
+        <w:spacing w:line="360" w:lineRule="auto"/>
+        <w:rPr>
+          <w:lang w:eastAsia="de-AT"/>
+        </w:rPr>
+      </w:pPr>
+      <w:r>
+        <w:rPr>
+          <w:lang w:eastAsia="de-AT"/>
+        </w:rPr>
+        <w:t>Unity bietet mit der Global Illumination (GI) eine Technik, die indirektes Licht simuliert. Dabei wird berücksichtigt, wie Licht von Oberflächen reflektiert wird.</w:t>
+      </w:r>
+    </w:p>
+    <w:p>
+      <w:pPr>
+        <w:spacing w:line="360" w:lineRule="auto"/>
+        <w:rPr>
+          <w:lang w:eastAsia="de-AT"/>
+        </w:rPr>
+      </w:pPr>
+      <w:r>
+        <w:rPr>
+          <w:lang w:eastAsia="de-AT"/>
+        </w:rPr>
+        <w:t>Vorteile:</w:t>
+      </w:r>
+    </w:p>
+    <w:p>
+      <w:pPr>
+        <w:numPr>
+          <w:ilvl w:val="0"/>
+          <w:numId w:val="51"/>
+        </w:numPr>
+        <w:spacing w:line="360" w:lineRule="auto"/>
+        <w:rPr>
+          <w:lang w:eastAsia="de-AT"/>
+        </w:rPr>
+      </w:pPr>
+      <w:r>
+        <w:rPr>
+          <w:lang w:eastAsia="de-AT"/>
+        </w:rPr>
+        <w:t>Realistischere Lichtverteilung</w:t>
+      </w:r>
+    </w:p>
+    <w:p>
+      <w:pPr>
+        <w:numPr>
+          <w:ilvl w:val="0"/>
+          <w:numId w:val="51"/>
+        </w:numPr>
+        <w:spacing w:line="360" w:lineRule="auto"/>
+        <w:rPr>
+          <w:lang w:eastAsia="de-AT"/>
+        </w:rPr>
+      </w:pPr>
+      <w:r>
+        <w:rPr>
+          <w:lang w:eastAsia="de-AT"/>
+        </w:rPr>
+        <w:t>Natürlichere Farben</w:t>
+      </w:r>
+    </w:p>
+    <w:p>
+      <w:pPr>
+        <w:numPr>
+          <w:ilvl w:val="0"/>
+          <w:numId w:val="51"/>
+        </w:numPr>
+        <w:spacing w:line="360" w:lineRule="auto"/>
+        <w:rPr>
+          <w:lang w:eastAsia="de-AT"/>
+        </w:rPr>
+      </w:pPr>
+      <w:r>
+        <w:rPr>
+          <w:lang w:eastAsia="de-AT"/>
+        </w:rPr>
+        <w:t>Verbesserte Tiefenwirkung</w:t>
+      </w:r>
+    </w:p>
+    <w:p>
+      <w:pPr>
+        <w:spacing w:line="360" w:lineRule="auto"/>
+        <w:rPr>
+          <w:lang w:eastAsia="de-AT"/>
+        </w:rPr>
+      </w:pPr>
+      <w:r>
+        <w:rPr>
+          <w:lang w:eastAsia="de-AT"/>
+        </w:rPr>
+        <w:t>Es gibt zwei Varianten:</w:t>
+      </w:r>
+    </w:p>
+    <w:p>
+      <w:pPr>
+        <w:numPr>
+          <w:ilvl w:val="0"/>
+          <w:numId w:val="52"/>
+        </w:numPr>
+        <w:spacing w:line="360" w:lineRule="auto"/>
+        <w:rPr>
+          <w:lang w:eastAsia="de-AT"/>
+        </w:rPr>
+      </w:pPr>
+      <w:r>
+        <w:rPr>
+          <w:b/>
+          <w:bCs/>
+          <w:lang w:eastAsia="de-AT"/>
+        </w:rPr>
+        <w:t>Precomputed GI (Baked GI)</w:t>
+      </w:r>
+    </w:p>
+    <w:p>
+      <w:pPr>
+        <w:numPr>
+          <w:ilvl w:val="0"/>
+          <w:numId w:val="52"/>
+        </w:numPr>
+        <w:spacing w:line="360" w:lineRule="auto"/>
+        <w:rPr>
+          <w:lang w:eastAsia="de-AT"/>
+        </w:rPr>
+      </w:pPr>
+      <w:r>
+        <w:rPr>
+          <w:b/>
+          <w:bCs/>
+          <w:lang w:eastAsia="de-AT"/>
+        </w:rPr>
+        <w:t>Realtime GI</w:t>
+      </w:r>
+    </w:p>
+    <w:p>
+      <w:pPr>
+        <w:pStyle w:val="Heading3"/>
+        <w:rPr>
+          <w:lang w:eastAsia="de-AT"/>
+        </w:rPr>
+      </w:pPr>
+      <w:r>
+        <w:rPr>
+          <w:lang w:eastAsia="de-AT"/>
+        </w:rPr>
+        <w:lastRenderedPageBreak/>
+        <w:t>Einfluss auf die Performance</w:t>
+      </w:r>
+    </w:p>
+    <w:p>
+      <w:pPr>
+        <w:spacing w:line="360" w:lineRule="auto"/>
+        <w:rPr>
+          <w:lang w:eastAsia="de-AT"/>
+        </w:rPr>
+      </w:pPr>
+      <w:r>
+        <w:rPr>
+          <w:lang w:eastAsia="de-AT"/>
+        </w:rPr>
+        <w:t>Die Beleuchtung hat einen erheblichen Einfluss auf die Performance eines Spiels. Besonders Echtzeitlichtquellen und Schattenberechnungen können die Framerate reduzieren.</w:t>
+      </w:r>
+    </w:p>
+    <w:p>
+      <w:pPr>
+        <w:spacing w:line="360" w:lineRule="auto"/>
+        <w:rPr>
+          <w:lang w:eastAsia="de-AT"/>
+        </w:rPr>
+      </w:pPr>
+      <w:r>
+        <w:rPr>
+          <w:lang w:eastAsia="de-AT"/>
+        </w:rPr>
+        <w:t>Optimierungsmaßnahmen:</w:t>
+      </w:r>
+    </w:p>
+    <w:p>
+      <w:pPr>
+        <w:numPr>
+          <w:ilvl w:val="0"/>
+          <w:numId w:val="53"/>
+        </w:numPr>
+        <w:spacing w:line="360" w:lineRule="auto"/>
+        <w:rPr>
+          <w:lang w:eastAsia="de-AT"/>
+        </w:rPr>
+      </w:pPr>
+      <w:r>
+        <w:rPr>
+          <w:lang w:eastAsia="de-AT"/>
+        </w:rPr>
+        <w:t>Verwendung von Baked Lighting für statische Objekte</w:t>
+      </w:r>
+    </w:p>
+    <w:p>
+      <w:pPr>
+        <w:numPr>
+          <w:ilvl w:val="0"/>
+          <w:numId w:val="53"/>
+        </w:numPr>
+        <w:spacing w:line="360" w:lineRule="auto"/>
+        <w:rPr>
+          <w:lang w:eastAsia="de-AT"/>
+        </w:rPr>
+      </w:pPr>
+      <w:r>
+        <w:rPr>
+          <w:lang w:eastAsia="de-AT"/>
+        </w:rPr>
+        <w:t>Reduktion der Anzahl aktiver Lichtquellen</w:t>
+      </w:r>
+    </w:p>
+    <w:p>
+      <w:pPr>
+        <w:numPr>
+          <w:ilvl w:val="0"/>
+          <w:numId w:val="53"/>
+        </w:numPr>
+        <w:spacing w:line="360" w:lineRule="auto"/>
+        <w:rPr>
+          <w:lang w:eastAsia="de-AT"/>
+        </w:rPr>
+      </w:pPr>
+      <w:r>
+        <w:rPr>
+          <w:lang w:eastAsia="de-AT"/>
+        </w:rPr>
+        <w:t>Einsatz von Light Probes und Reflection Probes</w:t>
+      </w:r>
+    </w:p>
+    <w:p>
+      <w:pPr>
+        <w:spacing w:line="360" w:lineRule="auto"/>
+        <w:rPr>
+          <w:lang w:eastAsia="de-AT"/>
+        </w:rPr>
+      </w:pPr>
+      <w:r>
+        <w:rPr>
+          <w:lang w:eastAsia="de-AT"/>
+        </w:rPr>
+        <w:t>Begrenzung der Schattenqualität</w:t>
+      </w:r>
+    </w:p>
+    <w:p>
+      <w:pPr>
+        <w:spacing w:line="360" w:lineRule="auto"/>
+        <w:rPr>
+          <w:i/>
+          <w:iCs/>
+          <w:lang w:eastAsia="de-AT"/>
+        </w:rPr>
+      </w:pPr>
+      <w:r>
+        <w:rPr>
+          <w:i/>
+          <w:iCs/>
+          <w:lang w:eastAsia="de-AT"/>
+        </w:rPr>
+        <w:t>Zitat Ende</w:t>
+      </w:r>
+    </w:p>
+    <w:p>
+      <w:pPr>
+        <w:spacing w:line="360" w:lineRule="auto"/>
+        <w:rPr>
+          <w:lang w:eastAsia="de-AT"/>
+        </w:rPr>
+      </w:pPr>
+    </w:p>
+    <w:p>
+      <w:pPr>
+        <w:spacing w:line="360" w:lineRule="auto"/>
+        <w:rPr>
+          <w:lang w:val="de-AT" w:eastAsia="de-AT"/>
+        </w:rPr>
+      </w:pPr>
     </w:p>
     <w:p>
       <w:pPr>
@@ -20192,6 +22216,155 @@
     </w:lvl>
   </w:abstractNum>
   <w:abstractNum w:abstractNumId="3" w15:restartNumberingAfterBreak="0">
+    <w:nsid w:val="03F8638C"/>
+    <w:multiLevelType w:val="multilevel"/>
+    <w:tmpl w:val="9AB6E736"/>
+    <w:lvl w:ilvl="0">
+      <w:start w:val="1"/>
+      <w:numFmt w:val="bullet"/>
+      <w:lvlText w:val=""/>
+      <w:lvlJc w:val="left"/>
+      <w:pPr>
+        <w:tabs>
+          <w:tab w:val="num" w:pos="720"/>
+        </w:tabs>
+        <w:ind w:left="720" w:hanging="360"/>
+      </w:pPr>
+      <w:rPr>
+        <w:rFonts w:ascii="Symbol" w:hAnsi="Symbol" w:hint="default"/>
+        <w:sz w:val="20"/>
+      </w:rPr>
+    </w:lvl>
+    <w:lvl w:ilvl="1">
+      <w:start w:val="1"/>
+      <w:numFmt w:val="bullet"/>
+      <w:lvlText w:val="o"/>
+      <w:lvlJc w:val="left"/>
+      <w:pPr>
+        <w:tabs>
+          <w:tab w:val="num" w:pos="1440"/>
+        </w:tabs>
+        <w:ind w:left="1440" w:hanging="360"/>
+      </w:pPr>
+      <w:rPr>
+        <w:rFonts w:ascii="Courier New" w:hAnsi="Courier New" w:cs="Times New Roman" w:hint="default"/>
+        <w:sz w:val="20"/>
+      </w:rPr>
+    </w:lvl>
+    <w:lvl w:ilvl="2">
+      <w:start w:val="1"/>
+      <w:numFmt w:val="bullet"/>
+      <w:lvlText w:val=""/>
+      <w:lvlJc w:val="left"/>
+      <w:pPr>
+        <w:tabs>
+          <w:tab w:val="num" w:pos="2160"/>
+        </w:tabs>
+        <w:ind w:left="2160" w:hanging="360"/>
+      </w:pPr>
+      <w:rPr>
+        <w:rFonts w:ascii="Wingdings" w:hAnsi="Wingdings" w:hint="default"/>
+        <w:sz w:val="20"/>
+      </w:rPr>
+    </w:lvl>
+    <w:lvl w:ilvl="3">
+      <w:start w:val="1"/>
+      <w:numFmt w:val="bullet"/>
+      <w:lvlText w:val=""/>
+      <w:lvlJc w:val="left"/>
+      <w:pPr>
+        <w:tabs>
+          <w:tab w:val="num" w:pos="2880"/>
+        </w:tabs>
+        <w:ind w:left="2880" w:hanging="360"/>
+      </w:pPr>
+      <w:rPr>
+        <w:rFonts w:ascii="Wingdings" w:hAnsi="Wingdings" w:hint="default"/>
+        <w:sz w:val="20"/>
+      </w:rPr>
+    </w:lvl>
+    <w:lvl w:ilvl="4">
+      <w:start w:val="1"/>
+      <w:numFmt w:val="bullet"/>
+      <w:lvlText w:val=""/>
+      <w:lvlJc w:val="left"/>
+      <w:pPr>
+        <w:tabs>
+          <w:tab w:val="num" w:pos="3600"/>
+        </w:tabs>
+        <w:ind w:left="3600" w:hanging="360"/>
+      </w:pPr>
+      <w:rPr>
+        <w:rFonts w:ascii="Wingdings" w:hAnsi="Wingdings" w:hint="default"/>
+        <w:sz w:val="20"/>
+      </w:rPr>
+    </w:lvl>
+    <w:lvl w:ilvl="5">
+      <w:start w:val="1"/>
+      <w:numFmt w:val="bullet"/>
+      <w:lvlText w:val=""/>
+      <w:lvlJc w:val="left"/>
+      <w:pPr>
+        <w:tabs>
+          <w:tab w:val="num" w:pos="4320"/>
+        </w:tabs>
+        <w:ind w:left="4320" w:hanging="360"/>
+      </w:pPr>
+      <w:rPr>
+        <w:rFonts w:ascii="Wingdings" w:hAnsi="Wingdings" w:hint="default"/>
+        <w:sz w:val="20"/>
+      </w:rPr>
+    </w:lvl>
+    <w:lvl w:ilvl="6">
+      <w:start w:val="1"/>
+      <w:numFmt w:val="bullet"/>
+      <w:lvlText w:val=""/>
+      <w:lvlJc w:val="left"/>
+      <w:pPr>
+        <w:tabs>
+          <w:tab w:val="num" w:pos="5040"/>
+        </w:tabs>
+        <w:ind w:left="5040" w:hanging="360"/>
+      </w:pPr>
+      <w:rPr>
+        <w:rFonts w:ascii="Wingdings" w:hAnsi="Wingdings" w:hint="default"/>
+        <w:sz w:val="20"/>
+      </w:rPr>
+    </w:lvl>
+    <w:lvl w:ilvl="7">
+      <w:start w:val="1"/>
+      <w:numFmt w:val="bullet"/>
+      <w:lvlText w:val=""/>
+      <w:lvlJc w:val="left"/>
+      <w:pPr>
+        <w:tabs>
+          <w:tab w:val="num" w:pos="5760"/>
+        </w:tabs>
+        <w:ind w:left="5760" w:hanging="360"/>
+      </w:pPr>
+      <w:rPr>
+        <w:rFonts w:ascii="Wingdings" w:hAnsi="Wingdings" w:hint="default"/>
+        <w:sz w:val="20"/>
+      </w:rPr>
+    </w:lvl>
+    <w:lvl w:ilvl="8">
+      <w:start w:val="1"/>
+      <w:numFmt w:val="bullet"/>
+      <w:lvlText w:val=""/>
+      <w:lvlJc w:val="left"/>
+      <w:pPr>
+        <w:tabs>
+          <w:tab w:val="num" w:pos="6480"/>
+        </w:tabs>
+        <w:ind w:left="6480" w:hanging="360"/>
+      </w:pPr>
+      <w:rPr>
+        <w:rFonts w:ascii="Wingdings" w:hAnsi="Wingdings" w:hint="default"/>
+        <w:sz w:val="20"/>
+      </w:rPr>
+    </w:lvl>
+  </w:abstractNum>
+  <w:abstractNum w:abstractNumId="4" w15:restartNumberingAfterBreak="0">
     <w:nsid w:val="071E3728"/>
     <w:multiLevelType w:val="hybridMultilevel"/>
     <w:tmpl w:val="560ED1E2"/>
@@ -20304,7 +22477,7 @@
       </w:rPr>
     </w:lvl>
   </w:abstractNum>
-  <w:abstractNum w:abstractNumId="4" w15:restartNumberingAfterBreak="0">
+  <w:abstractNum w:abstractNumId="5" w15:restartNumberingAfterBreak="0">
     <w:nsid w:val="08107ED6"/>
     <w:multiLevelType w:val="multilevel"/>
     <w:tmpl w:val="F6E2DA2E"/>
@@ -20390,7 +22563,7 @@
       </w:pPr>
     </w:lvl>
   </w:abstractNum>
-  <w:abstractNum w:abstractNumId="5" w15:restartNumberingAfterBreak="0">
+  <w:abstractNum w:abstractNumId="6" w15:restartNumberingAfterBreak="0">
     <w:nsid w:val="0CA4261A"/>
     <w:multiLevelType w:val="hybridMultilevel"/>
     <w:tmpl w:val="B6FA15F8"/>
@@ -20503,7 +22676,7 @@
       </w:rPr>
     </w:lvl>
   </w:abstractNum>
-  <w:abstractNum w:abstractNumId="6" w15:restartNumberingAfterBreak="0">
+  <w:abstractNum w:abstractNumId="7" w15:restartNumberingAfterBreak="0">
     <w:nsid w:val="0CE433E8"/>
     <w:multiLevelType w:val="hybridMultilevel"/>
     <w:tmpl w:val="24760B46"/>
@@ -20616,7 +22789,7 @@
       </w:rPr>
     </w:lvl>
   </w:abstractNum>
-  <w:abstractNum w:abstractNumId="7" w15:restartNumberingAfterBreak="0">
+  <w:abstractNum w:abstractNumId="8" w15:restartNumberingAfterBreak="0">
     <w:nsid w:val="0D290C88"/>
     <w:multiLevelType w:val="hybridMultilevel"/>
     <w:tmpl w:val="BD5037B6"/>
@@ -20729,7 +22902,7 @@
       </w:rPr>
     </w:lvl>
   </w:abstractNum>
-  <w:abstractNum w:abstractNumId="8" w15:restartNumberingAfterBreak="0">
+  <w:abstractNum w:abstractNumId="9" w15:restartNumberingAfterBreak="0">
     <w:nsid w:val="12AD2B39"/>
     <w:multiLevelType w:val="hybridMultilevel"/>
     <w:tmpl w:val="E82CA1C2"/>
@@ -20842,7 +23015,156 @@
       </w:rPr>
     </w:lvl>
   </w:abstractNum>
-  <w:abstractNum w:abstractNumId="9" w15:restartNumberingAfterBreak="0">
+  <w:abstractNum w:abstractNumId="10" w15:restartNumberingAfterBreak="0">
+    <w:nsid w:val="12DE0D94"/>
+    <w:multiLevelType w:val="multilevel"/>
+    <w:tmpl w:val="46942148"/>
+    <w:lvl w:ilvl="0">
+      <w:start w:val="1"/>
+      <w:numFmt w:val="bullet"/>
+      <w:lvlText w:val=""/>
+      <w:lvlJc w:val="left"/>
+      <w:pPr>
+        <w:tabs>
+          <w:tab w:val="num" w:pos="720"/>
+        </w:tabs>
+        <w:ind w:left="720" w:hanging="360"/>
+      </w:pPr>
+      <w:rPr>
+        <w:rFonts w:ascii="Symbol" w:hAnsi="Symbol" w:hint="default"/>
+        <w:sz w:val="20"/>
+      </w:rPr>
+    </w:lvl>
+    <w:lvl w:ilvl="1">
+      <w:start w:val="1"/>
+      <w:numFmt w:val="bullet"/>
+      <w:lvlText w:val="o"/>
+      <w:lvlJc w:val="left"/>
+      <w:pPr>
+        <w:tabs>
+          <w:tab w:val="num" w:pos="1440"/>
+        </w:tabs>
+        <w:ind w:left="1440" w:hanging="360"/>
+      </w:pPr>
+      <w:rPr>
+        <w:rFonts w:ascii="Courier New" w:hAnsi="Courier New" w:cs="Times New Roman" w:hint="default"/>
+        <w:sz w:val="20"/>
+      </w:rPr>
+    </w:lvl>
+    <w:lvl w:ilvl="2">
+      <w:start w:val="1"/>
+      <w:numFmt w:val="bullet"/>
+      <w:lvlText w:val=""/>
+      <w:lvlJc w:val="left"/>
+      <w:pPr>
+        <w:tabs>
+          <w:tab w:val="num" w:pos="2160"/>
+        </w:tabs>
+        <w:ind w:left="2160" w:hanging="360"/>
+      </w:pPr>
+      <w:rPr>
+        <w:rFonts w:ascii="Wingdings" w:hAnsi="Wingdings" w:hint="default"/>
+        <w:sz w:val="20"/>
+      </w:rPr>
+    </w:lvl>
+    <w:lvl w:ilvl="3">
+      <w:start w:val="1"/>
+      <w:numFmt w:val="bullet"/>
+      <w:lvlText w:val=""/>
+      <w:lvlJc w:val="left"/>
+      <w:pPr>
+        <w:tabs>
+          <w:tab w:val="num" w:pos="2880"/>
+        </w:tabs>
+        <w:ind w:left="2880" w:hanging="360"/>
+      </w:pPr>
+      <w:rPr>
+        <w:rFonts w:ascii="Wingdings" w:hAnsi="Wingdings" w:hint="default"/>
+        <w:sz w:val="20"/>
+      </w:rPr>
+    </w:lvl>
+    <w:lvl w:ilvl="4">
+      <w:start w:val="1"/>
+      <w:numFmt w:val="bullet"/>
+      <w:lvlText w:val=""/>
+      <w:lvlJc w:val="left"/>
+      <w:pPr>
+        <w:tabs>
+          <w:tab w:val="num" w:pos="3600"/>
+        </w:tabs>
+        <w:ind w:left="3600" w:hanging="360"/>
+      </w:pPr>
+      <w:rPr>
+        <w:rFonts w:ascii="Wingdings" w:hAnsi="Wingdings" w:hint="default"/>
+        <w:sz w:val="20"/>
+      </w:rPr>
+    </w:lvl>
+    <w:lvl w:ilvl="5">
+      <w:start w:val="1"/>
+      <w:numFmt w:val="bullet"/>
+      <w:lvlText w:val=""/>
+      <w:lvlJc w:val="left"/>
+      <w:pPr>
+        <w:tabs>
+          <w:tab w:val="num" w:pos="4320"/>
+        </w:tabs>
+        <w:ind w:left="4320" w:hanging="360"/>
+      </w:pPr>
+      <w:rPr>
+        <w:rFonts w:ascii="Wingdings" w:hAnsi="Wingdings" w:hint="default"/>
+        <w:sz w:val="20"/>
+      </w:rPr>
+    </w:lvl>
+    <w:lvl w:ilvl="6">
+      <w:start w:val="1"/>
+      <w:numFmt w:val="bullet"/>
+      <w:lvlText w:val=""/>
+      <w:lvlJc w:val="left"/>
+      <w:pPr>
+        <w:tabs>
+          <w:tab w:val="num" w:pos="5040"/>
+        </w:tabs>
+        <w:ind w:left="5040" w:hanging="360"/>
+      </w:pPr>
+      <w:rPr>
+        <w:rFonts w:ascii="Wingdings" w:hAnsi="Wingdings" w:hint="default"/>
+        <w:sz w:val="20"/>
+      </w:rPr>
+    </w:lvl>
+    <w:lvl w:ilvl="7">
+      <w:start w:val="1"/>
+      <w:numFmt w:val="bullet"/>
+      <w:lvlText w:val=""/>
+      <w:lvlJc w:val="left"/>
+      <w:pPr>
+        <w:tabs>
+          <w:tab w:val="num" w:pos="5760"/>
+        </w:tabs>
+        <w:ind w:left="5760" w:hanging="360"/>
+      </w:pPr>
+      <w:rPr>
+        <w:rFonts w:ascii="Wingdings" w:hAnsi="Wingdings" w:hint="default"/>
+        <w:sz w:val="20"/>
+      </w:rPr>
+    </w:lvl>
+    <w:lvl w:ilvl="8">
+      <w:start w:val="1"/>
+      <w:numFmt w:val="bullet"/>
+      <w:lvlText w:val=""/>
+      <w:lvlJc w:val="left"/>
+      <w:pPr>
+        <w:tabs>
+          <w:tab w:val="num" w:pos="6480"/>
+        </w:tabs>
+        <w:ind w:left="6480" w:hanging="360"/>
+      </w:pPr>
+      <w:rPr>
+        <w:rFonts w:ascii="Wingdings" w:hAnsi="Wingdings" w:hint="default"/>
+        <w:sz w:val="20"/>
+      </w:rPr>
+    </w:lvl>
+  </w:abstractNum>
+  <w:abstractNum w:abstractNumId="11" w15:restartNumberingAfterBreak="0">
     <w:nsid w:val="1524433E"/>
     <w:multiLevelType w:val="hybridMultilevel"/>
     <w:tmpl w:val="B0565662"/>
@@ -20955,7 +23277,7 @@
       </w:rPr>
     </w:lvl>
   </w:abstractNum>
-  <w:abstractNum w:abstractNumId="10" w15:restartNumberingAfterBreak="0">
+  <w:abstractNum w:abstractNumId="12" w15:restartNumberingAfterBreak="0">
     <w:nsid w:val="1E5F52FA"/>
     <w:multiLevelType w:val="hybridMultilevel"/>
     <w:tmpl w:val="246823CE"/>
@@ -21068,7 +23390,156 @@
       </w:rPr>
     </w:lvl>
   </w:abstractNum>
-  <w:abstractNum w:abstractNumId="11" w15:restartNumberingAfterBreak="0">
+  <w:abstractNum w:abstractNumId="13" w15:restartNumberingAfterBreak="0">
+    <w:nsid w:val="1F843758"/>
+    <w:multiLevelType w:val="multilevel"/>
+    <w:tmpl w:val="C7C2F950"/>
+    <w:lvl w:ilvl="0">
+      <w:start w:val="1"/>
+      <w:numFmt w:val="bullet"/>
+      <w:lvlText w:val=""/>
+      <w:lvlJc w:val="left"/>
+      <w:pPr>
+        <w:tabs>
+          <w:tab w:val="num" w:pos="720"/>
+        </w:tabs>
+        <w:ind w:left="720" w:hanging="360"/>
+      </w:pPr>
+      <w:rPr>
+        <w:rFonts w:ascii="Symbol" w:hAnsi="Symbol" w:hint="default"/>
+        <w:sz w:val="20"/>
+      </w:rPr>
+    </w:lvl>
+    <w:lvl w:ilvl="1">
+      <w:start w:val="1"/>
+      <w:numFmt w:val="bullet"/>
+      <w:lvlText w:val="o"/>
+      <w:lvlJc w:val="left"/>
+      <w:pPr>
+        <w:tabs>
+          <w:tab w:val="num" w:pos="1440"/>
+        </w:tabs>
+        <w:ind w:left="1440" w:hanging="360"/>
+      </w:pPr>
+      <w:rPr>
+        <w:rFonts w:ascii="Courier New" w:hAnsi="Courier New" w:cs="Times New Roman" w:hint="default"/>
+        <w:sz w:val="20"/>
+      </w:rPr>
+    </w:lvl>
+    <w:lvl w:ilvl="2">
+      <w:start w:val="1"/>
+      <w:numFmt w:val="bullet"/>
+      <w:lvlText w:val=""/>
+      <w:lvlJc w:val="left"/>
+      <w:pPr>
+        <w:tabs>
+          <w:tab w:val="num" w:pos="2160"/>
+        </w:tabs>
+        <w:ind w:left="2160" w:hanging="360"/>
+      </w:pPr>
+      <w:rPr>
+        <w:rFonts w:ascii="Wingdings" w:hAnsi="Wingdings" w:hint="default"/>
+        <w:sz w:val="20"/>
+      </w:rPr>
+    </w:lvl>
+    <w:lvl w:ilvl="3">
+      <w:start w:val="1"/>
+      <w:numFmt w:val="bullet"/>
+      <w:lvlText w:val=""/>
+      <w:lvlJc w:val="left"/>
+      <w:pPr>
+        <w:tabs>
+          <w:tab w:val="num" w:pos="2880"/>
+        </w:tabs>
+        <w:ind w:left="2880" w:hanging="360"/>
+      </w:pPr>
+      <w:rPr>
+        <w:rFonts w:ascii="Wingdings" w:hAnsi="Wingdings" w:hint="default"/>
+        <w:sz w:val="20"/>
+      </w:rPr>
+    </w:lvl>
+    <w:lvl w:ilvl="4">
+      <w:start w:val="1"/>
+      <w:numFmt w:val="bullet"/>
+      <w:lvlText w:val=""/>
+      <w:lvlJc w:val="left"/>
+      <w:pPr>
+        <w:tabs>
+          <w:tab w:val="num" w:pos="3600"/>
+        </w:tabs>
+        <w:ind w:left="3600" w:hanging="360"/>
+      </w:pPr>
+      <w:rPr>
+        <w:rFonts w:ascii="Wingdings" w:hAnsi="Wingdings" w:hint="default"/>
+        <w:sz w:val="20"/>
+      </w:rPr>
+    </w:lvl>
+    <w:lvl w:ilvl="5">
+      <w:start w:val="1"/>
+      <w:numFmt w:val="bullet"/>
+      <w:lvlText w:val=""/>
+      <w:lvlJc w:val="left"/>
+      <w:pPr>
+        <w:tabs>
+          <w:tab w:val="num" w:pos="4320"/>
+        </w:tabs>
+        <w:ind w:left="4320" w:hanging="360"/>
+      </w:pPr>
+      <w:rPr>
+        <w:rFonts w:ascii="Wingdings" w:hAnsi="Wingdings" w:hint="default"/>
+        <w:sz w:val="20"/>
+      </w:rPr>
+    </w:lvl>
+    <w:lvl w:ilvl="6">
+      <w:start w:val="1"/>
+      <w:numFmt w:val="bullet"/>
+      <w:lvlText w:val=""/>
+      <w:lvlJc w:val="left"/>
+      <w:pPr>
+        <w:tabs>
+          <w:tab w:val="num" w:pos="5040"/>
+        </w:tabs>
+        <w:ind w:left="5040" w:hanging="360"/>
+      </w:pPr>
+      <w:rPr>
+        <w:rFonts w:ascii="Wingdings" w:hAnsi="Wingdings" w:hint="default"/>
+        <w:sz w:val="20"/>
+      </w:rPr>
+    </w:lvl>
+    <w:lvl w:ilvl="7">
+      <w:start w:val="1"/>
+      <w:numFmt w:val="bullet"/>
+      <w:lvlText w:val=""/>
+      <w:lvlJc w:val="left"/>
+      <w:pPr>
+        <w:tabs>
+          <w:tab w:val="num" w:pos="5760"/>
+        </w:tabs>
+        <w:ind w:left="5760" w:hanging="360"/>
+      </w:pPr>
+      <w:rPr>
+        <w:rFonts w:ascii="Wingdings" w:hAnsi="Wingdings" w:hint="default"/>
+        <w:sz w:val="20"/>
+      </w:rPr>
+    </w:lvl>
+    <w:lvl w:ilvl="8">
+      <w:start w:val="1"/>
+      <w:numFmt w:val="bullet"/>
+      <w:lvlText w:val=""/>
+      <w:lvlJc w:val="left"/>
+      <w:pPr>
+        <w:tabs>
+          <w:tab w:val="num" w:pos="6480"/>
+        </w:tabs>
+        <w:ind w:left="6480" w:hanging="360"/>
+      </w:pPr>
+      <w:rPr>
+        <w:rFonts w:ascii="Wingdings" w:hAnsi="Wingdings" w:hint="default"/>
+        <w:sz w:val="20"/>
+      </w:rPr>
+    </w:lvl>
+  </w:abstractNum>
+  <w:abstractNum w:abstractNumId="14" w15:restartNumberingAfterBreak="0">
     <w:nsid w:val="24BE3C51"/>
     <w:multiLevelType w:val="hybridMultilevel"/>
     <w:tmpl w:val="403CC306"/>
@@ -21181,7 +23652,7 @@
       </w:rPr>
     </w:lvl>
   </w:abstractNum>
-  <w:abstractNum w:abstractNumId="12" w15:restartNumberingAfterBreak="0">
+  <w:abstractNum w:abstractNumId="15" w15:restartNumberingAfterBreak="0">
     <w:nsid w:val="24D81BDA"/>
     <w:multiLevelType w:val="hybridMultilevel"/>
     <w:tmpl w:val="44C25096"/>
@@ -21267,7 +23738,7 @@
       </w:pPr>
     </w:lvl>
   </w:abstractNum>
-  <w:abstractNum w:abstractNumId="13" w15:restartNumberingAfterBreak="0">
+  <w:abstractNum w:abstractNumId="16" w15:restartNumberingAfterBreak="0">
     <w:nsid w:val="28EF17A6"/>
     <w:multiLevelType w:val="multilevel"/>
     <w:tmpl w:val="0C07001F"/>
@@ -21353,7 +23824,7 @@
       </w:pPr>
     </w:lvl>
   </w:abstractNum>
-  <w:abstractNum w:abstractNumId="14" w15:restartNumberingAfterBreak="0">
+  <w:abstractNum w:abstractNumId="17" w15:restartNumberingAfterBreak="0">
     <w:nsid w:val="2AA003F8"/>
     <w:multiLevelType w:val="hybridMultilevel"/>
     <w:tmpl w:val="A8E87554"/>
@@ -21466,7 +23937,156 @@
       </w:rPr>
     </w:lvl>
   </w:abstractNum>
-  <w:abstractNum w:abstractNumId="15" w15:restartNumberingAfterBreak="0">
+  <w:abstractNum w:abstractNumId="18" w15:restartNumberingAfterBreak="0">
+    <w:nsid w:val="2AE71B91"/>
+    <w:multiLevelType w:val="multilevel"/>
+    <w:tmpl w:val="7E08986C"/>
+    <w:lvl w:ilvl="0">
+      <w:start w:val="1"/>
+      <w:numFmt w:val="bullet"/>
+      <w:lvlText w:val=""/>
+      <w:lvlJc w:val="left"/>
+      <w:pPr>
+        <w:tabs>
+          <w:tab w:val="num" w:pos="720"/>
+        </w:tabs>
+        <w:ind w:left="720" w:hanging="360"/>
+      </w:pPr>
+      <w:rPr>
+        <w:rFonts w:ascii="Symbol" w:hAnsi="Symbol" w:hint="default"/>
+        <w:sz w:val="20"/>
+      </w:rPr>
+    </w:lvl>
+    <w:lvl w:ilvl="1">
+      <w:start w:val="1"/>
+      <w:numFmt w:val="bullet"/>
+      <w:lvlText w:val="o"/>
+      <w:lvlJc w:val="left"/>
+      <w:pPr>
+        <w:tabs>
+          <w:tab w:val="num" w:pos="1440"/>
+        </w:tabs>
+        <w:ind w:left="1440" w:hanging="360"/>
+      </w:pPr>
+      <w:rPr>
+        <w:rFonts w:ascii="Courier New" w:hAnsi="Courier New" w:cs="Times New Roman" w:hint="default"/>
+        <w:sz w:val="20"/>
+      </w:rPr>
+    </w:lvl>
+    <w:lvl w:ilvl="2">
+      <w:start w:val="1"/>
+      <w:numFmt w:val="bullet"/>
+      <w:lvlText w:val=""/>
+      <w:lvlJc w:val="left"/>
+      <w:pPr>
+        <w:tabs>
+          <w:tab w:val="num" w:pos="2160"/>
+        </w:tabs>
+        <w:ind w:left="2160" w:hanging="360"/>
+      </w:pPr>
+      <w:rPr>
+        <w:rFonts w:ascii="Wingdings" w:hAnsi="Wingdings" w:hint="default"/>
+        <w:sz w:val="20"/>
+      </w:rPr>
+    </w:lvl>
+    <w:lvl w:ilvl="3">
+      <w:start w:val="1"/>
+      <w:numFmt w:val="bullet"/>
+      <w:lvlText w:val=""/>
+      <w:lvlJc w:val="left"/>
+      <w:pPr>
+        <w:tabs>
+          <w:tab w:val="num" w:pos="2880"/>
+        </w:tabs>
+        <w:ind w:left="2880" w:hanging="360"/>
+      </w:pPr>
+      <w:rPr>
+        <w:rFonts w:ascii="Wingdings" w:hAnsi="Wingdings" w:hint="default"/>
+        <w:sz w:val="20"/>
+      </w:rPr>
+    </w:lvl>
+    <w:lvl w:ilvl="4">
+      <w:start w:val="1"/>
+      <w:numFmt w:val="bullet"/>
+      <w:lvlText w:val=""/>
+      <w:lvlJc w:val="left"/>
+      <w:pPr>
+        <w:tabs>
+          <w:tab w:val="num" w:pos="3600"/>
+        </w:tabs>
+        <w:ind w:left="3600" w:hanging="360"/>
+      </w:pPr>
+      <w:rPr>
+        <w:rFonts w:ascii="Wingdings" w:hAnsi="Wingdings" w:hint="default"/>
+        <w:sz w:val="20"/>
+      </w:rPr>
+    </w:lvl>
+    <w:lvl w:ilvl="5">
+      <w:start w:val="1"/>
+      <w:numFmt w:val="bullet"/>
+      <w:lvlText w:val=""/>
+      <w:lvlJc w:val="left"/>
+      <w:pPr>
+        <w:tabs>
+          <w:tab w:val="num" w:pos="4320"/>
+        </w:tabs>
+        <w:ind w:left="4320" w:hanging="360"/>
+      </w:pPr>
+      <w:rPr>
+        <w:rFonts w:ascii="Wingdings" w:hAnsi="Wingdings" w:hint="default"/>
+        <w:sz w:val="20"/>
+      </w:rPr>
+    </w:lvl>
+    <w:lvl w:ilvl="6">
+      <w:start w:val="1"/>
+      <w:numFmt w:val="bullet"/>
+      <w:lvlText w:val=""/>
+      <w:lvlJc w:val="left"/>
+      <w:pPr>
+        <w:tabs>
+          <w:tab w:val="num" w:pos="5040"/>
+        </w:tabs>
+        <w:ind w:left="5040" w:hanging="360"/>
+      </w:pPr>
+      <w:rPr>
+        <w:rFonts w:ascii="Wingdings" w:hAnsi="Wingdings" w:hint="default"/>
+        <w:sz w:val="20"/>
+      </w:rPr>
+    </w:lvl>
+    <w:lvl w:ilvl="7">
+      <w:start w:val="1"/>
+      <w:numFmt w:val="bullet"/>
+      <w:lvlText w:val=""/>
+      <w:lvlJc w:val="left"/>
+      <w:pPr>
+        <w:tabs>
+          <w:tab w:val="num" w:pos="5760"/>
+        </w:tabs>
+        <w:ind w:left="5760" w:hanging="360"/>
+      </w:pPr>
+      <w:rPr>
+        <w:rFonts w:ascii="Wingdings" w:hAnsi="Wingdings" w:hint="default"/>
+        <w:sz w:val="20"/>
+      </w:rPr>
+    </w:lvl>
+    <w:lvl w:ilvl="8">
+      <w:start w:val="1"/>
+      <w:numFmt w:val="bullet"/>
+      <w:lvlText w:val=""/>
+      <w:lvlJc w:val="left"/>
+      <w:pPr>
+        <w:tabs>
+          <w:tab w:val="num" w:pos="6480"/>
+        </w:tabs>
+        <w:ind w:left="6480" w:hanging="360"/>
+      </w:pPr>
+      <w:rPr>
+        <w:rFonts w:ascii="Wingdings" w:hAnsi="Wingdings" w:hint="default"/>
+        <w:sz w:val="20"/>
+      </w:rPr>
+    </w:lvl>
+  </w:abstractNum>
+  <w:abstractNum w:abstractNumId="19" w15:restartNumberingAfterBreak="0">
     <w:nsid w:val="2D960877"/>
     <w:multiLevelType w:val="hybridMultilevel"/>
     <w:tmpl w:val="5FCA37DC"/>
@@ -21579,7 +24199,7 @@
       </w:rPr>
     </w:lvl>
   </w:abstractNum>
-  <w:abstractNum w:abstractNumId="16" w15:restartNumberingAfterBreak="0">
+  <w:abstractNum w:abstractNumId="20" w15:restartNumberingAfterBreak="0">
     <w:nsid w:val="2DBB2C59"/>
     <w:multiLevelType w:val="hybridMultilevel"/>
     <w:tmpl w:val="169CAA34"/>
@@ -21692,7 +24312,7 @@
       </w:rPr>
     </w:lvl>
   </w:abstractNum>
-  <w:abstractNum w:abstractNumId="17" w15:restartNumberingAfterBreak="0">
+  <w:abstractNum w:abstractNumId="21" w15:restartNumberingAfterBreak="0">
     <w:nsid w:val="2F301399"/>
     <w:multiLevelType w:val="hybridMultilevel"/>
     <w:tmpl w:val="21AAF702"/>
@@ -21805,7 +24425,7 @@
       </w:rPr>
     </w:lvl>
   </w:abstractNum>
-  <w:abstractNum w:abstractNumId="18" w15:restartNumberingAfterBreak="0">
+  <w:abstractNum w:abstractNumId="22" w15:restartNumberingAfterBreak="0">
     <w:nsid w:val="2F593337"/>
     <w:multiLevelType w:val="hybridMultilevel"/>
     <w:tmpl w:val="9E547DD0"/>
@@ -21918,7 +24538,7 @@
       </w:rPr>
     </w:lvl>
   </w:abstractNum>
-  <w:abstractNum w:abstractNumId="19" w15:restartNumberingAfterBreak="0">
+  <w:abstractNum w:abstractNumId="23" w15:restartNumberingAfterBreak="0">
     <w:nsid w:val="30642BD7"/>
     <w:multiLevelType w:val="hybridMultilevel"/>
     <w:tmpl w:val="097ADD3C"/>
@@ -22031,7 +24651,156 @@
       </w:rPr>
     </w:lvl>
   </w:abstractNum>
-  <w:abstractNum w:abstractNumId="20" w15:restartNumberingAfterBreak="0">
+  <w:abstractNum w:abstractNumId="24" w15:restartNumberingAfterBreak="0">
+    <w:nsid w:val="32FC3626"/>
+    <w:multiLevelType w:val="multilevel"/>
+    <w:tmpl w:val="FE583B52"/>
+    <w:lvl w:ilvl="0">
+      <w:start w:val="1"/>
+      <w:numFmt w:val="bullet"/>
+      <w:lvlText w:val=""/>
+      <w:lvlJc w:val="left"/>
+      <w:pPr>
+        <w:tabs>
+          <w:tab w:val="num" w:pos="720"/>
+        </w:tabs>
+        <w:ind w:left="720" w:hanging="360"/>
+      </w:pPr>
+      <w:rPr>
+        <w:rFonts w:ascii="Symbol" w:hAnsi="Symbol" w:hint="default"/>
+        <w:sz w:val="20"/>
+      </w:rPr>
+    </w:lvl>
+    <w:lvl w:ilvl="1">
+      <w:start w:val="1"/>
+      <w:numFmt w:val="bullet"/>
+      <w:lvlText w:val="o"/>
+      <w:lvlJc w:val="left"/>
+      <w:pPr>
+        <w:tabs>
+          <w:tab w:val="num" w:pos="1440"/>
+        </w:tabs>
+        <w:ind w:left="1440" w:hanging="360"/>
+      </w:pPr>
+      <w:rPr>
+        <w:rFonts w:ascii="Courier New" w:hAnsi="Courier New" w:cs="Times New Roman" w:hint="default"/>
+        <w:sz w:val="20"/>
+      </w:rPr>
+    </w:lvl>
+    <w:lvl w:ilvl="2">
+      <w:start w:val="1"/>
+      <w:numFmt w:val="bullet"/>
+      <w:lvlText w:val=""/>
+      <w:lvlJc w:val="left"/>
+      <w:pPr>
+        <w:tabs>
+          <w:tab w:val="num" w:pos="2160"/>
+        </w:tabs>
+        <w:ind w:left="2160" w:hanging="360"/>
+      </w:pPr>
+      <w:rPr>
+        <w:rFonts w:ascii="Wingdings" w:hAnsi="Wingdings" w:hint="default"/>
+        <w:sz w:val="20"/>
+      </w:rPr>
+    </w:lvl>
+    <w:lvl w:ilvl="3">
+      <w:start w:val="1"/>
+      <w:numFmt w:val="bullet"/>
+      <w:lvlText w:val=""/>
+      <w:lvlJc w:val="left"/>
+      <w:pPr>
+        <w:tabs>
+          <w:tab w:val="num" w:pos="2880"/>
+        </w:tabs>
+        <w:ind w:left="2880" w:hanging="360"/>
+      </w:pPr>
+      <w:rPr>
+        <w:rFonts w:ascii="Wingdings" w:hAnsi="Wingdings" w:hint="default"/>
+        <w:sz w:val="20"/>
+      </w:rPr>
+    </w:lvl>
+    <w:lvl w:ilvl="4">
+      <w:start w:val="1"/>
+      <w:numFmt w:val="bullet"/>
+      <w:lvlText w:val=""/>
+      <w:lvlJc w:val="left"/>
+      <w:pPr>
+        <w:tabs>
+          <w:tab w:val="num" w:pos="3600"/>
+        </w:tabs>
+        <w:ind w:left="3600" w:hanging="360"/>
+      </w:pPr>
+      <w:rPr>
+        <w:rFonts w:ascii="Wingdings" w:hAnsi="Wingdings" w:hint="default"/>
+        <w:sz w:val="20"/>
+      </w:rPr>
+    </w:lvl>
+    <w:lvl w:ilvl="5">
+      <w:start w:val="1"/>
+      <w:numFmt w:val="bullet"/>
+      <w:lvlText w:val=""/>
+      <w:lvlJc w:val="left"/>
+      <w:pPr>
+        <w:tabs>
+          <w:tab w:val="num" w:pos="4320"/>
+        </w:tabs>
+        <w:ind w:left="4320" w:hanging="360"/>
+      </w:pPr>
+      <w:rPr>
+        <w:rFonts w:ascii="Wingdings" w:hAnsi="Wingdings" w:hint="default"/>
+        <w:sz w:val="20"/>
+      </w:rPr>
+    </w:lvl>
+    <w:lvl w:ilvl="6">
+      <w:start w:val="1"/>
+      <w:numFmt w:val="bullet"/>
+      <w:lvlText w:val=""/>
+      <w:lvlJc w:val="left"/>
+      <w:pPr>
+        <w:tabs>
+          <w:tab w:val="num" w:pos="5040"/>
+        </w:tabs>
+        <w:ind w:left="5040" w:hanging="360"/>
+      </w:pPr>
+      <w:rPr>
+        <w:rFonts w:ascii="Wingdings" w:hAnsi="Wingdings" w:hint="default"/>
+        <w:sz w:val="20"/>
+      </w:rPr>
+    </w:lvl>
+    <w:lvl w:ilvl="7">
+      <w:start w:val="1"/>
+      <w:numFmt w:val="bullet"/>
+      <w:lvlText w:val=""/>
+      <w:lvlJc w:val="left"/>
+      <w:pPr>
+        <w:tabs>
+          <w:tab w:val="num" w:pos="5760"/>
+        </w:tabs>
+        <w:ind w:left="5760" w:hanging="360"/>
+      </w:pPr>
+      <w:rPr>
+        <w:rFonts w:ascii="Wingdings" w:hAnsi="Wingdings" w:hint="default"/>
+        <w:sz w:val="20"/>
+      </w:rPr>
+    </w:lvl>
+    <w:lvl w:ilvl="8">
+      <w:start w:val="1"/>
+      <w:numFmt w:val="bullet"/>
+      <w:lvlText w:val=""/>
+      <w:lvlJc w:val="left"/>
+      <w:pPr>
+        <w:tabs>
+          <w:tab w:val="num" w:pos="6480"/>
+        </w:tabs>
+        <w:ind w:left="6480" w:hanging="360"/>
+      </w:pPr>
+      <w:rPr>
+        <w:rFonts w:ascii="Wingdings" w:hAnsi="Wingdings" w:hint="default"/>
+        <w:sz w:val="20"/>
+      </w:rPr>
+    </w:lvl>
+  </w:abstractNum>
+  <w:abstractNum w:abstractNumId="25" w15:restartNumberingAfterBreak="0">
     <w:nsid w:val="35566969"/>
     <w:multiLevelType w:val="hybridMultilevel"/>
     <w:tmpl w:val="6CB4BD2C"/>
@@ -22144,7 +24913,7 @@
       </w:rPr>
     </w:lvl>
   </w:abstractNum>
-  <w:abstractNum w:abstractNumId="21" w15:restartNumberingAfterBreak="0">
+  <w:abstractNum w:abstractNumId="26" w15:restartNumberingAfterBreak="0">
     <w:nsid w:val="3FD50543"/>
     <w:multiLevelType w:val="multilevel"/>
     <w:tmpl w:val="0C07001F"/>
@@ -22230,7 +24999,7 @@
       </w:pPr>
     </w:lvl>
   </w:abstractNum>
-  <w:abstractNum w:abstractNumId="22" w15:restartNumberingAfterBreak="0">
+  <w:abstractNum w:abstractNumId="27" w15:restartNumberingAfterBreak="0">
     <w:nsid w:val="40525B14"/>
     <w:multiLevelType w:val="multilevel"/>
     <w:tmpl w:val="0C07001F"/>
@@ -22316,7 +25085,7 @@
       </w:pPr>
     </w:lvl>
   </w:abstractNum>
-  <w:abstractNum w:abstractNumId="23" w15:restartNumberingAfterBreak="0">
+  <w:abstractNum w:abstractNumId="28" w15:restartNumberingAfterBreak="0">
     <w:nsid w:val="43BB2063"/>
     <w:multiLevelType w:val="hybridMultilevel"/>
     <w:tmpl w:val="5E206E06"/>
@@ -22429,7 +25198,7 @@
       </w:rPr>
     </w:lvl>
   </w:abstractNum>
-  <w:abstractNum w:abstractNumId="24" w15:restartNumberingAfterBreak="0">
+  <w:abstractNum w:abstractNumId="29" w15:restartNumberingAfterBreak="0">
     <w:nsid w:val="46033311"/>
     <w:multiLevelType w:val="multilevel"/>
     <w:tmpl w:val="0C07001F"/>
@@ -22515,7 +25284,7 @@
       </w:pPr>
     </w:lvl>
   </w:abstractNum>
-  <w:abstractNum w:abstractNumId="25" w15:restartNumberingAfterBreak="0">
+  <w:abstractNum w:abstractNumId="30" w15:restartNumberingAfterBreak="0">
     <w:nsid w:val="4CA92487"/>
     <w:multiLevelType w:val="multilevel"/>
     <w:tmpl w:val="0C07001F"/>
@@ -22601,7 +25370,7 @@
       </w:pPr>
     </w:lvl>
   </w:abstractNum>
-  <w:abstractNum w:abstractNumId="26" w15:restartNumberingAfterBreak="0">
+  <w:abstractNum w:abstractNumId="31" w15:restartNumberingAfterBreak="0">
     <w:nsid w:val="4D197A72"/>
     <w:multiLevelType w:val="hybridMultilevel"/>
     <w:tmpl w:val="85024248"/>
@@ -22714,7 +25483,7 @@
       </w:rPr>
     </w:lvl>
   </w:abstractNum>
-  <w:abstractNum w:abstractNumId="27" w15:restartNumberingAfterBreak="0">
+  <w:abstractNum w:abstractNumId="32" w15:restartNumberingAfterBreak="0">
     <w:nsid w:val="4DF27321"/>
     <w:multiLevelType w:val="hybridMultilevel"/>
     <w:tmpl w:val="FC6AFC62"/>
@@ -22827,7 +25596,7 @@
       </w:rPr>
     </w:lvl>
   </w:abstractNum>
-  <w:abstractNum w:abstractNumId="28" w15:restartNumberingAfterBreak="0">
+  <w:abstractNum w:abstractNumId="33" w15:restartNumberingAfterBreak="0">
     <w:nsid w:val="547D78CF"/>
     <w:multiLevelType w:val="hybridMultilevel"/>
     <w:tmpl w:val="CC2C4D46"/>
@@ -22913,7 +25682,7 @@
       </w:pPr>
     </w:lvl>
   </w:abstractNum>
-  <w:abstractNum w:abstractNumId="29" w15:restartNumberingAfterBreak="0">
+  <w:abstractNum w:abstractNumId="34" w15:restartNumberingAfterBreak="0">
     <w:nsid w:val="55A43B95"/>
     <w:multiLevelType w:val="hybridMultilevel"/>
     <w:tmpl w:val="F4C00EB4"/>
@@ -23026,7 +25795,7 @@
       </w:rPr>
     </w:lvl>
   </w:abstractNum>
-  <w:abstractNum w:abstractNumId="30" w15:restartNumberingAfterBreak="0">
+  <w:abstractNum w:abstractNumId="35" w15:restartNumberingAfterBreak="0">
     <w:nsid w:val="56AE19FE"/>
     <w:multiLevelType w:val="hybridMultilevel"/>
     <w:tmpl w:val="FE0A76F8"/>
@@ -23139,7 +25908,7 @@
       </w:rPr>
     </w:lvl>
   </w:abstractNum>
-  <w:abstractNum w:abstractNumId="31" w15:restartNumberingAfterBreak="0">
+  <w:abstractNum w:abstractNumId="36" w15:restartNumberingAfterBreak="0">
     <w:nsid w:val="57B20C30"/>
     <w:multiLevelType w:val="multilevel"/>
     <w:tmpl w:val="0C07001D"/>
@@ -23225,7 +25994,7 @@
       </w:pPr>
     </w:lvl>
   </w:abstractNum>
-  <w:abstractNum w:abstractNumId="32" w15:restartNumberingAfterBreak="0">
+  <w:abstractNum w:abstractNumId="37" w15:restartNumberingAfterBreak="0">
     <w:nsid w:val="591A7E77"/>
     <w:multiLevelType w:val="hybridMultilevel"/>
     <w:tmpl w:val="FB685D82"/>
@@ -23311,7 +26080,7 @@
       </w:pPr>
     </w:lvl>
   </w:abstractNum>
-  <w:abstractNum w:abstractNumId="33" w15:restartNumberingAfterBreak="0">
+  <w:abstractNum w:abstractNumId="38" w15:restartNumberingAfterBreak="0">
     <w:nsid w:val="599B4CE2"/>
     <w:multiLevelType w:val="hybridMultilevel"/>
     <w:tmpl w:val="9F786830"/>
@@ -23424,7 +26193,7 @@
       </w:rPr>
     </w:lvl>
   </w:abstractNum>
-  <w:abstractNum w:abstractNumId="34" w15:restartNumberingAfterBreak="0">
+  <w:abstractNum w:abstractNumId="39" w15:restartNumberingAfterBreak="0">
     <w:nsid w:val="5E361429"/>
     <w:multiLevelType w:val="multilevel"/>
     <w:tmpl w:val="04070025"/>
@@ -23547,7 +26316,7 @@
       </w:rPr>
     </w:lvl>
   </w:abstractNum>
-  <w:abstractNum w:abstractNumId="35" w15:restartNumberingAfterBreak="0">
+  <w:abstractNum w:abstractNumId="40" w15:restartNumberingAfterBreak="0">
     <w:nsid w:val="5EE06F75"/>
     <w:multiLevelType w:val="hybridMultilevel"/>
     <w:tmpl w:val="EA4E33EE"/>
@@ -23660,7 +26429,7 @@
       </w:rPr>
     </w:lvl>
   </w:abstractNum>
-  <w:abstractNum w:abstractNumId="36" w15:restartNumberingAfterBreak="0">
+  <w:abstractNum w:abstractNumId="41" w15:restartNumberingAfterBreak="0">
     <w:nsid w:val="5F4C3FFC"/>
     <w:multiLevelType w:val="hybridMultilevel"/>
     <w:tmpl w:val="BADC1E68"/>
@@ -23773,7 +26542,7 @@
       </w:rPr>
     </w:lvl>
   </w:abstractNum>
-  <w:abstractNum w:abstractNumId="37" w15:restartNumberingAfterBreak="0">
+  <w:abstractNum w:abstractNumId="42" w15:restartNumberingAfterBreak="0">
     <w:nsid w:val="663D0756"/>
     <w:multiLevelType w:val="hybridMultilevel"/>
     <w:tmpl w:val="639E08E4"/>
@@ -23985,7 +26754,156 @@
       </w:rPr>
     </w:lvl>
   </w:abstractNum>
-  <w:abstractNum w:abstractNumId="38" w15:restartNumberingAfterBreak="0">
+  <w:abstractNum w:abstractNumId="43" w15:restartNumberingAfterBreak="0">
+    <w:nsid w:val="6D400A2A"/>
+    <w:multiLevelType w:val="multilevel"/>
+    <w:tmpl w:val="50F0580E"/>
+    <w:lvl w:ilvl="0">
+      <w:start w:val="1"/>
+      <w:numFmt w:val="bullet"/>
+      <w:lvlText w:val=""/>
+      <w:lvlJc w:val="left"/>
+      <w:pPr>
+        <w:tabs>
+          <w:tab w:val="num" w:pos="720"/>
+        </w:tabs>
+        <w:ind w:left="720" w:hanging="360"/>
+      </w:pPr>
+      <w:rPr>
+        <w:rFonts w:ascii="Symbol" w:hAnsi="Symbol" w:hint="default"/>
+        <w:sz w:val="20"/>
+      </w:rPr>
+    </w:lvl>
+    <w:lvl w:ilvl="1">
+      <w:start w:val="1"/>
+      <w:numFmt w:val="bullet"/>
+      <w:lvlText w:val="o"/>
+      <w:lvlJc w:val="left"/>
+      <w:pPr>
+        <w:tabs>
+          <w:tab w:val="num" w:pos="1440"/>
+        </w:tabs>
+        <w:ind w:left="1440" w:hanging="360"/>
+      </w:pPr>
+      <w:rPr>
+        <w:rFonts w:ascii="Courier New" w:hAnsi="Courier New" w:cs="Times New Roman" w:hint="default"/>
+        <w:sz w:val="20"/>
+      </w:rPr>
+    </w:lvl>
+    <w:lvl w:ilvl="2">
+      <w:start w:val="1"/>
+      <w:numFmt w:val="bullet"/>
+      <w:lvlText w:val=""/>
+      <w:lvlJc w:val="left"/>
+      <w:pPr>
+        <w:tabs>
+          <w:tab w:val="num" w:pos="2160"/>
+        </w:tabs>
+        <w:ind w:left="2160" w:hanging="360"/>
+      </w:pPr>
+      <w:rPr>
+        <w:rFonts w:ascii="Wingdings" w:hAnsi="Wingdings" w:hint="default"/>
+        <w:sz w:val="20"/>
+      </w:rPr>
+    </w:lvl>
+    <w:lvl w:ilvl="3">
+      <w:start w:val="1"/>
+      <w:numFmt w:val="bullet"/>
+      <w:lvlText w:val=""/>
+      <w:lvlJc w:val="left"/>
+      <w:pPr>
+        <w:tabs>
+          <w:tab w:val="num" w:pos="2880"/>
+        </w:tabs>
+        <w:ind w:left="2880" w:hanging="360"/>
+      </w:pPr>
+      <w:rPr>
+        <w:rFonts w:ascii="Wingdings" w:hAnsi="Wingdings" w:hint="default"/>
+        <w:sz w:val="20"/>
+      </w:rPr>
+    </w:lvl>
+    <w:lvl w:ilvl="4">
+      <w:start w:val="1"/>
+      <w:numFmt w:val="bullet"/>
+      <w:lvlText w:val=""/>
+      <w:lvlJc w:val="left"/>
+      <w:pPr>
+        <w:tabs>
+          <w:tab w:val="num" w:pos="3600"/>
+        </w:tabs>
+        <w:ind w:left="3600" w:hanging="360"/>
+      </w:pPr>
+      <w:rPr>
+        <w:rFonts w:ascii="Wingdings" w:hAnsi="Wingdings" w:hint="default"/>
+        <w:sz w:val="20"/>
+      </w:rPr>
+    </w:lvl>
+    <w:lvl w:ilvl="5">
+      <w:start w:val="1"/>
+      <w:numFmt w:val="bullet"/>
+      <w:lvlText w:val=""/>
+      <w:lvlJc w:val="left"/>
+      <w:pPr>
+        <w:tabs>
+          <w:tab w:val="num" w:pos="4320"/>
+        </w:tabs>
+        <w:ind w:left="4320" w:hanging="360"/>
+      </w:pPr>
+      <w:rPr>
+        <w:rFonts w:ascii="Wingdings" w:hAnsi="Wingdings" w:hint="default"/>
+        <w:sz w:val="20"/>
+      </w:rPr>
+    </w:lvl>
+    <w:lvl w:ilvl="6">
+      <w:start w:val="1"/>
+      <w:numFmt w:val="bullet"/>
+      <w:lvlText w:val=""/>
+      <w:lvlJc w:val="left"/>
+      <w:pPr>
+        <w:tabs>
+          <w:tab w:val="num" w:pos="5040"/>
+        </w:tabs>
+        <w:ind w:left="5040" w:hanging="360"/>
+      </w:pPr>
+      <w:rPr>
+        <w:rFonts w:ascii="Wingdings" w:hAnsi="Wingdings" w:hint="default"/>
+        <w:sz w:val="20"/>
+      </w:rPr>
+    </w:lvl>
+    <w:lvl w:ilvl="7">
+      <w:start w:val="1"/>
+      <w:numFmt w:val="bullet"/>
+      <w:lvlText w:val=""/>
+      <w:lvlJc w:val="left"/>
+      <w:pPr>
+        <w:tabs>
+          <w:tab w:val="num" w:pos="5760"/>
+        </w:tabs>
+        <w:ind w:left="5760" w:hanging="360"/>
+      </w:pPr>
+      <w:rPr>
+        <w:rFonts w:ascii="Wingdings" w:hAnsi="Wingdings" w:hint="default"/>
+        <w:sz w:val="20"/>
+      </w:rPr>
+    </w:lvl>
+    <w:lvl w:ilvl="8">
+      <w:start w:val="1"/>
+      <w:numFmt w:val="bullet"/>
+      <w:lvlText w:val=""/>
+      <w:lvlJc w:val="left"/>
+      <w:pPr>
+        <w:tabs>
+          <w:tab w:val="num" w:pos="6480"/>
+        </w:tabs>
+        <w:ind w:left="6480" w:hanging="360"/>
+      </w:pPr>
+      <w:rPr>
+        <w:rFonts w:ascii="Wingdings" w:hAnsi="Wingdings" w:hint="default"/>
+        <w:sz w:val="20"/>
+      </w:rPr>
+    </w:lvl>
+  </w:abstractNum>
+  <w:abstractNum w:abstractNumId="44" w15:restartNumberingAfterBreak="0">
     <w:nsid w:val="6EFD401D"/>
     <w:multiLevelType w:val="multilevel"/>
     <w:tmpl w:val="0C07001F"/>
@@ -24071,7 +26989,7 @@
       </w:pPr>
     </w:lvl>
   </w:abstractNum>
-  <w:abstractNum w:abstractNumId="39" w15:restartNumberingAfterBreak="0">
+  <w:abstractNum w:abstractNumId="45" w15:restartNumberingAfterBreak="0">
     <w:nsid w:val="70D61ED9"/>
     <w:multiLevelType w:val="hybridMultilevel"/>
     <w:tmpl w:val="5212D538"/>
@@ -24157,7 +27075,7 @@
       </w:pPr>
     </w:lvl>
   </w:abstractNum>
-  <w:abstractNum w:abstractNumId="40" w15:restartNumberingAfterBreak="0">
+  <w:abstractNum w:abstractNumId="46" w15:restartNumberingAfterBreak="0">
     <w:nsid w:val="78D025E7"/>
     <w:multiLevelType w:val="multilevel"/>
     <w:tmpl w:val="76F89738"/>
@@ -24243,7 +27161,7 @@
       </w:pPr>
     </w:lvl>
   </w:abstractNum>
-  <w:abstractNum w:abstractNumId="41" w15:restartNumberingAfterBreak="0">
+  <w:abstractNum w:abstractNumId="47" w15:restartNumberingAfterBreak="0">
     <w:nsid w:val="79866C48"/>
     <w:multiLevelType w:val="multilevel"/>
     <w:tmpl w:val="0C07001F"/>
@@ -24329,7 +27247,156 @@
       </w:pPr>
     </w:lvl>
   </w:abstractNum>
-  <w:abstractNum w:abstractNumId="42" w15:restartNumberingAfterBreak="0">
+  <w:abstractNum w:abstractNumId="48" w15:restartNumberingAfterBreak="0">
+    <w:nsid w:val="7CE07F0F"/>
+    <w:multiLevelType w:val="multilevel"/>
+    <w:tmpl w:val="8C7E5EBA"/>
+    <w:lvl w:ilvl="0">
+      <w:start w:val="1"/>
+      <w:numFmt w:val="bullet"/>
+      <w:lvlText w:val=""/>
+      <w:lvlJc w:val="left"/>
+      <w:pPr>
+        <w:tabs>
+          <w:tab w:val="num" w:pos="720"/>
+        </w:tabs>
+        <w:ind w:left="720" w:hanging="360"/>
+      </w:pPr>
+      <w:rPr>
+        <w:rFonts w:ascii="Symbol" w:hAnsi="Symbol" w:hint="default"/>
+        <w:sz w:val="20"/>
+      </w:rPr>
+    </w:lvl>
+    <w:lvl w:ilvl="1">
+      <w:start w:val="1"/>
+      <w:numFmt w:val="bullet"/>
+      <w:lvlText w:val="o"/>
+      <w:lvlJc w:val="left"/>
+      <w:pPr>
+        <w:tabs>
+          <w:tab w:val="num" w:pos="1440"/>
+        </w:tabs>
+        <w:ind w:left="1440" w:hanging="360"/>
+      </w:pPr>
+      <w:rPr>
+        <w:rFonts w:ascii="Courier New" w:hAnsi="Courier New" w:cs="Times New Roman" w:hint="default"/>
+        <w:sz w:val="20"/>
+      </w:rPr>
+    </w:lvl>
+    <w:lvl w:ilvl="2">
+      <w:start w:val="1"/>
+      <w:numFmt w:val="bullet"/>
+      <w:lvlText w:val=""/>
+      <w:lvlJc w:val="left"/>
+      <w:pPr>
+        <w:tabs>
+          <w:tab w:val="num" w:pos="2160"/>
+        </w:tabs>
+        <w:ind w:left="2160" w:hanging="360"/>
+      </w:pPr>
+      <w:rPr>
+        <w:rFonts w:ascii="Wingdings" w:hAnsi="Wingdings" w:hint="default"/>
+        <w:sz w:val="20"/>
+      </w:rPr>
+    </w:lvl>
+    <w:lvl w:ilvl="3">
+      <w:start w:val="1"/>
+      <w:numFmt w:val="bullet"/>
+      <w:lvlText w:val=""/>
+      <w:lvlJc w:val="left"/>
+      <w:pPr>
+        <w:tabs>
+          <w:tab w:val="num" w:pos="2880"/>
+        </w:tabs>
+        <w:ind w:left="2880" w:hanging="360"/>
+      </w:pPr>
+      <w:rPr>
+        <w:rFonts w:ascii="Wingdings" w:hAnsi="Wingdings" w:hint="default"/>
+        <w:sz w:val="20"/>
+      </w:rPr>
+    </w:lvl>
+    <w:lvl w:ilvl="4">
+      <w:start w:val="1"/>
+      <w:numFmt w:val="bullet"/>
+      <w:lvlText w:val=""/>
+      <w:lvlJc w:val="left"/>
+      <w:pPr>
+        <w:tabs>
+          <w:tab w:val="num" w:pos="3600"/>
+        </w:tabs>
+        <w:ind w:left="3600" w:hanging="360"/>
+      </w:pPr>
+      <w:rPr>
+        <w:rFonts w:ascii="Wingdings" w:hAnsi="Wingdings" w:hint="default"/>
+        <w:sz w:val="20"/>
+      </w:rPr>
+    </w:lvl>
+    <w:lvl w:ilvl="5">
+      <w:start w:val="1"/>
+      <w:numFmt w:val="bullet"/>
+      <w:lvlText w:val=""/>
+      <w:lvlJc w:val="left"/>
+      <w:pPr>
+        <w:tabs>
+          <w:tab w:val="num" w:pos="4320"/>
+        </w:tabs>
+        <w:ind w:left="4320" w:hanging="360"/>
+      </w:pPr>
+      <w:rPr>
+        <w:rFonts w:ascii="Wingdings" w:hAnsi="Wingdings" w:hint="default"/>
+        <w:sz w:val="20"/>
+      </w:rPr>
+    </w:lvl>
+    <w:lvl w:ilvl="6">
+      <w:start w:val="1"/>
+      <w:numFmt w:val="bullet"/>
+      <w:lvlText w:val=""/>
+      <w:lvlJc w:val="left"/>
+      <w:pPr>
+        <w:tabs>
+          <w:tab w:val="num" w:pos="5040"/>
+        </w:tabs>
+        <w:ind w:left="5040" w:hanging="360"/>
+      </w:pPr>
+      <w:rPr>
+        <w:rFonts w:ascii="Wingdings" w:hAnsi="Wingdings" w:hint="default"/>
+        <w:sz w:val="20"/>
+      </w:rPr>
+    </w:lvl>
+    <w:lvl w:ilvl="7">
+      <w:start w:val="1"/>
+      <w:numFmt w:val="bullet"/>
+      <w:lvlText w:val=""/>
+      <w:lvlJc w:val="left"/>
+      <w:pPr>
+        <w:tabs>
+          <w:tab w:val="num" w:pos="5760"/>
+        </w:tabs>
+        <w:ind w:left="5760" w:hanging="360"/>
+      </w:pPr>
+      <w:rPr>
+        <w:rFonts w:ascii="Wingdings" w:hAnsi="Wingdings" w:hint="default"/>
+        <w:sz w:val="20"/>
+      </w:rPr>
+    </w:lvl>
+    <w:lvl w:ilvl="8">
+      <w:start w:val="1"/>
+      <w:numFmt w:val="bullet"/>
+      <w:lvlText w:val=""/>
+      <w:lvlJc w:val="left"/>
+      <w:pPr>
+        <w:tabs>
+          <w:tab w:val="num" w:pos="6480"/>
+        </w:tabs>
+        <w:ind w:left="6480" w:hanging="360"/>
+      </w:pPr>
+      <w:rPr>
+        <w:rFonts w:ascii="Wingdings" w:hAnsi="Wingdings" w:hint="default"/>
+        <w:sz w:val="20"/>
+      </w:rPr>
+    </w:lvl>
+  </w:abstractNum>
+  <w:abstractNum w:abstractNumId="49" w15:restartNumberingAfterBreak="0">
     <w:nsid w:val="7E3055F9"/>
     <w:multiLevelType w:val="hybridMultilevel"/>
     <w:tmpl w:val="560ED1E2"/>
@@ -24443,73 +27510,73 @@
     </w:lvl>
   </w:abstractNum>
   <w:num w:numId="1" w16cid:durableId="1354498575">
-    <w:abstractNumId w:val="6"/>
+    <w:abstractNumId w:val="7"/>
   </w:num>
   <w:num w:numId="2" w16cid:durableId="166753176">
-    <w:abstractNumId w:val="19"/>
+    <w:abstractNumId w:val="23"/>
   </w:num>
   <w:num w:numId="3" w16cid:durableId="1027751173">
-    <w:abstractNumId w:val="23"/>
+    <w:abstractNumId w:val="28"/>
   </w:num>
   <w:num w:numId="4" w16cid:durableId="389160528">
-    <w:abstractNumId w:val="38"/>
+    <w:abstractNumId w:val="44"/>
   </w:num>
   <w:num w:numId="5" w16cid:durableId="842622511">
-    <w:abstractNumId w:val="4"/>
+    <w:abstractNumId w:val="5"/>
   </w:num>
   <w:num w:numId="6" w16cid:durableId="790784452">
-    <w:abstractNumId w:val="34"/>
+    <w:abstractNumId w:val="39"/>
   </w:num>
   <w:num w:numId="7" w16cid:durableId="1098677734">
-    <w:abstractNumId w:val="28"/>
+    <w:abstractNumId w:val="33"/>
   </w:num>
   <w:num w:numId="8" w16cid:durableId="1097556853">
     <w:abstractNumId w:val="2"/>
   </w:num>
   <w:num w:numId="9" w16cid:durableId="1412463899">
-    <w:abstractNumId w:val="12"/>
+    <w:abstractNumId w:val="15"/>
   </w:num>
   <w:num w:numId="10" w16cid:durableId="394936288">
-    <w:abstractNumId w:val="40"/>
+    <w:abstractNumId w:val="46"/>
   </w:num>
   <w:num w:numId="11" w16cid:durableId="576525624">
-    <w:abstractNumId w:val="13"/>
+    <w:abstractNumId w:val="16"/>
   </w:num>
   <w:num w:numId="12" w16cid:durableId="1108161494">
-    <w:abstractNumId w:val="41"/>
+    <w:abstractNumId w:val="47"/>
   </w:num>
   <w:num w:numId="13" w16cid:durableId="1855872990">
-    <w:abstractNumId w:val="39"/>
+    <w:abstractNumId w:val="45"/>
   </w:num>
   <w:num w:numId="14" w16cid:durableId="158470722">
-    <w:abstractNumId w:val="32"/>
+    <w:abstractNumId w:val="37"/>
   </w:num>
   <w:num w:numId="15" w16cid:durableId="1683124292">
-    <w:abstractNumId w:val="25"/>
+    <w:abstractNumId w:val="30"/>
   </w:num>
   <w:num w:numId="16" w16cid:durableId="415058960">
-    <w:abstractNumId w:val="24"/>
+    <w:abstractNumId w:val="29"/>
   </w:num>
   <w:num w:numId="17" w16cid:durableId="277102206">
-    <w:abstractNumId w:val="21"/>
+    <w:abstractNumId w:val="26"/>
   </w:num>
   <w:num w:numId="18" w16cid:durableId="31195659">
-    <w:abstractNumId w:val="22"/>
+    <w:abstractNumId w:val="27"/>
   </w:num>
   <w:num w:numId="19" w16cid:durableId="495851123">
-    <w:abstractNumId w:val="31"/>
+    <w:abstractNumId w:val="36"/>
   </w:num>
   <w:num w:numId="20" w16cid:durableId="599724685">
-    <w:abstractNumId w:val="3"/>
+    <w:abstractNumId w:val="4"/>
   </w:num>
   <w:num w:numId="21" w16cid:durableId="2060398867">
-    <w:abstractNumId w:val="42"/>
+    <w:abstractNumId w:val="49"/>
   </w:num>
   <w:num w:numId="22" w16cid:durableId="1993098615">
-    <w:abstractNumId w:val="7"/>
+    <w:abstractNumId w:val="8"/>
   </w:num>
   <w:num w:numId="23" w16cid:durableId="930704092">
-    <w:abstractNumId w:val="36"/>
+    <w:abstractNumId w:val="41"/>
   </w:num>
   <w:num w:numId="24" w16cid:durableId="1828590431">
     <w:abstractNumId w:val="0"/>
@@ -24518,13 +27585,13 @@
     <w:abstractNumId w:val="1"/>
   </w:num>
   <w:num w:numId="26" w16cid:durableId="1609005537">
-    <w:abstractNumId w:val="17"/>
+    <w:abstractNumId w:val="21"/>
   </w:num>
   <w:num w:numId="27" w16cid:durableId="401678291">
-    <w:abstractNumId w:val="11"/>
+    <w:abstractNumId w:val="14"/>
   </w:num>
   <w:num w:numId="28" w16cid:durableId="612909079">
-    <w:abstractNumId w:val="34"/>
+    <w:abstractNumId w:val="39"/>
     <w:lvlOverride w:ilvl="0">
       <w:startOverride w:val="2"/>
     </w:lvlOverride>
@@ -24554,19 +27621,19 @@
     </w:lvlOverride>
   </w:num>
   <w:num w:numId="29" w16cid:durableId="1637567022">
-    <w:abstractNumId w:val="29"/>
+    <w:abstractNumId w:val="34"/>
   </w:num>
   <w:num w:numId="30" w16cid:durableId="560093919">
-    <w:abstractNumId w:val="9"/>
+    <w:abstractNumId w:val="11"/>
   </w:num>
   <w:num w:numId="31" w16cid:durableId="761031469">
-    <w:abstractNumId w:val="33"/>
+    <w:abstractNumId w:val="38"/>
   </w:num>
   <w:num w:numId="32" w16cid:durableId="1165900624">
-    <w:abstractNumId w:val="37"/>
+    <w:abstractNumId w:val="42"/>
   </w:num>
   <w:num w:numId="33" w16cid:durableId="1586257604">
-    <w:abstractNumId w:val="34"/>
+    <w:abstractNumId w:val="39"/>
     <w:lvlOverride w:ilvl="0">
       <w:startOverride w:val="2"/>
     </w:lvlOverride>
@@ -24596,43 +27663,127 @@
     </w:lvlOverride>
   </w:num>
   <w:num w:numId="34" w16cid:durableId="1579553894">
-    <w:abstractNumId w:val="14"/>
+    <w:abstractNumId w:val="17"/>
   </w:num>
   <w:num w:numId="35" w16cid:durableId="1745302407">
-    <w:abstractNumId w:val="15"/>
+    <w:abstractNumId w:val="19"/>
   </w:num>
   <w:num w:numId="36" w16cid:durableId="1736664179">
-    <w:abstractNumId w:val="30"/>
+    <w:abstractNumId w:val="35"/>
   </w:num>
   <w:num w:numId="37" w16cid:durableId="2122916667">
-    <w:abstractNumId w:val="35"/>
+    <w:abstractNumId w:val="40"/>
   </w:num>
   <w:num w:numId="38" w16cid:durableId="401177249">
-    <w:abstractNumId w:val="18"/>
+    <w:abstractNumId w:val="22"/>
   </w:num>
   <w:num w:numId="39" w16cid:durableId="35472822">
-    <w:abstractNumId w:val="34"/>
+    <w:abstractNumId w:val="39"/>
   </w:num>
   <w:num w:numId="40" w16cid:durableId="307901939">
-    <w:abstractNumId w:val="16"/>
+    <w:abstractNumId w:val="20"/>
   </w:num>
   <w:num w:numId="41" w16cid:durableId="1248995806">
-    <w:abstractNumId w:val="5"/>
+    <w:abstractNumId w:val="6"/>
   </w:num>
   <w:num w:numId="42" w16cid:durableId="329795083">
-    <w:abstractNumId w:val="26"/>
+    <w:abstractNumId w:val="31"/>
   </w:num>
   <w:num w:numId="43" w16cid:durableId="143471041">
-    <w:abstractNumId w:val="10"/>
+    <w:abstractNumId w:val="12"/>
   </w:num>
   <w:num w:numId="44" w16cid:durableId="558826212">
-    <w:abstractNumId w:val="8"/>
+    <w:abstractNumId w:val="9"/>
   </w:num>
   <w:num w:numId="45" w16cid:durableId="851534105">
-    <w:abstractNumId w:val="27"/>
+    <w:abstractNumId w:val="32"/>
   </w:num>
   <w:num w:numId="46" w16cid:durableId="638194716">
-    <w:abstractNumId w:val="20"/>
+    <w:abstractNumId w:val="25"/>
+  </w:num>
+  <w:num w:numId="47" w16cid:durableId="975912479">
+    <w:abstractNumId w:val="18"/>
+    <w:lvlOverride w:ilvl="0"/>
+    <w:lvlOverride w:ilvl="1"/>
+    <w:lvlOverride w:ilvl="2"/>
+    <w:lvlOverride w:ilvl="3"/>
+    <w:lvlOverride w:ilvl="4"/>
+    <w:lvlOverride w:ilvl="5"/>
+    <w:lvlOverride w:ilvl="6"/>
+    <w:lvlOverride w:ilvl="7"/>
+    <w:lvlOverride w:ilvl="8"/>
+  </w:num>
+  <w:num w:numId="48" w16cid:durableId="1567956423">
+    <w:abstractNumId w:val="43"/>
+    <w:lvlOverride w:ilvl="0"/>
+    <w:lvlOverride w:ilvl="1"/>
+    <w:lvlOverride w:ilvl="2"/>
+    <w:lvlOverride w:ilvl="3"/>
+    <w:lvlOverride w:ilvl="4"/>
+    <w:lvlOverride w:ilvl="5"/>
+    <w:lvlOverride w:ilvl="6"/>
+    <w:lvlOverride w:ilvl="7"/>
+    <w:lvlOverride w:ilvl="8"/>
+  </w:num>
+  <w:num w:numId="49" w16cid:durableId="2079550267">
+    <w:abstractNumId w:val="48"/>
+    <w:lvlOverride w:ilvl="0"/>
+    <w:lvlOverride w:ilvl="1"/>
+    <w:lvlOverride w:ilvl="2"/>
+    <w:lvlOverride w:ilvl="3"/>
+    <w:lvlOverride w:ilvl="4"/>
+    <w:lvlOverride w:ilvl="5"/>
+    <w:lvlOverride w:ilvl="6"/>
+    <w:lvlOverride w:ilvl="7"/>
+    <w:lvlOverride w:ilvl="8"/>
+  </w:num>
+  <w:num w:numId="50" w16cid:durableId="1594584730">
+    <w:abstractNumId w:val="24"/>
+    <w:lvlOverride w:ilvl="0"/>
+    <w:lvlOverride w:ilvl="1"/>
+    <w:lvlOverride w:ilvl="2"/>
+    <w:lvlOverride w:ilvl="3"/>
+    <w:lvlOverride w:ilvl="4"/>
+    <w:lvlOverride w:ilvl="5"/>
+    <w:lvlOverride w:ilvl="6"/>
+    <w:lvlOverride w:ilvl="7"/>
+    <w:lvlOverride w:ilvl="8"/>
+  </w:num>
+  <w:num w:numId="51" w16cid:durableId="1392650222">
+    <w:abstractNumId w:val="3"/>
+    <w:lvlOverride w:ilvl="0"/>
+    <w:lvlOverride w:ilvl="1"/>
+    <w:lvlOverride w:ilvl="2"/>
+    <w:lvlOverride w:ilvl="3"/>
+    <w:lvlOverride w:ilvl="4"/>
+    <w:lvlOverride w:ilvl="5"/>
+    <w:lvlOverride w:ilvl="6"/>
+    <w:lvlOverride w:ilvl="7"/>
+    <w:lvlOverride w:ilvl="8"/>
+  </w:num>
+  <w:num w:numId="52" w16cid:durableId="1523981195">
+    <w:abstractNumId w:val="13"/>
+    <w:lvlOverride w:ilvl="0"/>
+    <w:lvlOverride w:ilvl="1"/>
+    <w:lvlOverride w:ilvl="2"/>
+    <w:lvlOverride w:ilvl="3"/>
+    <w:lvlOverride w:ilvl="4"/>
+    <w:lvlOverride w:ilvl="5"/>
+    <w:lvlOverride w:ilvl="6"/>
+    <w:lvlOverride w:ilvl="7"/>
+    <w:lvlOverride w:ilvl="8"/>
+  </w:num>
+  <w:num w:numId="53" w16cid:durableId="1107307859">
+    <w:abstractNumId w:val="10"/>
+    <w:lvlOverride w:ilvl="0"/>
+    <w:lvlOverride w:ilvl="1"/>
+    <w:lvlOverride w:ilvl="2"/>
+    <w:lvlOverride w:ilvl="3"/>
+    <w:lvlOverride w:ilvl="4"/>
+    <w:lvlOverride w:ilvl="5"/>
+    <w:lvlOverride w:ilvl="6"/>
+    <w:lvlOverride w:ilvl="7"/>
+    <w:lvlOverride w:ilvl="8"/>
   </w:num>
 </w:numbering>
 </file>
@@ -25295,7 +28446,6 @@
   <w:style w:type="character" w:default="1" w:styleId="DefaultParagraphFont">
     <w:name w:val="Default Paragraph Font"/>
     <w:uiPriority w:val="1"/>
-    <w:semiHidden/>
     <w:unhideWhenUsed/>
   </w:style>
   <w:style w:type="table" w:default="1" w:styleId="TableNormal">
@@ -26469,6 +29619,110 @@
 </file>
 
 <file path=customXml/item1.xml><?xml version="1.0" encoding="utf-8"?>
+<b:Sources xmlns:b="http://schemas.openxmlformats.org/officeDocument/2006/bibliography" xmlns="http://schemas.openxmlformats.org/officeDocument/2006/bibliography" SelectedStyle="\APASixthEditionOfficeOnline.xsl" StyleName="APA" Version="6">
+  <b:Source>
+    <b:Tag>Hub20</b:Tag>
+    <b:SourceType>Book</b:SourceType>
+    <b:Guid>{311EF955-AD55-4374-8FB0-E32F32312E42}</b:Guid>
+    <b:Author>
+      <b:Author>
+        <b:NameList>
+          <b:Person>
+            <b:Last>Huber</b:Last>
+            <b:First>Anton</b:First>
+          </b:Person>
+        </b:NameList>
+      </b:Author>
+    </b:Author>
+    <b:Title>Geburtstagsplanung</b:Title>
+    <b:Year>2020</b:Year>
+    <b:RefOrder>2</b:RefOrder>
+  </b:Source>
+  <b:Source>
+    <b:Tag>Krä21</b:Tag>
+    <b:SourceType>InternetSite</b:SourceType>
+    <b:Guid>{45205317-F83F-45D0-A710-3EBC4B0B40C0}</b:Guid>
+    <b:Title>Kräfteparallelogramm</b:Title>
+    <b:InternetSiteTitle>Wikipedia</b:InternetSiteTitle>
+    <b:Year>2021</b:Year>
+    <b:Month>10</b:Month>
+    <b:Day>31</b:Day>
+    <b:URL>https://de.wikipedia.org/wiki/Kräfteparallelogramm</b:URL>
+    <b:RefOrder>4</b:RefOrder>
+  </b:Source>
+  <b:Source>
+    <b:Tag>Kra22</b:Tag>
+    <b:SourceType>Misc</b:SourceType>
+    <b:Guid>{9898A059-6220-45E6-A169-3265F6F89882}</b:Guid>
+    <b:Title>INFI-Mitschrift 5. Klasse</b:Title>
+    <b:Year>2022</b:Year>
+    <b:Month>6</b:Month>
+    <b:Day>1</b:Day>
+    <b:Author>
+      <b:Author>
+        <b:NameList>
+          <b:Person>
+            <b:Last>Krajsek-Pilz</b:Last>
+            <b:First>Jürgen</b:First>
+          </b:Person>
+        </b:NameList>
+      </b:Author>
+    </b:Author>
+    <b:RefOrder>3</b:RefOrder>
+  </b:Source>
+  <b:Source>
+    <b:Tag>Unt23</b:Tag>
+    <b:SourceType>InternetSite</b:SourceType>
+    <b:Guid>{A0CC50F5-D8A8-4532-BB87-DBE51725F0A1}</b:Guid>
+    <b:Title>Unternehmensseite Fa. Forster</b:Title>
+    <b:YearAccessed>2023</b:YearAccessed>
+    <b:URL>www.forster.at/history.html</b:URL>
+    <b:InternetSiteTitle>Geschichte der Fa. Forster</b:InternetSiteTitle>
+    <b:RefOrder>5</b:RefOrder>
+  </b:Source>
+  <b:Source>
+    <b:Tag>Kra</b:Tag>
+    <b:SourceType>InternetSite</b:SourceType>
+    <b:Guid>{FADF93EE-FCC7-45BB-BB22-69131ECBCBAB}</b:Guid>
+    <b:Title>Artikel zu Wälzlager</b:Title>
+    <b:InternetSiteTitle>Wikipedia</b:InternetSiteTitle>
+    <b:URL>wikepedia.com/de/Wälzlager.html</b:URL>
+    <b:Author>
+      <b:Author>
+        <b:NameList>
+          <b:Person>
+            <b:Last>Krajsek</b:Last>
+            <b:First>Jürgen</b:First>
+          </b:Person>
+        </b:NameList>
+      </b:Author>
+    </b:Author>
+    <b:RefOrder>1</b:RefOrder>
+  </b:Source>
+</b:Sources>
+</file>
+
+<file path=customXml/item2.xml><?xml version="1.0" encoding="utf-8"?>
+<?mso-contentType ?>
+<FormTemplates xmlns="http://schemas.microsoft.com/sharepoint/v3/contenttype/forms">
+  <Display>DocumentLibraryForm</Display>
+  <Edit>DocumentLibraryForm</Edit>
+  <New>DocumentLibraryForm</New>
+</FormTemplates>
+</file>
+
+<file path=customXml/item3.xml><?xml version="1.0" encoding="utf-8"?>
+<p:properties xmlns:p="http://schemas.microsoft.com/office/2006/metadata/properties" xmlns:xsi="http://www.w3.org/2001/XMLSchema-instance" xmlns:pc="http://schemas.microsoft.com/office/infopath/2007/PartnerControls">
+  <documentManagement>
+    <lcf76f155ced4ddcb4097134ff3c332f xmlns="becce21f-4543-4ee3-84d8-746b4cf7c34b">
+      <Terms xmlns="http://schemas.microsoft.com/office/infopath/2007/PartnerControls"/>
+    </lcf76f155ced4ddcb4097134ff3c332f>
+    <TaxCatchAll xmlns="33483e06-99ee-4919-8fc9-f487e9b68a5e" xsi:nil="true"/>
+  </documentManagement>
+</p:properties>
+</file>
+
+<file path=customXml/item4.xml><?xml version="1.0" encoding="utf-8"?>
 <ct:contentTypeSchema xmlns:ct="http://schemas.microsoft.com/office/2006/metadata/contentType" xmlns:ma="http://schemas.microsoft.com/office/2006/metadata/properties/metaAttributes" ct:_="" ma:_="" ma:contentTypeName="Dokument" ma:contentTypeID="0x010100A8F5BF947EC0D341A1881746B7B9D304" ma:contentTypeVersion="11" ma:contentTypeDescription="Ein neues Dokument erstellen." ma:contentTypeScope="" ma:versionID="b8a3b616b9fa3a06cdeb17f67f7dc9eb">
   <xsd:schema xmlns:xsd="http://www.w3.org/2001/XMLSchema" xmlns:xs="http://www.w3.org/2001/XMLSchema" xmlns:p="http://schemas.microsoft.com/office/2006/metadata/properties" xmlns:ns2="becce21f-4543-4ee3-84d8-746b4cf7c34b" xmlns:ns3="33483e06-99ee-4919-8fc9-f487e9b68a5e" targetNamespace="http://schemas.microsoft.com/office/2006/metadata/properties" ma:root="true" ma:fieldsID="e91b5f85bd71485d9c2eb44e51a236b9" ns2:_="" ns3:_="">
     <xsd:import namespace="becce21f-4543-4ee3-84d8-746b4cf7c34b"/>
@@ -26663,111 +29917,34 @@
 </ct:contentTypeSchema>
 </file>
 
-<file path=customXml/item2.xml><?xml version="1.0" encoding="utf-8"?>
-<p:properties xmlns:p="http://schemas.microsoft.com/office/2006/metadata/properties" xmlns:xsi="http://www.w3.org/2001/XMLSchema-instance" xmlns:pc="http://schemas.microsoft.com/office/infopath/2007/PartnerControls">
-  <documentManagement>
-    <lcf76f155ced4ddcb4097134ff3c332f xmlns="becce21f-4543-4ee3-84d8-746b4cf7c34b">
-      <Terms xmlns="http://schemas.microsoft.com/office/infopath/2007/PartnerControls"/>
-    </lcf76f155ced4ddcb4097134ff3c332f>
-    <TaxCatchAll xmlns="33483e06-99ee-4919-8fc9-f487e9b68a5e" xsi:nil="true"/>
-  </documentManagement>
-</p:properties>
+<file path=customXml/itemProps1.xml><?xml version="1.0" encoding="utf-8"?>
+<ds:datastoreItem xmlns:ds="http://schemas.openxmlformats.org/officeDocument/2006/customXml" ds:itemID="{83BDC9B3-361D-48CA-A145-9ABBAC96B98D}">
+  <ds:schemaRefs>
+    <ds:schemaRef ds:uri="http://schemas.openxmlformats.org/officeDocument/2006/bibliography"/>
+  </ds:schemaRefs>
+</ds:datastoreItem>
 </file>
 
-<file path=customXml/item3.xml><?xml version="1.0" encoding="utf-8"?>
-<b:Sources xmlns:b="http://schemas.openxmlformats.org/officeDocument/2006/bibliography" xmlns="http://schemas.openxmlformats.org/officeDocument/2006/bibliography" SelectedStyle="\APASixthEditionOfficeOnline.xsl" StyleName="APA" Version="6">
-  <b:Source>
-    <b:Tag>Hub20</b:Tag>
-    <b:SourceType>Book</b:SourceType>
-    <b:Guid>{311EF955-AD55-4374-8FB0-E32F32312E42}</b:Guid>
-    <b:Author>
-      <b:Author>
-        <b:NameList>
-          <b:Person>
-            <b:Last>Huber</b:Last>
-            <b:First>Anton</b:First>
-          </b:Person>
-        </b:NameList>
-      </b:Author>
-    </b:Author>
-    <b:Title>Geburtstagsplanung</b:Title>
-    <b:Year>2020</b:Year>
-    <b:RefOrder>2</b:RefOrder>
-  </b:Source>
-  <b:Source>
-    <b:Tag>Krä21</b:Tag>
-    <b:SourceType>InternetSite</b:SourceType>
-    <b:Guid>{45205317-F83F-45D0-A710-3EBC4B0B40C0}</b:Guid>
-    <b:Title>Kräfteparallelogramm</b:Title>
-    <b:InternetSiteTitle>Wikipedia</b:InternetSiteTitle>
-    <b:Year>2021</b:Year>
-    <b:Month>10</b:Month>
-    <b:Day>31</b:Day>
-    <b:URL>https://de.wikipedia.org/wiki/Kräfteparallelogramm</b:URL>
-    <b:RefOrder>4</b:RefOrder>
-  </b:Source>
-  <b:Source>
-    <b:Tag>Kra22</b:Tag>
-    <b:SourceType>Misc</b:SourceType>
-    <b:Guid>{9898A059-6220-45E6-A169-3265F6F89882}</b:Guid>
-    <b:Title>INFI-Mitschrift 5. Klasse</b:Title>
-    <b:Year>2022</b:Year>
-    <b:Month>6</b:Month>
-    <b:Day>1</b:Day>
-    <b:Author>
-      <b:Author>
-        <b:NameList>
-          <b:Person>
-            <b:Last>Krajsek-Pilz</b:Last>
-            <b:First>Jürgen</b:First>
-          </b:Person>
-        </b:NameList>
-      </b:Author>
-    </b:Author>
-    <b:RefOrder>3</b:RefOrder>
-  </b:Source>
-  <b:Source>
-    <b:Tag>Unt23</b:Tag>
-    <b:SourceType>InternetSite</b:SourceType>
-    <b:Guid>{A0CC50F5-D8A8-4532-BB87-DBE51725F0A1}</b:Guid>
-    <b:Title>Unternehmensseite Fa. Forster</b:Title>
-    <b:YearAccessed>2023</b:YearAccessed>
-    <b:URL>www.forster.at/history.html</b:URL>
-    <b:InternetSiteTitle>Geschichte der Fa. Forster</b:InternetSiteTitle>
-    <b:RefOrder>5</b:RefOrder>
-  </b:Source>
-  <b:Source>
-    <b:Tag>Kra</b:Tag>
-    <b:SourceType>InternetSite</b:SourceType>
-    <b:Guid>{FADF93EE-FCC7-45BB-BB22-69131ECBCBAB}</b:Guid>
-    <b:Title>Artikel zu Wälzlager</b:Title>
-    <b:InternetSiteTitle>Wikipedia</b:InternetSiteTitle>
-    <b:URL>wikepedia.com/de/Wälzlager.html</b:URL>
-    <b:Author>
-      <b:Author>
-        <b:NameList>
-          <b:Person>
-            <b:Last>Krajsek</b:Last>
-            <b:First>Jürgen</b:First>
-          </b:Person>
-        </b:NameList>
-      </b:Author>
-    </b:Author>
-    <b:RefOrder>1</b:RefOrder>
-  </b:Source>
-</b:Sources>
+<file path=customXml/itemProps2.xml><?xml version="1.0" encoding="utf-8"?>
+<ds:datastoreItem xmlns:ds="http://schemas.openxmlformats.org/officeDocument/2006/customXml" ds:itemID="{E8816930-ADFD-4DC6-9639-98C941E432BA}">
+  <ds:schemaRefs>
+    <ds:schemaRef ds:uri="http://schemas.microsoft.com/sharepoint/v3/contenttype/forms"/>
+  </ds:schemaRefs>
+</ds:datastoreItem>
 </file>
 
-<file path=customXml/item4.xml><?xml version="1.0" encoding="utf-8"?>
-<?mso-contentType ?>
-<FormTemplates xmlns="http://schemas.microsoft.com/sharepoint/v3/contenttype/forms">
-  <Display>DocumentLibraryForm</Display>
-  <Edit>DocumentLibraryForm</Edit>
-  <New>DocumentLibraryForm</New>
-</FormTemplates>
+<file path=customXml/itemProps3.xml><?xml version="1.0" encoding="utf-8"?>
+<ds:datastoreItem xmlns:ds="http://schemas.openxmlformats.org/officeDocument/2006/customXml" ds:itemID="{ED18521F-FED6-435D-90C9-092167F29ABF}">
+  <ds:schemaRefs>
+    <ds:schemaRef ds:uri="http://schemas.microsoft.com/office/2006/metadata/properties"/>
+    <ds:schemaRef ds:uri="http://schemas.microsoft.com/office/infopath/2007/PartnerControls"/>
+    <ds:schemaRef ds:uri="becce21f-4543-4ee3-84d8-746b4cf7c34b"/>
+    <ds:schemaRef ds:uri="33483e06-99ee-4919-8fc9-f487e9b68a5e"/>
+  </ds:schemaRefs>
+</ds:datastoreItem>
 </file>
 
-<file path=customXml/itemProps1.xml><?xml version="1.0" encoding="utf-8"?>
+<file path=customXml/itemProps4.xml><?xml version="1.0" encoding="utf-8"?>
 <ds:datastoreItem xmlns:ds="http://schemas.openxmlformats.org/officeDocument/2006/customXml" ds:itemID="{D1E948E3-A0AD-4F13-86CF-3182E09FE137}">
   <ds:schemaRefs>
     <ds:schemaRef ds:uri="http://schemas.microsoft.com/office/2006/metadata/contentType"/>
@@ -26784,31 +29961,4 @@
     <ds:schemaRef ds:uri="http://schemas.microsoft.com/internal/obd"/>
   </ds:schemaRefs>
 </ds:datastoreItem>
-</file>
-
-<file path=customXml/itemProps2.xml><?xml version="1.0" encoding="utf-8"?>
-<ds:datastoreItem xmlns:ds="http://schemas.openxmlformats.org/officeDocument/2006/customXml" ds:itemID="{ED18521F-FED6-435D-90C9-092167F29ABF}">
-  <ds:schemaRefs>
-    <ds:schemaRef ds:uri="http://schemas.microsoft.com/office/2006/metadata/properties"/>
-    <ds:schemaRef ds:uri="http://schemas.microsoft.com/office/infopath/2007/PartnerControls"/>
-    <ds:schemaRef ds:uri="becce21f-4543-4ee3-84d8-746b4cf7c34b"/>
-    <ds:schemaRef ds:uri="33483e06-99ee-4919-8fc9-f487e9b68a5e"/>
-  </ds:schemaRefs>
-</ds:datastoreItem>
-</file>
-
-<file path=customXml/itemProps3.xml><?xml version="1.0" encoding="utf-8"?>
-<ds:datastoreItem xmlns:ds="http://schemas.openxmlformats.org/officeDocument/2006/customXml" ds:itemID="{83BDC9B3-361D-48CA-A145-9ABBAC96B98D}">
-  <ds:schemaRefs>
-    <ds:schemaRef ds:uri="http://schemas.openxmlformats.org/officeDocument/2006/bibliography"/>
-  </ds:schemaRefs>
-</ds:datastoreItem>
-</file>
-
-<file path=customXml/itemProps4.xml><?xml version="1.0" encoding="utf-8"?>
-<ds:datastoreItem xmlns:ds="http://schemas.openxmlformats.org/officeDocument/2006/customXml" ds:itemID="{E8816930-ADFD-4DC6-9639-98C941E432BA}">
-  <ds:schemaRefs>
-    <ds:schemaRef ds:uri="http://schemas.microsoft.com/sharepoint/v3/contenttype/forms"/>
-  </ds:schemaRefs>
-</ds:datastoreItem>
 </file>